--- a/rapport-contenu1.docx
+++ b/rapport-contenu1.docx
@@ -166,7 +166,6 @@
                                 </w:rPr>
                                 <w:t xml:space="preserve"> </w:t>
                               </w:r>
-                              <w:proofErr w:type="spellStart"/>
                               <w:r>
                                 <w:rPr>
                                   <w:rFonts w:ascii="Times New Roman" w:hAnsi="Times New Roman" w:cs="Times New Roman"/>
@@ -178,7 +177,6 @@
                                 <w:t>Laquintinie</w:t>
                               </w:r>
                             </w:ins>
-                            <w:proofErr w:type="spellEnd"/>
                           </w:p>
                           <w:p>
                             <w:pPr>
@@ -311,7 +309,6 @@
                           </w:rPr>
                           <w:t xml:space="preserve"> </w:t>
                         </w:r>
-                        <w:proofErr w:type="spellStart"/>
                         <w:r>
                           <w:rPr>
                             <w:rFonts w:ascii="Times New Roman" w:hAnsi="Times New Roman" w:cs="Times New Roman"/>
@@ -323,7 +320,6 @@
                           <w:t>Laquintinie</w:t>
                         </w:r>
                       </w:ins>
-                      <w:proofErr w:type="spellEnd"/>
                     </w:p>
                     <w:p>
                       <w:pPr>
@@ -370,16 +366,7 @@
           <w:b/>
           <w:bCs/>
         </w:rPr>
-        <w:t>……</w:t>
-      </w:r>
-      <w:proofErr w:type="gramStart"/>
-      <w:r>
-        <w:rPr>
-          <w:rFonts w:ascii="Times New Roman" w:hAnsi="Times New Roman" w:cs="Times New Roman"/>
-          <w:b/>
-          <w:bCs/>
-        </w:rPr>
-        <w:t>…….…</w:t>
+        <w:t>………….…</w:t>
       </w:r>
       <w:r>
         <w:rPr>
@@ -395,16 +382,7 @@
           <w:b/>
           <w:bCs/>
         </w:rPr>
-        <w:t>…</w:t>
-      </w:r>
-      <w:proofErr w:type="gramEnd"/>
-      <w:r>
-        <w:rPr>
-          <w:rFonts w:ascii="Times New Roman" w:hAnsi="Times New Roman" w:cs="Times New Roman"/>
-          <w:b/>
-          <w:bCs/>
-        </w:rPr>
-        <w:t>... III</w:t>
+        <w:t>…... III</w:t>
       </w:r>
     </w:p>
     <w:p>
@@ -422,25 +400,7 @@
           <w:b/>
           <w:bCs/>
         </w:rPr>
-        <w:t>REMERCIEMENTS……………………………………………………………</w:t>
-      </w:r>
-      <w:proofErr w:type="gramStart"/>
-      <w:r>
-        <w:rPr>
-          <w:rFonts w:ascii="Times New Roman" w:hAnsi="Times New Roman" w:cs="Times New Roman"/>
-          <w:b/>
-          <w:bCs/>
-        </w:rPr>
-        <w:t>…….</w:t>
-      </w:r>
-      <w:proofErr w:type="gramEnd"/>
-      <w:r>
-        <w:rPr>
-          <w:rFonts w:ascii="Times New Roman" w:hAnsi="Times New Roman" w:cs="Times New Roman"/>
-          <w:b/>
-          <w:bCs/>
-        </w:rPr>
-        <w:t>.……… IV</w:t>
+        <w:t>REMERCIEMENTS…………………………………………………………………..……… IV</w:t>
       </w:r>
     </w:p>
     <w:p>
@@ -459,33 +419,15 @@
           <w:b/>
           <w:bCs/>
         </w:rPr>
-        <w:t>RESUME………………………………………………………………………………</w:t>
-      </w:r>
-      <w:proofErr w:type="gramStart"/>
-      <w:r>
-        <w:rPr>
-          <w:rFonts w:ascii="Times New Roman" w:hAnsi="Times New Roman" w:cs="Times New Roman"/>
-          <w:b/>
-          <w:bCs/>
-        </w:rPr>
-        <w:t>……</w:t>
-      </w:r>
-      <w:r>
-        <w:rPr>
-          <w:rFonts w:ascii="Times New Roman" w:hAnsi="Times New Roman" w:cs="Times New Roman"/>
-          <w:b/>
-          <w:bCs/>
-        </w:rPr>
-        <w:t>.</w:t>
-      </w:r>
-      <w:proofErr w:type="gramEnd"/>
-      <w:r>
-        <w:rPr>
-          <w:rFonts w:ascii="Times New Roman" w:hAnsi="Times New Roman" w:cs="Times New Roman"/>
-          <w:b/>
-          <w:bCs/>
-        </w:rPr>
-        <w:t>.</w:t>
+        <w:t>RESUME……………………………………………………………………………………</w:t>
+      </w:r>
+      <w:r>
+        <w:rPr>
+          <w:rFonts w:ascii="Times New Roman" w:hAnsi="Times New Roman" w:cs="Times New Roman"/>
+          <w:b/>
+          <w:bCs/>
+        </w:rPr>
+        <w:t>..</w:t>
       </w:r>
       <w:r>
         <w:rPr>
@@ -555,25 +497,7 @@
           <w:b/>
           <w:bCs/>
         </w:rPr>
-        <w:t xml:space="preserve"> FIGURES…………………………………………………………………</w:t>
-      </w:r>
-      <w:proofErr w:type="gramStart"/>
-      <w:r>
-        <w:rPr>
-          <w:rFonts w:ascii="Times New Roman" w:hAnsi="Times New Roman" w:cs="Times New Roman"/>
-          <w:b/>
-          <w:bCs/>
-        </w:rPr>
-        <w:t>…….</w:t>
-      </w:r>
-      <w:proofErr w:type="gramEnd"/>
-      <w:r>
-        <w:rPr>
-          <w:rFonts w:ascii="Times New Roman" w:hAnsi="Times New Roman" w:cs="Times New Roman"/>
-          <w:b/>
-          <w:bCs/>
-        </w:rPr>
-        <w:t>.VII</w:t>
+        <w:t xml:space="preserve"> FIGURES………………………………………………………………………..VII</w:t>
       </w:r>
     </w:p>
     <w:p>
@@ -600,16 +524,7 @@
           <w:b/>
           <w:bCs/>
         </w:rPr>
-        <w:t>……………………………………………………</w:t>
-      </w:r>
-      <w:proofErr w:type="gramStart"/>
-      <w:r>
-        <w:rPr>
-          <w:rFonts w:ascii="Times New Roman" w:hAnsi="Times New Roman" w:cs="Times New Roman"/>
-          <w:b/>
-          <w:bCs/>
-        </w:rPr>
-        <w:t>……</w:t>
+        <w:t>…………………………………………………………</w:t>
       </w:r>
       <w:r>
         <w:rPr>
@@ -619,7 +534,6 @@
         </w:rPr>
         <w:t>.</w:t>
       </w:r>
-      <w:proofErr w:type="gramEnd"/>
       <w:r>
         <w:rPr>
           <w:rFonts w:ascii="Times New Roman" w:hAnsi="Times New Roman" w:cs="Times New Roman"/>
@@ -677,18 +591,7 @@
           <w:sz w:val="22"/>
           <w:szCs w:val="22"/>
         </w:rPr>
-        <w:t xml:space="preserve"> </w:t>
-      </w:r>
-      <w:proofErr w:type="gramStart"/>
-      <w:r>
-        <w:rPr>
-          <w:rFonts w:ascii="Times New Roman" w:hAnsi="Times New Roman" w:cs="Times New Roman"/>
-          <w:b/>
-          <w:bCs/>
-          <w:sz w:val="22"/>
-          <w:szCs w:val="22"/>
-        </w:rPr>
-        <w:t>STAGE</w:t>
+        <w:t xml:space="preserve"> STAGE</w:t>
       </w:r>
       <w:r>
         <w:rPr>
@@ -704,16 +607,7 @@
           <w:b/>
           <w:bCs/>
         </w:rPr>
-        <w:t>.</w:t>
-      </w:r>
-      <w:proofErr w:type="gramEnd"/>
-      <w:r>
-        <w:rPr>
-          <w:rFonts w:ascii="Times New Roman" w:hAnsi="Times New Roman" w:cs="Times New Roman"/>
-          <w:b/>
-          <w:bCs/>
-        </w:rPr>
-        <w:t>.</w:t>
+        <w:t>..</w:t>
       </w:r>
       <w:r>
         <w:rPr>
@@ -822,16 +716,7 @@
           <w:b/>
           <w:bCs/>
         </w:rPr>
-        <w:t>……………</w:t>
-      </w:r>
-      <w:proofErr w:type="gramStart"/>
-      <w:r>
-        <w:rPr>
-          <w:rFonts w:ascii="Times New Roman" w:hAnsi="Times New Roman" w:cs="Times New Roman"/>
-          <w:b/>
-          <w:bCs/>
-        </w:rPr>
-        <w:t>…</w:t>
+        <w:t>………………</w:t>
       </w:r>
       <w:r>
         <w:rPr>
@@ -847,16 +732,7 @@
           <w:b/>
           <w:bCs/>
         </w:rPr>
-        <w:t>..</w:t>
-      </w:r>
-      <w:proofErr w:type="gramEnd"/>
-      <w:r>
-        <w:rPr>
-          <w:rFonts w:ascii="Times New Roman" w:hAnsi="Times New Roman" w:cs="Times New Roman"/>
-          <w:b/>
-          <w:bCs/>
-        </w:rPr>
-        <w:t>. 2</w:t>
+        <w:t>... 2</w:t>
       </w:r>
     </w:p>
     <w:p>
@@ -887,16 +763,7 @@
           <w:b/>
           <w:bCs/>
         </w:rPr>
-        <w:t>DE L’HOPITAL LAQUINTINIE………………………………</w:t>
-      </w:r>
-      <w:proofErr w:type="gramStart"/>
-      <w:r>
-        <w:rPr>
-          <w:rFonts w:ascii="Times New Roman" w:hAnsi="Times New Roman" w:cs="Times New Roman"/>
-          <w:b/>
-          <w:bCs/>
-        </w:rPr>
-        <w:t>…</w:t>
+        <w:t>DE L’HOPITAL LAQUINTINIE…………………………………</w:t>
       </w:r>
       <w:r>
         <w:rPr>
@@ -906,7 +773,6 @@
         </w:rPr>
         <w:t>….</w:t>
       </w:r>
-      <w:proofErr w:type="gramEnd"/>
       <w:r>
         <w:rPr>
           <w:rFonts w:ascii="Times New Roman" w:hAnsi="Times New Roman" w:cs="Times New Roman"/>
@@ -1024,16 +890,23 @@
           <w:b/>
           <w:bCs/>
         </w:rPr>
-        <w:t>……</w:t>
-      </w:r>
-      <w:proofErr w:type="gramStart"/>
-      <w:r>
-        <w:rPr>
-          <w:rFonts w:ascii="Times New Roman" w:hAnsi="Times New Roman" w:cs="Times New Roman"/>
-          <w:b/>
-          <w:bCs/>
-        </w:rPr>
-        <w:t>……</w:t>
+        <w:t>…………</w:t>
+      </w:r>
+      <w:r>
+        <w:rPr>
+          <w:rFonts w:ascii="Times New Roman" w:hAnsi="Times New Roman" w:cs="Times New Roman"/>
+          <w:b/>
+          <w:bCs/>
+        </w:rPr>
+        <w:t>..</w:t>
+      </w:r>
+      <w:r>
+        <w:rPr>
+          <w:rFonts w:ascii="Times New Roman" w:hAnsi="Times New Roman" w:cs="Times New Roman"/>
+          <w:b/>
+          <w:bCs/>
+        </w:rPr>
+        <w:t>…………………………………</w:t>
       </w:r>
       <w:r>
         <w:rPr>
@@ -1043,41 +916,6 @@
         </w:rPr>
         <w:t>.</w:t>
       </w:r>
-      <w:proofErr w:type="gramEnd"/>
-      <w:r>
-        <w:rPr>
-          <w:rFonts w:ascii="Times New Roman" w:hAnsi="Times New Roman" w:cs="Times New Roman"/>
-          <w:b/>
-          <w:bCs/>
-        </w:rPr>
-        <w:t>.</w:t>
-      </w:r>
-      <w:r>
-        <w:rPr>
-          <w:rFonts w:ascii="Times New Roman" w:hAnsi="Times New Roman" w:cs="Times New Roman"/>
-          <w:b/>
-          <w:bCs/>
-        </w:rPr>
-        <w:t>……………………………</w:t>
-      </w:r>
-      <w:proofErr w:type="gramStart"/>
-      <w:r>
-        <w:rPr>
-          <w:rFonts w:ascii="Times New Roman" w:hAnsi="Times New Roman" w:cs="Times New Roman"/>
-          <w:b/>
-          <w:bCs/>
-        </w:rPr>
-        <w:t>……</w:t>
-      </w:r>
-      <w:r>
-        <w:rPr>
-          <w:rFonts w:ascii="Times New Roman" w:hAnsi="Times New Roman" w:cs="Times New Roman"/>
-          <w:b/>
-          <w:bCs/>
-        </w:rPr>
-        <w:t>.</w:t>
-      </w:r>
-      <w:proofErr w:type="gramEnd"/>
       <w:r>
         <w:rPr>
           <w:rFonts w:ascii="Times New Roman" w:hAnsi="Times New Roman" w:cs="Times New Roman"/>
@@ -1147,59 +985,23 @@
           <w:b/>
           <w:bCs/>
         </w:rPr>
-        <w:t>L’ENTREPRISE…</w:t>
-      </w:r>
-      <w:proofErr w:type="gramStart"/>
-      <w:r>
-        <w:rPr>
-          <w:rFonts w:ascii="Times New Roman" w:hAnsi="Times New Roman" w:cs="Times New Roman"/>
-          <w:b/>
-          <w:bCs/>
-        </w:rPr>
-        <w:t>……</w:t>
-      </w:r>
-      <w:r>
-        <w:rPr>
-          <w:rFonts w:ascii="Times New Roman" w:hAnsi="Times New Roman" w:cs="Times New Roman"/>
-          <w:b/>
-          <w:bCs/>
-        </w:rPr>
-        <w:t>.</w:t>
-      </w:r>
-      <w:proofErr w:type="gramEnd"/>
-      <w:r>
-        <w:rPr>
-          <w:rFonts w:ascii="Times New Roman" w:hAnsi="Times New Roman" w:cs="Times New Roman"/>
-          <w:b/>
-          <w:bCs/>
-        </w:rPr>
-        <w:t>.</w:t>
-      </w:r>
-      <w:r>
-        <w:rPr>
-          <w:rFonts w:ascii="Times New Roman" w:hAnsi="Times New Roman" w:cs="Times New Roman"/>
-          <w:b/>
-          <w:bCs/>
-        </w:rPr>
-        <w:t>………………………</w:t>
-      </w:r>
-      <w:proofErr w:type="gramStart"/>
-      <w:r>
-        <w:rPr>
-          <w:rFonts w:ascii="Times New Roman" w:hAnsi="Times New Roman" w:cs="Times New Roman"/>
-          <w:b/>
-          <w:bCs/>
-        </w:rPr>
-        <w:t>…….</w:t>
-      </w:r>
-      <w:proofErr w:type="gramEnd"/>
-      <w:r>
-        <w:rPr>
-          <w:rFonts w:ascii="Times New Roman" w:hAnsi="Times New Roman" w:cs="Times New Roman"/>
-          <w:b/>
-          <w:bCs/>
-        </w:rPr>
-        <w:t xml:space="preserve">…. </w:t>
+        <w:t>L’ENTREPRISE………</w:t>
+      </w:r>
+      <w:r>
+        <w:rPr>
+          <w:rFonts w:ascii="Times New Roman" w:hAnsi="Times New Roman" w:cs="Times New Roman"/>
+          <w:b/>
+          <w:bCs/>
+        </w:rPr>
+        <w:t>..</w:t>
+      </w:r>
+      <w:r>
+        <w:rPr>
+          <w:rFonts w:ascii="Times New Roman" w:hAnsi="Times New Roman" w:cs="Times New Roman"/>
+          <w:b/>
+          <w:bCs/>
+        </w:rPr>
+        <w:t xml:space="preserve">…………………………….…. </w:t>
       </w:r>
       <w:r>
         <w:rPr>
@@ -1231,25 +1033,7 @@
           <w:b/>
           <w:bCs/>
         </w:rPr>
-        <w:t>DEROULEMENT DU STAGE……………………………………………………</w:t>
-      </w:r>
-      <w:proofErr w:type="gramStart"/>
-      <w:r>
-        <w:rPr>
-          <w:rFonts w:ascii="Times New Roman" w:hAnsi="Times New Roman" w:cs="Times New Roman"/>
-          <w:b/>
-          <w:bCs/>
-        </w:rPr>
-        <w:t>…….</w:t>
-      </w:r>
-      <w:proofErr w:type="gramEnd"/>
-      <w:r>
-        <w:rPr>
-          <w:rFonts w:ascii="Times New Roman" w:hAnsi="Times New Roman" w:cs="Times New Roman"/>
-          <w:b/>
-          <w:bCs/>
-        </w:rPr>
-        <w:t xml:space="preserve">. </w:t>
+        <w:t xml:space="preserve">DEROULEMENT DU STAGE………………………………………………………….. </w:t>
       </w:r>
       <w:r>
         <w:rPr>
@@ -1285,25 +1069,7 @@
           <w:b/>
           <w:bCs/>
         </w:rPr>
-        <w:t>……………………………………………</w:t>
-      </w:r>
-      <w:proofErr w:type="gramStart"/>
-      <w:r>
-        <w:rPr>
-          <w:rFonts w:ascii="Times New Roman" w:hAnsi="Times New Roman" w:cs="Times New Roman"/>
-          <w:b/>
-          <w:bCs/>
-        </w:rPr>
-        <w:t>…….…..</w:t>
-      </w:r>
-      <w:proofErr w:type="gramEnd"/>
-      <w:r>
-        <w:rPr>
-          <w:rFonts w:ascii="Times New Roman" w:hAnsi="Times New Roman" w:cs="Times New Roman"/>
-          <w:b/>
-          <w:bCs/>
-        </w:rPr>
-        <w:t xml:space="preserve"> </w:t>
+        <w:t xml:space="preserve">………………………………………………….….. </w:t>
       </w:r>
       <w:r>
         <w:rPr>
@@ -1349,7 +1115,6 @@
         </w:rPr>
         <w:t xml:space="preserve"> PENDANT LE STAGE</w:t>
       </w:r>
-      <w:proofErr w:type="gramStart"/>
       <w:r>
         <w:rPr>
           <w:rFonts w:ascii="Times New Roman" w:hAnsi="Times New Roman" w:cs="Times New Roman"/>
@@ -1364,42 +1129,15 @@
           <w:b/>
           <w:bCs/>
         </w:rPr>
-        <w:t>.</w:t>
-      </w:r>
-      <w:proofErr w:type="gramEnd"/>
-      <w:r>
-        <w:rPr>
-          <w:rFonts w:ascii="Times New Roman" w:hAnsi="Times New Roman" w:cs="Times New Roman"/>
-          <w:b/>
-          <w:bCs/>
-        </w:rPr>
-        <w:t>.</w:t>
-      </w:r>
-      <w:r>
-        <w:rPr>
-          <w:rFonts w:ascii="Times New Roman" w:hAnsi="Times New Roman" w:cs="Times New Roman"/>
-          <w:b/>
-          <w:bCs/>
-        </w:rPr>
-        <w:t>………………………</w:t>
-      </w:r>
-      <w:proofErr w:type="gramStart"/>
-      <w:r>
-        <w:rPr>
-          <w:rFonts w:ascii="Times New Roman" w:hAnsi="Times New Roman" w:cs="Times New Roman"/>
-          <w:b/>
-          <w:bCs/>
-        </w:rPr>
-        <w:t>…….</w:t>
-      </w:r>
-      <w:proofErr w:type="gramEnd"/>
-      <w:r>
-        <w:rPr>
-          <w:rFonts w:ascii="Times New Roman" w:hAnsi="Times New Roman" w:cs="Times New Roman"/>
-          <w:b/>
-          <w:bCs/>
-        </w:rPr>
-        <w:t>. 6</w:t>
+        <w:t>..</w:t>
+      </w:r>
+      <w:r>
+        <w:rPr>
+          <w:rFonts w:ascii="Times New Roman" w:hAnsi="Times New Roman" w:cs="Times New Roman"/>
+          <w:b/>
+          <w:bCs/>
+        </w:rPr>
+        <w:t>…………………………….. 6</w:t>
       </w:r>
     </w:p>
     <w:p>
@@ -1656,25 +1394,7 @@
           <w:b/>
           <w:bCs/>
         </w:rPr>
-        <w:t>………………………………………………</w:t>
-      </w:r>
-      <w:proofErr w:type="gramStart"/>
-      <w:r>
-        <w:rPr>
-          <w:rFonts w:ascii="Times New Roman" w:hAnsi="Times New Roman" w:cs="Times New Roman"/>
-          <w:b/>
-          <w:bCs/>
-        </w:rPr>
-        <w:t>…….</w:t>
-      </w:r>
-      <w:proofErr w:type="gramEnd"/>
-      <w:r>
-        <w:rPr>
-          <w:rFonts w:ascii="Times New Roman" w:hAnsi="Times New Roman" w:cs="Times New Roman"/>
-          <w:b/>
-          <w:bCs/>
-        </w:rPr>
-        <w:t>. 8</w:t>
+        <w:t>…………………………………………………….. 8</w:t>
       </w:r>
     </w:p>
     <w:p>
@@ -1705,16 +1425,7 @@
           <w:b/>
           <w:bCs/>
         </w:rPr>
-        <w:t>………………………………………………</w:t>
-      </w:r>
-      <w:proofErr w:type="gramStart"/>
-      <w:r>
-        <w:rPr>
-          <w:rFonts w:ascii="Times New Roman" w:hAnsi="Times New Roman" w:cs="Times New Roman"/>
-          <w:b/>
-          <w:bCs/>
-        </w:rPr>
-        <w:t>……</w:t>
+        <w:t>……………………………………………………</w:t>
       </w:r>
       <w:r>
         <w:rPr>
@@ -1724,7 +1435,6 @@
         </w:rPr>
         <w:t>.</w:t>
       </w:r>
-      <w:proofErr w:type="gramEnd"/>
       <w:r>
         <w:rPr>
           <w:rFonts w:ascii="Times New Roman" w:hAnsi="Times New Roman" w:cs="Times New Roman"/>
@@ -1825,16 +1535,7 @@
           <w:b/>
           <w:bCs/>
         </w:rPr>
-        <w:t>…………………………………………………</w:t>
-      </w:r>
-      <w:proofErr w:type="gramStart"/>
-      <w:r>
-        <w:rPr>
-          <w:rFonts w:ascii="Times New Roman" w:hAnsi="Times New Roman" w:cs="Times New Roman"/>
-          <w:b/>
-          <w:bCs/>
-        </w:rPr>
-        <w:t>….</w:t>
+        <w:t>…………………………………………………….</w:t>
       </w:r>
       <w:r>
         <w:rPr>
@@ -1850,16 +1551,7 @@
           <w:b/>
           <w:bCs/>
         </w:rPr>
-        <w:t>.</w:t>
-      </w:r>
-      <w:proofErr w:type="gramEnd"/>
-      <w:r>
-        <w:rPr>
-          <w:rFonts w:ascii="Times New Roman" w:hAnsi="Times New Roman" w:cs="Times New Roman"/>
-          <w:b/>
-          <w:bCs/>
-        </w:rPr>
-        <w:t>. 10</w:t>
+        <w:t>.. 10</w:t>
       </w:r>
     </w:p>
     <w:p>
@@ -1882,16 +1574,7 @@
           <w:b/>
           <w:bCs/>
         </w:rPr>
-        <w:t>SPECIFICATIONS FONCTIONNELLES………</w:t>
-      </w:r>
-      <w:proofErr w:type="gramStart"/>
-      <w:r>
-        <w:rPr>
-          <w:rFonts w:ascii="Times New Roman" w:hAnsi="Times New Roman" w:cs="Times New Roman"/>
-          <w:b/>
-          <w:bCs/>
-        </w:rPr>
-        <w:t>……</w:t>
+        <w:t>SPECIFICATIONS FONCTIONNELLES……………</w:t>
       </w:r>
       <w:r>
         <w:rPr>
@@ -1901,7 +1584,6 @@
         </w:rPr>
         <w:t>.</w:t>
       </w:r>
-      <w:proofErr w:type="gramEnd"/>
       <w:r>
         <w:rPr>
           <w:rFonts w:ascii="Times New Roman" w:hAnsi="Times New Roman" w:cs="Times New Roman"/>
@@ -1931,33 +1613,15 @@
           <w:b/>
           <w:bCs/>
         </w:rPr>
-        <w:t>BESOINS FONCTIONNELS……………</w:t>
-      </w:r>
-      <w:proofErr w:type="gramStart"/>
-      <w:r>
-        <w:rPr>
-          <w:rFonts w:ascii="Times New Roman" w:hAnsi="Times New Roman" w:cs="Times New Roman"/>
-          <w:b/>
-          <w:bCs/>
-        </w:rPr>
-        <w:t>……</w:t>
-      </w:r>
-      <w:r>
-        <w:rPr>
-          <w:rFonts w:ascii="Times New Roman" w:hAnsi="Times New Roman" w:cs="Times New Roman"/>
-          <w:b/>
-          <w:bCs/>
-        </w:rPr>
-        <w:t>.</w:t>
-      </w:r>
-      <w:proofErr w:type="gramEnd"/>
-      <w:r>
-        <w:rPr>
-          <w:rFonts w:ascii="Times New Roman" w:hAnsi="Times New Roman" w:cs="Times New Roman"/>
-          <w:b/>
-          <w:bCs/>
-        </w:rPr>
-        <w:t>.</w:t>
+        <w:t>BESOINS FONCTIONNELS…………………</w:t>
+      </w:r>
+      <w:r>
+        <w:rPr>
+          <w:rFonts w:ascii="Times New Roman" w:hAnsi="Times New Roman" w:cs="Times New Roman"/>
+          <w:b/>
+          <w:bCs/>
+        </w:rPr>
+        <w:t>..</w:t>
       </w:r>
       <w:r>
         <w:rPr>
@@ -1997,33 +1661,15 @@
           <w:b/>
           <w:bCs/>
         </w:rPr>
-        <w:t>EXIGENCES NON FONCTIONNELLES</w:t>
-      </w:r>
-      <w:proofErr w:type="gramStart"/>
-      <w:r>
-        <w:rPr>
-          <w:rFonts w:ascii="Times New Roman" w:hAnsi="Times New Roman" w:cs="Times New Roman"/>
-          <w:b/>
-          <w:bCs/>
-        </w:rPr>
-        <w:t>……</w:t>
-      </w:r>
-      <w:r>
-        <w:rPr>
-          <w:rFonts w:ascii="Times New Roman" w:hAnsi="Times New Roman" w:cs="Times New Roman"/>
-          <w:b/>
-          <w:bCs/>
-        </w:rPr>
-        <w:t>.</w:t>
-      </w:r>
-      <w:proofErr w:type="gramEnd"/>
-      <w:r>
-        <w:rPr>
-          <w:rFonts w:ascii="Times New Roman" w:hAnsi="Times New Roman" w:cs="Times New Roman"/>
-          <w:b/>
-          <w:bCs/>
-        </w:rPr>
-        <w:t>.</w:t>
+        <w:t>EXIGENCES NON FONCTIONNELLES……</w:t>
+      </w:r>
+      <w:r>
+        <w:rPr>
+          <w:rFonts w:ascii="Times New Roman" w:hAnsi="Times New Roman" w:cs="Times New Roman"/>
+          <w:b/>
+          <w:bCs/>
+        </w:rPr>
+        <w:t>..</w:t>
       </w:r>
       <w:r>
         <w:rPr>
@@ -2066,25 +1712,7 @@
           <w:b/>
           <w:bCs/>
         </w:rPr>
-        <w:t>…………………………………………………………</w:t>
-      </w:r>
-      <w:proofErr w:type="gramStart"/>
-      <w:r>
-        <w:rPr>
-          <w:rFonts w:ascii="Times New Roman" w:hAnsi="Times New Roman" w:cs="Times New Roman"/>
-          <w:b/>
-          <w:bCs/>
-        </w:rPr>
-        <w:t>…….…..</w:t>
-      </w:r>
-      <w:proofErr w:type="gramEnd"/>
-      <w:r>
-        <w:rPr>
-          <w:rFonts w:ascii="Times New Roman" w:hAnsi="Times New Roman" w:cs="Times New Roman"/>
-          <w:b/>
-          <w:bCs/>
-        </w:rPr>
-        <w:t xml:space="preserve"> 11</w:t>
+        <w:t>……………………………………………………………….….. 11</w:t>
       </w:r>
     </w:p>
     <w:p>
@@ -2112,43 +1740,7 @@
           <w:b/>
           <w:bCs/>
         </w:rPr>
-        <w:t>PLANIFICATION PREVISIONNELLE…………………</w:t>
-      </w:r>
-      <w:proofErr w:type="gramStart"/>
-      <w:r>
-        <w:rPr>
-          <w:rFonts w:ascii="Times New Roman" w:hAnsi="Times New Roman" w:cs="Times New Roman"/>
-          <w:b/>
-          <w:bCs/>
-        </w:rPr>
-        <w:t>…….</w:t>
-      </w:r>
-      <w:proofErr w:type="gramEnd"/>
-      <w:r>
-        <w:rPr>
-          <w:rFonts w:ascii="Times New Roman" w:hAnsi="Times New Roman" w:cs="Times New Roman"/>
-          <w:b/>
-          <w:bCs/>
-        </w:rPr>
-        <w:t>…………</w:t>
-      </w:r>
-      <w:proofErr w:type="gramStart"/>
-      <w:r>
-        <w:rPr>
-          <w:rFonts w:ascii="Times New Roman" w:hAnsi="Times New Roman" w:cs="Times New Roman"/>
-          <w:b/>
-          <w:bCs/>
-        </w:rPr>
-        <w:t>…….</w:t>
-      </w:r>
-      <w:proofErr w:type="gramEnd"/>
-      <w:r>
-        <w:rPr>
-          <w:rFonts w:ascii="Times New Roman" w:hAnsi="Times New Roman" w:cs="Times New Roman"/>
-          <w:b/>
-          <w:bCs/>
-        </w:rPr>
-        <w:t>. 12</w:t>
+        <w:t>PLANIFICATION PREVISIONNELLE……………………….……………….. 12</w:t>
       </w:r>
     </w:p>
     <w:p>
@@ -2175,16 +1767,7 @@
           <w:b/>
           <w:bCs/>
         </w:rPr>
-        <w:t xml:space="preserve">LIVRABLES </w:t>
-      </w:r>
-      <w:proofErr w:type="gramStart"/>
-      <w:r>
-        <w:rPr>
-          <w:rFonts w:ascii="Times New Roman" w:hAnsi="Times New Roman" w:cs="Times New Roman"/>
-          <w:b/>
-          <w:bCs/>
-        </w:rPr>
-        <w:t>ATTENDU</w:t>
+        <w:t>LIVRABLES ATTENDU</w:t>
       </w:r>
       <w:r>
         <w:rPr>
@@ -2194,7 +1777,6 @@
         </w:rPr>
         <w:t>S..</w:t>
       </w:r>
-      <w:proofErr w:type="gramEnd"/>
       <w:r>
         <w:rPr>
           <w:rFonts w:ascii="Times New Roman" w:hAnsi="Times New Roman" w:cs="Times New Roman"/>
@@ -2296,25 +1878,7 @@
           <w:b/>
           <w:bCs/>
         </w:rPr>
-        <w:t>………………………………………………</w:t>
-      </w:r>
-      <w:proofErr w:type="gramStart"/>
-      <w:r>
-        <w:rPr>
-          <w:rFonts w:ascii="Times New Roman" w:hAnsi="Times New Roman" w:cs="Times New Roman"/>
-          <w:b/>
-          <w:bCs/>
-        </w:rPr>
-        <w:t>…….</w:t>
-      </w:r>
-      <w:proofErr w:type="gramEnd"/>
-      <w:r>
-        <w:rPr>
-          <w:rFonts w:ascii="Times New Roman" w:hAnsi="Times New Roman" w:cs="Times New Roman"/>
-          <w:b/>
-          <w:bCs/>
-        </w:rPr>
-        <w:t>.……... 13</w:t>
+        <w:t>……………………………………………………..……... 13</w:t>
       </w:r>
     </w:p>
     <w:p>
@@ -2332,25 +1896,7 @@
           <w:b/>
           <w:bCs/>
         </w:rPr>
-        <w:t>2.2 CONCEPTION DE LA BASE DE DONNEES……………………………</w:t>
-      </w:r>
-      <w:proofErr w:type="gramStart"/>
-      <w:r>
-        <w:rPr>
-          <w:rFonts w:ascii="Times New Roman" w:hAnsi="Times New Roman" w:cs="Times New Roman"/>
-          <w:b/>
-          <w:bCs/>
-        </w:rPr>
-        <w:t>…….</w:t>
-      </w:r>
-      <w:proofErr w:type="gramEnd"/>
-      <w:r>
-        <w:rPr>
-          <w:rFonts w:ascii="Times New Roman" w:hAnsi="Times New Roman" w:cs="Times New Roman"/>
-          <w:b/>
-          <w:bCs/>
-        </w:rPr>
-        <w:t>. 13</w:t>
+        <w:t>2.2 CONCEPTION DE LA BASE DE DONNEES………………………………….. 13</w:t>
       </w:r>
     </w:p>
     <w:p>
@@ -2368,25 +1914,7 @@
           <w:bCs/>
         </w:rPr>
         <w:tab/>
-        <w:t xml:space="preserve">      2.2.1 DICTIONNAIRE DE DONNEES…………………………</w:t>
-      </w:r>
-      <w:proofErr w:type="gramStart"/>
-      <w:r>
-        <w:rPr>
-          <w:rFonts w:ascii="Times New Roman" w:hAnsi="Times New Roman" w:cs="Times New Roman"/>
-          <w:b/>
-          <w:bCs/>
-        </w:rPr>
-        <w:t>…….</w:t>
-      </w:r>
-      <w:proofErr w:type="gramEnd"/>
-      <w:r>
-        <w:rPr>
-          <w:rFonts w:ascii="Times New Roman" w:hAnsi="Times New Roman" w:cs="Times New Roman"/>
-          <w:b/>
-          <w:bCs/>
-        </w:rPr>
-        <w:t>…………. 13</w:t>
+        <w:t xml:space="preserve">      2.2.1 DICTIONNAIRE DE DONNEES……………………………….…………. 13</w:t>
       </w:r>
     </w:p>
     <w:p>
@@ -2816,21 +2344,9 @@
                                   <w:sz w:val="28"/>
                                   <w:szCs w:val="28"/>
                                 </w:rPr>
-                                <w:t xml:space="preserve">l’hôpital </w:t>
-                              </w:r>
-                              <w:proofErr w:type="spellStart"/>
-                              <w:r>
-                                <w:rPr>
-                                  <w:rFonts w:ascii="Times New Roman" w:hAnsi="Times New Roman" w:cs="Times New Roman"/>
-                                  <w:b/>
-                                  <w:bCs/>
-                                  <w:sz w:val="28"/>
-                                  <w:szCs w:val="28"/>
-                                </w:rPr>
-                                <w:t>Laquintinie</w:t>
+                                <w:t>l’hôpital Laquintinie</w:t>
                               </w:r>
                             </w:ins>
-                            <w:proofErr w:type="spellEnd"/>
                           </w:p>
                           <w:p>
                             <w:pPr>
@@ -2935,21 +2451,9 @@
                             <w:sz w:val="28"/>
                             <w:szCs w:val="28"/>
                           </w:rPr>
-                          <w:t xml:space="preserve">l’hôpital </w:t>
-                        </w:r>
-                        <w:proofErr w:type="spellStart"/>
-                        <w:r>
-                          <w:rPr>
-                            <w:rFonts w:ascii="Times New Roman" w:hAnsi="Times New Roman" w:cs="Times New Roman"/>
-                            <w:b/>
-                            <w:bCs/>
-                            <w:sz w:val="28"/>
-                            <w:szCs w:val="28"/>
-                          </w:rPr>
-                          <w:t>Laquintinie</w:t>
+                          <w:t>l’hôpital Laquintinie</w:t>
                         </w:r>
                       </w:ins>
-                      <w:proofErr w:type="spellEnd"/>
                     </w:p>
                     <w:p>
                       <w:pPr>
@@ -3831,7 +3335,6 @@
                                 <w:bCs/>
                               </w:rPr>
                             </w:pPr>
-                            <w:proofErr w:type="gramStart"/>
                             <w:ins w:id="10" w:author="THERICH Prince" w:date="2026-02-17T16:21:00Z" w16du:dateUtc="2026-02-17T15:21:00Z">
                               <w:r>
                                 <w:rPr>
@@ -3841,32 +3344,9 @@
                                   <w:sz w:val="28"/>
                                   <w:szCs w:val="28"/>
                                 </w:rPr>
-                                <w:t>l’hôpital</w:t>
-                              </w:r>
-                              <w:proofErr w:type="gramEnd"/>
-                              <w:r>
-                                <w:rPr>
-                                  <w:rFonts w:ascii="Times New Roman" w:hAnsi="Times New Roman" w:cs="Times New Roman"/>
-                                  <w:b/>
-                                  <w:bCs/>
-                                  <w:sz w:val="28"/>
-                                  <w:szCs w:val="28"/>
-                                </w:rPr>
-                                <w:t xml:space="preserve"> </w:t>
-                              </w:r>
-                              <w:proofErr w:type="spellStart"/>
-                              <w:r>
-                                <w:rPr>
-                                  <w:rFonts w:ascii="Times New Roman" w:hAnsi="Times New Roman" w:cs="Times New Roman"/>
-                                  <w:b/>
-                                  <w:bCs/>
-                                  <w:sz w:val="28"/>
-                                  <w:szCs w:val="28"/>
-                                </w:rPr>
-                                <w:t>Laquintinie</w:t>
+                                <w:t>l’hôpital Laquintinie</w:t>
                               </w:r>
                             </w:ins>
-                            <w:proofErr w:type="spellEnd"/>
                           </w:p>
                           <w:p>
                             <w:pPr>
@@ -3963,7 +3443,6 @@
                           <w:bCs/>
                         </w:rPr>
                       </w:pPr>
-                      <w:proofErr w:type="gramStart"/>
                       <w:ins w:id="13" w:author="THERICH Prince" w:date="2026-02-17T16:21:00Z" w16du:dateUtc="2026-02-17T15:21:00Z">
                         <w:r>
                           <w:rPr>
@@ -3973,32 +3452,9 @@
                             <w:sz w:val="28"/>
                             <w:szCs w:val="28"/>
                           </w:rPr>
-                          <w:t>l’hôpital</w:t>
-                        </w:r>
-                        <w:proofErr w:type="gramEnd"/>
-                        <w:r>
-                          <w:rPr>
-                            <w:rFonts w:ascii="Times New Roman" w:hAnsi="Times New Roman" w:cs="Times New Roman"/>
-                            <w:b/>
-                            <w:bCs/>
-                            <w:sz w:val="28"/>
-                            <w:szCs w:val="28"/>
-                          </w:rPr>
-                          <w:t xml:space="preserve"> </w:t>
-                        </w:r>
-                        <w:proofErr w:type="spellStart"/>
-                        <w:r>
-                          <w:rPr>
-                            <w:rFonts w:ascii="Times New Roman" w:hAnsi="Times New Roman" w:cs="Times New Roman"/>
-                            <w:b/>
-                            <w:bCs/>
-                            <w:sz w:val="28"/>
-                            <w:szCs w:val="28"/>
-                          </w:rPr>
-                          <w:t>Laquintinie</w:t>
+                          <w:t>l’hôpital Laquintinie</w:t>
                         </w:r>
                       </w:ins>
-                      <w:proofErr w:type="spellEnd"/>
                     </w:p>
                     <w:p>
                       <w:pPr>
@@ -4776,21 +4232,9 @@
                                   <w:sz w:val="28"/>
                                   <w:szCs w:val="28"/>
                                 </w:rPr>
-                                <w:t xml:space="preserve">l’hôpital </w:t>
-                              </w:r>
-                              <w:proofErr w:type="spellStart"/>
-                              <w:r>
-                                <w:rPr>
-                                  <w:rFonts w:ascii="Times New Roman" w:hAnsi="Times New Roman" w:cs="Times New Roman"/>
-                                  <w:b/>
-                                  <w:bCs/>
-                                  <w:sz w:val="28"/>
-                                  <w:szCs w:val="28"/>
-                                </w:rPr>
-                                <w:t>Laquintinie</w:t>
+                                <w:t>l’hôpital Laquintinie</w:t>
                               </w:r>
                             </w:ins>
-                            <w:proofErr w:type="spellEnd"/>
                           </w:p>
                           <w:p>
                             <w:pPr>
@@ -4895,21 +4339,9 @@
                             <w:sz w:val="28"/>
                             <w:szCs w:val="28"/>
                           </w:rPr>
-                          <w:t xml:space="preserve">l’hôpital </w:t>
-                        </w:r>
-                        <w:proofErr w:type="spellStart"/>
-                        <w:r>
-                          <w:rPr>
-                            <w:rFonts w:ascii="Times New Roman" w:hAnsi="Times New Roman" w:cs="Times New Roman"/>
-                            <w:b/>
-                            <w:bCs/>
-                            <w:sz w:val="28"/>
-                            <w:szCs w:val="28"/>
-                          </w:rPr>
-                          <w:t>Laquintinie</w:t>
+                          <w:t>l’hôpital Laquintinie</w:t>
                         </w:r>
                       </w:ins>
-                      <w:proofErr w:type="spellEnd"/>
                     </w:p>
                     <w:p>
                       <w:pPr>
@@ -5272,25 +4704,7 @@
           <w:sz w:val="28"/>
           <w:szCs w:val="28"/>
         </w:rPr>
-        <w:t xml:space="preserve">directrice de l’hôpital </w:t>
-      </w:r>
-      <w:proofErr w:type="spellStart"/>
-      <w:r>
-        <w:rPr>
-          <w:rFonts w:ascii="Times New Roman" w:hAnsi="Times New Roman" w:cs="Times New Roman"/>
-          <w:sz w:val="28"/>
-          <w:szCs w:val="28"/>
-        </w:rPr>
-        <w:t>Laquintinie</w:t>
-      </w:r>
-      <w:proofErr w:type="spellEnd"/>
-      <w:r>
-        <w:rPr>
-          <w:rFonts w:ascii="Times New Roman" w:hAnsi="Times New Roman" w:cs="Times New Roman"/>
-          <w:sz w:val="28"/>
-          <w:szCs w:val="28"/>
-        </w:rPr>
-        <w:t xml:space="preserve"> de Douala, qui m’a accueilli au sein de son établissement.</w:t>
+        <w:t>directrice de l’hôpital Laquintinie de Douala, qui m’a accueilli au sein de son établissement.</w:t>
       </w:r>
     </w:p>
     <w:p>
@@ -5375,27 +4789,7 @@
           <w:sz w:val="28"/>
           <w:szCs w:val="28"/>
         </w:rPr>
-        <w:t xml:space="preserve"> de l’hôpital </w:t>
-      </w:r>
-      <w:proofErr w:type="spellStart"/>
-      <w:r>
-        <w:rPr>
-          <w:rFonts w:ascii="Times New Roman" w:hAnsi="Times New Roman" w:cs="Times New Roman"/>
-          <w:b/>
-          <w:sz w:val="28"/>
-          <w:szCs w:val="28"/>
-        </w:rPr>
-        <w:t>Laquintinie</w:t>
-      </w:r>
-      <w:proofErr w:type="spellEnd"/>
-      <w:r>
-        <w:rPr>
-          <w:rFonts w:ascii="Times New Roman" w:hAnsi="Times New Roman" w:cs="Times New Roman"/>
-          <w:b/>
-          <w:sz w:val="28"/>
-          <w:szCs w:val="28"/>
-        </w:rPr>
-        <w:t xml:space="preserve"> de Douala pour leur chaleureux accueil, leur considération et leur aide précieuse : particulièrement </w:t>
+        <w:t> de l’hôpital Laquintinie de Douala pour leur chaleureux accueil, leur considération et leur aide précieuse : particulièrement </w:t>
       </w:r>
       <w:r>
         <w:rPr>
@@ -5958,21 +5352,9 @@
                                   <w:sz w:val="28"/>
                                   <w:szCs w:val="28"/>
                                 </w:rPr>
-                                <w:t xml:space="preserve">l’hôpital </w:t>
-                              </w:r>
-                              <w:proofErr w:type="spellStart"/>
-                              <w:r>
-                                <w:rPr>
-                                  <w:rFonts w:ascii="Times New Roman" w:hAnsi="Times New Roman" w:cs="Times New Roman"/>
-                                  <w:b/>
-                                  <w:bCs/>
-                                  <w:sz w:val="28"/>
-                                  <w:szCs w:val="28"/>
-                                </w:rPr>
-                                <w:t>Laquintinie</w:t>
+                                <w:t>l’hôpital Laquintinie</w:t>
                               </w:r>
                             </w:ins>
-                            <w:proofErr w:type="spellEnd"/>
                           </w:p>
                           <w:p>
                             <w:pPr>
@@ -6077,21 +5459,9 @@
                             <w:sz w:val="28"/>
                             <w:szCs w:val="28"/>
                           </w:rPr>
-                          <w:t xml:space="preserve">l’hôpital </w:t>
-                        </w:r>
-                        <w:proofErr w:type="spellStart"/>
-                        <w:r>
-                          <w:rPr>
-                            <w:rFonts w:ascii="Times New Roman" w:hAnsi="Times New Roman" w:cs="Times New Roman"/>
-                            <w:b/>
-                            <w:bCs/>
-                            <w:sz w:val="28"/>
-                            <w:szCs w:val="28"/>
-                          </w:rPr>
-                          <w:t>Laquintinie</w:t>
+                          <w:t>l’hôpital Laquintinie</w:t>
                         </w:r>
                       </w:ins>
-                      <w:proofErr w:type="spellEnd"/>
                     </w:p>
                     <w:p>
                       <w:pPr>
@@ -6164,20 +5534,8 @@
           <w:sz w:val="28"/>
           <w:szCs w:val="28"/>
         </w:rPr>
-        <w:t xml:space="preserve">l’hôpital </w:t>
-      </w:r>
-      <w:proofErr w:type="spellStart"/>
-      <w:r>
-        <w:rPr>
-          <w:rFonts w:ascii="Times New Roman" w:hAnsi="Times New Roman" w:cs="Times New Roman"/>
-          <w:b/>
-          <w:bCs/>
-          <w:sz w:val="28"/>
-          <w:szCs w:val="28"/>
-        </w:rPr>
-        <w:t>Laquintinie</w:t>
-      </w:r>
-      <w:proofErr w:type="spellEnd"/>
+        <w:t>l’hôpital Laquintinie</w:t>
+      </w:r>
       <w:r>
         <w:rPr>
           <w:rFonts w:ascii="Times New Roman" w:hAnsi="Times New Roman" w:cs="Times New Roman"/>
@@ -6321,20 +5679,8 @@
           <w:sz w:val="28"/>
           <w:szCs w:val="28"/>
         </w:rPr>
-        <w:t xml:space="preserve"> l’hôpital </w:t>
-      </w:r>
-      <w:proofErr w:type="spellStart"/>
-      <w:r>
-        <w:rPr>
-          <w:rFonts w:ascii="Times New Roman" w:hAnsi="Times New Roman" w:cs="Times New Roman"/>
-          <w:b/>
-          <w:bCs/>
-          <w:sz w:val="28"/>
-          <w:szCs w:val="28"/>
-        </w:rPr>
-        <w:t>Laquintinie</w:t>
-      </w:r>
-      <w:proofErr w:type="spellEnd"/>
+        <w:t xml:space="preserve"> l’hôpital Laquintinie</w:t>
+      </w:r>
       <w:r>
         <w:rPr>
           <w:rFonts w:ascii="Times New Roman" w:hAnsi="Times New Roman" w:cs="Times New Roman"/>
@@ -7002,7 +6348,6 @@
                                 <w:bCs/>
                               </w:rPr>
                             </w:pPr>
-                            <w:proofErr w:type="gramStart"/>
                             <w:ins w:id="24" w:author="THERICH Prince" w:date="2026-02-17T16:21:00Z" w16du:dateUtc="2026-02-17T15:21:00Z">
                               <w:r>
                                 <w:rPr>
@@ -7012,32 +6357,9 @@
                                   <w:sz w:val="28"/>
                                   <w:szCs w:val="28"/>
                                 </w:rPr>
-                                <w:t>l’hôpital</w:t>
-                              </w:r>
-                              <w:proofErr w:type="gramEnd"/>
-                              <w:r>
-                                <w:rPr>
-                                  <w:rFonts w:ascii="Times New Roman" w:hAnsi="Times New Roman" w:cs="Times New Roman"/>
-                                  <w:b/>
-                                  <w:bCs/>
-                                  <w:sz w:val="28"/>
-                                  <w:szCs w:val="28"/>
-                                </w:rPr>
-                                <w:t xml:space="preserve"> </w:t>
-                              </w:r>
-                              <w:proofErr w:type="spellStart"/>
-                              <w:r>
-                                <w:rPr>
-                                  <w:rFonts w:ascii="Times New Roman" w:hAnsi="Times New Roman" w:cs="Times New Roman"/>
-                                  <w:b/>
-                                  <w:bCs/>
-                                  <w:sz w:val="28"/>
-                                  <w:szCs w:val="28"/>
-                                </w:rPr>
-                                <w:t>Laquintinie</w:t>
+                                <w:t>l’hôpital Laquintinie</w:t>
                               </w:r>
                             </w:ins>
-                            <w:proofErr w:type="spellEnd"/>
                           </w:p>
                           <w:p>
                             <w:pPr>
@@ -7134,7 +6456,6 @@
                           <w:bCs/>
                         </w:rPr>
                       </w:pPr>
-                      <w:proofErr w:type="gramStart"/>
                       <w:ins w:id="27" w:author="THERICH Prince" w:date="2026-02-17T16:21:00Z" w16du:dateUtc="2026-02-17T15:21:00Z">
                         <w:r>
                           <w:rPr>
@@ -7144,32 +6465,9 @@
                             <w:sz w:val="28"/>
                             <w:szCs w:val="28"/>
                           </w:rPr>
-                          <w:t>l’hôpital</w:t>
-                        </w:r>
-                        <w:proofErr w:type="gramEnd"/>
-                        <w:r>
-                          <w:rPr>
-                            <w:rFonts w:ascii="Times New Roman" w:hAnsi="Times New Roman" w:cs="Times New Roman"/>
-                            <w:b/>
-                            <w:bCs/>
-                            <w:sz w:val="28"/>
-                            <w:szCs w:val="28"/>
-                          </w:rPr>
-                          <w:t xml:space="preserve"> </w:t>
-                        </w:r>
-                        <w:proofErr w:type="spellStart"/>
-                        <w:r>
-                          <w:rPr>
-                            <w:rFonts w:ascii="Times New Roman" w:hAnsi="Times New Roman" w:cs="Times New Roman"/>
-                            <w:b/>
-                            <w:bCs/>
-                            <w:sz w:val="28"/>
-                            <w:szCs w:val="28"/>
-                          </w:rPr>
-                          <w:t>Laquintinie</w:t>
+                          <w:t>l’hôpital Laquintinie</w:t>
                         </w:r>
                       </w:ins>
-                      <w:proofErr w:type="spellEnd"/>
                     </w:p>
                     <w:p>
                       <w:pPr>
@@ -7247,7 +6545,6 @@
         </w:rPr>
         <w:t xml:space="preserve">This document was written following my two-month academic internship carried out at </w:t>
       </w:r>
-      <w:proofErr w:type="spellStart"/>
       <w:r>
         <w:rPr>
           <w:rFonts w:ascii="Times New Roman" w:hAnsi="Times New Roman" w:cs="Times New Roman"/>
@@ -7268,7 +6565,6 @@
         </w:rPr>
         <w:t>aquintinie</w:t>
       </w:r>
-      <w:proofErr w:type="spellEnd"/>
       <w:r>
         <w:rPr>
           <w:rFonts w:ascii="Times New Roman" w:hAnsi="Times New Roman" w:cs="Times New Roman"/>
@@ -7318,7 +6614,6 @@
         </w:rPr>
         <w:t xml:space="preserve">the implementation of a web-based application for the management and monitoring of hospital pharmacy stock: the case of </w:t>
       </w:r>
-      <w:proofErr w:type="spellStart"/>
       <w:r>
         <w:rPr>
           <w:rFonts w:ascii="Times New Roman" w:hAnsi="Times New Roman" w:cs="Times New Roman"/>
@@ -7339,7 +6634,6 @@
         </w:rPr>
         <w:t>aquintinie</w:t>
       </w:r>
-      <w:proofErr w:type="spellEnd"/>
       <w:r>
         <w:rPr>
           <w:rFonts w:ascii="Times New Roman" w:hAnsi="Times New Roman" w:cs="Times New Roman"/>
@@ -8053,21 +7347,9 @@
                                   <w:sz w:val="28"/>
                                   <w:szCs w:val="28"/>
                                 </w:rPr>
-                                <w:t xml:space="preserve">l’hôpital </w:t>
-                              </w:r>
-                              <w:proofErr w:type="spellStart"/>
-                              <w:r>
-                                <w:rPr>
-                                  <w:rFonts w:ascii="Times New Roman" w:hAnsi="Times New Roman" w:cs="Times New Roman"/>
-                                  <w:b/>
-                                  <w:bCs/>
-                                  <w:sz w:val="28"/>
-                                  <w:szCs w:val="28"/>
-                                </w:rPr>
-                                <w:t>Laquintinie</w:t>
+                                <w:t>l’hôpital Laquintinie</w:t>
                               </w:r>
                             </w:ins>
-                            <w:proofErr w:type="spellEnd"/>
                           </w:p>
                           <w:p>
                             <w:pPr>
@@ -8172,21 +7454,9 @@
                             <w:sz w:val="28"/>
                             <w:szCs w:val="28"/>
                           </w:rPr>
-                          <w:t xml:space="preserve">l’hôpital </w:t>
-                        </w:r>
-                        <w:proofErr w:type="spellStart"/>
-                        <w:r>
-                          <w:rPr>
-                            <w:rFonts w:ascii="Times New Roman" w:hAnsi="Times New Roman" w:cs="Times New Roman"/>
-                            <w:b/>
-                            <w:bCs/>
-                            <w:sz w:val="28"/>
-                            <w:szCs w:val="28"/>
-                          </w:rPr>
-                          <w:t>Laquintinie</w:t>
+                          <w:t>l’hôpital Laquintinie</w:t>
                         </w:r>
                       </w:ins>
-                      <w:proofErr w:type="spellEnd"/>
                     </w:p>
                     <w:p>
                       <w:pPr>
@@ -9026,21 +8296,9 @@
                                   <w:sz w:val="28"/>
                                   <w:szCs w:val="28"/>
                                 </w:rPr>
-                                <w:t xml:space="preserve">l’hôpital </w:t>
-                              </w:r>
-                              <w:proofErr w:type="spellStart"/>
-                              <w:r>
-                                <w:rPr>
-                                  <w:rFonts w:ascii="Times New Roman" w:hAnsi="Times New Roman" w:cs="Times New Roman"/>
-                                  <w:b/>
-                                  <w:bCs/>
-                                  <w:sz w:val="28"/>
-                                  <w:szCs w:val="28"/>
-                                </w:rPr>
-                                <w:t>Laquintinie</w:t>
+                                <w:t>l’hôpital Laquintinie</w:t>
                               </w:r>
                             </w:ins>
-                            <w:proofErr w:type="spellEnd"/>
                           </w:p>
                           <w:p>
                             <w:pPr>
@@ -9155,21 +8413,9 @@
                             <w:sz w:val="28"/>
                             <w:szCs w:val="28"/>
                           </w:rPr>
-                          <w:t xml:space="preserve">l’hôpital </w:t>
-                        </w:r>
-                        <w:proofErr w:type="spellStart"/>
-                        <w:r>
-                          <w:rPr>
-                            <w:rFonts w:ascii="Times New Roman" w:hAnsi="Times New Roman" w:cs="Times New Roman"/>
-                            <w:b/>
-                            <w:bCs/>
-                            <w:sz w:val="28"/>
-                            <w:szCs w:val="28"/>
-                          </w:rPr>
-                          <w:t>Laquintinie</w:t>
+                          <w:t>l’hôpital Laquintinie</w:t>
                         </w:r>
                       </w:ins>
-                      <w:proofErr w:type="spellEnd"/>
                     </w:p>
                     <w:p>
                       <w:pPr>
@@ -9293,25 +8539,7 @@
           <w:sz w:val="28"/>
           <w:szCs w:val="28"/>
         </w:rPr>
-        <w:t xml:space="preserve">l’hôpital </w:t>
-      </w:r>
-      <w:proofErr w:type="spellStart"/>
-      <w:r>
-        <w:rPr>
-          <w:rFonts w:ascii="Times New Roman" w:hAnsi="Times New Roman" w:cs="Times New Roman"/>
-          <w:sz w:val="28"/>
-          <w:szCs w:val="28"/>
-        </w:rPr>
-        <w:t>Laquintinie</w:t>
-      </w:r>
-      <w:proofErr w:type="spellEnd"/>
-      <w:r>
-        <w:rPr>
-          <w:rFonts w:ascii="Times New Roman" w:hAnsi="Times New Roman" w:cs="Times New Roman"/>
-          <w:sz w:val="28"/>
-          <w:szCs w:val="28"/>
-        </w:rPr>
-        <w:t xml:space="preserve"> </w:t>
+        <w:t xml:space="preserve">l’hôpital Laquintinie </w:t>
       </w:r>
       <w:r>
         <w:rPr>
@@ -9841,21 +9069,9 @@
                                   <w:sz w:val="28"/>
                                   <w:szCs w:val="28"/>
                                 </w:rPr>
-                                <w:t xml:space="preserve">l’hôpital </w:t>
-                              </w:r>
-                              <w:proofErr w:type="spellStart"/>
-                              <w:r>
-                                <w:rPr>
-                                  <w:rFonts w:ascii="Times New Roman" w:hAnsi="Times New Roman" w:cs="Times New Roman"/>
-                                  <w:b/>
-                                  <w:bCs/>
-                                  <w:sz w:val="28"/>
-                                  <w:szCs w:val="28"/>
-                                </w:rPr>
-                                <w:t>Laquintinie</w:t>
+                                <w:t>l’hôpital Laquintinie</w:t>
                               </w:r>
                             </w:ins>
-                            <w:proofErr w:type="spellEnd"/>
                           </w:p>
                           <w:p>
                             <w:pPr>
@@ -9957,21 +9173,9 @@
                             <w:sz w:val="28"/>
                             <w:szCs w:val="28"/>
                           </w:rPr>
-                          <w:t xml:space="preserve">l’hôpital </w:t>
-                        </w:r>
-                        <w:proofErr w:type="spellStart"/>
-                        <w:r>
-                          <w:rPr>
-                            <w:rFonts w:ascii="Times New Roman" w:hAnsi="Times New Roman" w:cs="Times New Roman"/>
-                            <w:b/>
-                            <w:bCs/>
-                            <w:sz w:val="28"/>
-                            <w:szCs w:val="28"/>
-                          </w:rPr>
-                          <w:t>Laquintinie</w:t>
+                          <w:t>l’hôpital Laquintinie</w:t>
                         </w:r>
                       </w:ins>
-                      <w:proofErr w:type="spellEnd"/>
                     </w:p>
                     <w:p>
                       <w:pPr>
@@ -10347,20 +9551,8 @@
           <w:sz w:val="28"/>
           <w:szCs w:val="28"/>
         </w:rPr>
-        <w:t xml:space="preserve">ôpital </w:t>
-      </w:r>
-      <w:proofErr w:type="spellStart"/>
-      <w:r>
-        <w:rPr>
-          <w:rFonts w:ascii="Times New Roman" w:hAnsi="Times New Roman" w:cs="Times New Roman"/>
-          <w:b/>
-          <w:bCs/>
-          <w:sz w:val="28"/>
-          <w:szCs w:val="28"/>
-        </w:rPr>
-        <w:t>Laquintinie</w:t>
-      </w:r>
-      <w:proofErr w:type="spellEnd"/>
+        <w:t>ôpital Laquintinie</w:t>
+      </w:r>
       <w:r>
         <w:rPr>
           <w:rFonts w:ascii="Times New Roman" w:hAnsi="Times New Roman" w:cs="Times New Roman"/>
@@ -10478,7 +9670,6 @@
         </w:rPr>
         <w:t xml:space="preserve">, avec un design pavillonnaire comportant des bâtiments isolés les unes des autres. En 1950, des extensions ont été ajoutées pour résoudre les besoins croissant de la population. Avec le temps, l’hôpital </w:t>
       </w:r>
-      <w:proofErr w:type="spellStart"/>
       <w:r>
         <w:rPr>
           <w:rFonts w:ascii="Times New Roman" w:hAnsi="Times New Roman" w:cs="Times New Roman"/>
@@ -10487,7 +9678,6 @@
         </w:rPr>
         <w:t>Laquintinie</w:t>
       </w:r>
-      <w:proofErr w:type="spellEnd"/>
       <w:r>
         <w:rPr>
           <w:rFonts w:ascii="Times New Roman" w:hAnsi="Times New Roman" w:cs="Times New Roman"/>
@@ -10590,16 +9780,7 @@
           <w:sz w:val="28"/>
           <w:szCs w:val="28"/>
         </w:rPr>
-        <w:t xml:space="preserve">Le Département de Chirurgie et discipline </w:t>
-      </w:r>
-      <w:proofErr w:type="gramStart"/>
-      <w:r>
-        <w:rPr>
-          <w:rFonts w:ascii="Times New Roman" w:hAnsi="Times New Roman" w:cs="Times New Roman"/>
-          <w:sz w:val="28"/>
-          <w:szCs w:val="28"/>
-        </w:rPr>
-        <w:t>affinitaires,</w:t>
+        <w:t>Le Département de Chirurgie et discipline affinitaires,</w:t>
       </w:r>
       <w:r>
         <w:rPr>
@@ -10609,7 +9790,6 @@
         </w:rPr>
         <w:t>..</w:t>
       </w:r>
-      <w:proofErr w:type="gramEnd"/>
     </w:p>
     <w:p>
       <w:pPr>
@@ -11126,20 +10306,8 @@
                                 <w:sz w:val="28"/>
                                 <w:szCs w:val="28"/>
                               </w:rPr>
-                              <w:t xml:space="preserve">l’hôpital </w:t>
+                              <w:t>l’hôpital Laquintinie</w:t>
                             </w:r>
-                            <w:proofErr w:type="spellStart"/>
-                            <w:r>
-                              <w:rPr>
-                                <w:rFonts w:ascii="Times New Roman" w:hAnsi="Times New Roman" w:cs="Times New Roman"/>
-                                <w:b/>
-                                <w:bCs/>
-                                <w:sz w:val="28"/>
-                                <w:szCs w:val="28"/>
-                              </w:rPr>
-                              <w:t>Laquintinie</w:t>
-                            </w:r>
-                            <w:proofErr w:type="spellEnd"/>
                           </w:p>
                           <w:p>
                             <w:pPr>
@@ -11231,20 +10399,8 @@
                           <w:sz w:val="28"/>
                           <w:szCs w:val="28"/>
                         </w:rPr>
-                        <w:t xml:space="preserve">l’hôpital </w:t>
+                        <w:t>l’hôpital Laquintinie</w:t>
                       </w:r>
-                      <w:proofErr w:type="spellStart"/>
-                      <w:r>
-                        <w:rPr>
-                          <w:rFonts w:ascii="Times New Roman" w:hAnsi="Times New Roman" w:cs="Times New Roman"/>
-                          <w:b/>
-                          <w:bCs/>
-                          <w:sz w:val="28"/>
-                          <w:szCs w:val="28"/>
-                        </w:rPr>
-                        <w:t>Laquintinie</w:t>
-                      </w:r>
-                      <w:proofErr w:type="spellEnd"/>
                     </w:p>
                     <w:p>
                       <w:pPr>
@@ -11277,7 +10433,6 @@
         </w:rPr>
         <w:t xml:space="preserve">Malgré son âge, l’hôpital </w:t>
       </w:r>
-      <w:proofErr w:type="spellStart"/>
       <w:r>
         <w:rPr>
           <w:rFonts w:ascii="Times New Roman" w:hAnsi="Times New Roman" w:cs="Times New Roman"/>
@@ -11286,7 +10441,6 @@
         </w:rPr>
         <w:t>Laquintinie</w:t>
       </w:r>
-      <w:proofErr w:type="spellEnd"/>
       <w:r>
         <w:rPr>
           <w:rFonts w:ascii="Times New Roman" w:hAnsi="Times New Roman" w:cs="Times New Roman"/>
@@ -11559,20 +10713,8 @@
           <w:sz w:val="28"/>
           <w:szCs w:val="28"/>
         </w:rPr>
-        <w:t xml:space="preserve">L’hôpital </w:t>
-      </w:r>
-      <w:proofErr w:type="spellStart"/>
-      <w:r>
-        <w:rPr>
-          <w:rFonts w:ascii="Times New Roman" w:hAnsi="Times New Roman" w:cs="Times New Roman"/>
-          <w:b/>
-          <w:bCs/>
-          <w:sz w:val="28"/>
-          <w:szCs w:val="28"/>
-        </w:rPr>
-        <w:t>Laquintinie</w:t>
-      </w:r>
-      <w:proofErr w:type="spellEnd"/>
+        <w:t>L’hôpital Laquintinie</w:t>
+      </w:r>
       <w:r>
         <w:rPr>
           <w:rFonts w:ascii="Times New Roman" w:hAnsi="Times New Roman" w:cs="Times New Roman"/>
@@ -11643,25 +10785,7 @@
           <w:sz w:val="28"/>
           <w:szCs w:val="28"/>
         </w:rPr>
-        <w:t xml:space="preserve">l’hôpital </w:t>
-      </w:r>
-      <w:proofErr w:type="spellStart"/>
-      <w:r>
-        <w:rPr>
-          <w:rFonts w:ascii="Times New Roman" w:hAnsi="Times New Roman" w:cs="Times New Roman"/>
-          <w:sz w:val="28"/>
-          <w:szCs w:val="28"/>
-        </w:rPr>
-        <w:t>Laquintinie</w:t>
-      </w:r>
-      <w:proofErr w:type="spellEnd"/>
-      <w:r>
-        <w:rPr>
-          <w:rFonts w:ascii="Times New Roman" w:hAnsi="Times New Roman" w:cs="Times New Roman"/>
-          <w:sz w:val="28"/>
-          <w:szCs w:val="28"/>
-        </w:rPr>
-        <w:t xml:space="preserve"> </w:t>
+        <w:t xml:space="preserve">l’hôpital Laquintinie </w:t>
       </w:r>
       <w:r>
         <w:rPr>
@@ -12352,20 +11476,8 @@
                                 <w:sz w:val="28"/>
                                 <w:szCs w:val="28"/>
                               </w:rPr>
-                              <w:t xml:space="preserve"> l’hôpital </w:t>
+                              <w:t xml:space="preserve"> l’hôpital Laquintinie</w:t>
                             </w:r>
-                            <w:proofErr w:type="spellStart"/>
-                            <w:r>
-                              <w:rPr>
-                                <w:rFonts w:ascii="Times New Roman" w:hAnsi="Times New Roman" w:cs="Times New Roman"/>
-                                <w:b/>
-                                <w:bCs/>
-                                <w:sz w:val="28"/>
-                                <w:szCs w:val="28"/>
-                              </w:rPr>
-                              <w:t>Laquintinie</w:t>
-                            </w:r>
-                            <w:proofErr w:type="spellEnd"/>
                           </w:p>
                           <w:p>
                             <w:pPr>
@@ -12454,20 +11566,8 @@
                           <w:sz w:val="28"/>
                           <w:szCs w:val="28"/>
                         </w:rPr>
-                        <w:t xml:space="preserve"> l’hôpital </w:t>
+                        <w:t xml:space="preserve"> l’hôpital Laquintinie</w:t>
                       </w:r>
-                      <w:proofErr w:type="spellStart"/>
-                      <w:r>
-                        <w:rPr>
-                          <w:rFonts w:ascii="Times New Roman" w:hAnsi="Times New Roman" w:cs="Times New Roman"/>
-                          <w:b/>
-                          <w:bCs/>
-                          <w:sz w:val="28"/>
-                          <w:szCs w:val="28"/>
-                        </w:rPr>
-                        <w:t>Laquintinie</w:t>
-                      </w:r>
-                      <w:proofErr w:type="spellEnd"/>
                     </w:p>
                     <w:p>
                       <w:pPr>
@@ -12687,7 +11787,6 @@
         </w:rPr>
         <w:t xml:space="preserve"> est l'une des composantes les plus importantes de l'hôpital </w:t>
       </w:r>
-      <w:proofErr w:type="spellStart"/>
       <w:r>
         <w:rPr>
           <w:rFonts w:ascii="Times New Roman" w:hAnsi="Times New Roman" w:cs="Times New Roman"/>
@@ -12696,7 +11795,6 @@
         </w:rPr>
         <w:t>Laquintinie</w:t>
       </w:r>
-      <w:proofErr w:type="spellEnd"/>
       <w:r>
         <w:rPr>
           <w:rFonts w:ascii="Times New Roman" w:hAnsi="Times New Roman" w:cs="Times New Roman"/>
@@ -14076,7 +13174,6 @@
         <w:tab/>
         <w:t xml:space="preserve">Ma présence à l’hôpital </w:t>
       </w:r>
-      <w:proofErr w:type="spellStart"/>
       <w:r>
         <w:rPr>
           <w:rFonts w:ascii="Times New Roman" w:hAnsi="Times New Roman" w:cs="Times New Roman"/>
@@ -14085,7 +13182,6 @@
         </w:rPr>
         <w:t>Laquintinie</w:t>
       </w:r>
-      <w:proofErr w:type="spellEnd"/>
       <w:r>
         <w:rPr>
           <w:rFonts w:ascii="Times New Roman" w:hAnsi="Times New Roman" w:cs="Times New Roman"/>
@@ -14134,25 +13230,7 @@
           <w:sz w:val="28"/>
           <w:szCs w:val="28"/>
         </w:rPr>
-        <w:t xml:space="preserve"> premières semaines, nous avons découvert les services de l'hôpital et appris des compétences en maintenance informatique (tels que les différents composants d’une unité centrale, le </w:t>
-      </w:r>
-      <w:proofErr w:type="spellStart"/>
-      <w:r>
-        <w:rPr>
-          <w:rFonts w:ascii="Times New Roman" w:hAnsi="Times New Roman" w:cs="Times New Roman"/>
-          <w:sz w:val="28"/>
-          <w:szCs w:val="28"/>
-        </w:rPr>
-        <w:t>bootage</w:t>
-      </w:r>
-      <w:proofErr w:type="spellEnd"/>
-      <w:r>
-        <w:rPr>
-          <w:rFonts w:ascii="Times New Roman" w:hAnsi="Times New Roman" w:cs="Times New Roman"/>
-          <w:sz w:val="28"/>
-          <w:szCs w:val="28"/>
-        </w:rPr>
-        <w:t xml:space="preserve"> d’une clé USB, </w:t>
+        <w:t xml:space="preserve"> premières semaines, nous avons découvert les services de l'hôpital et appris des compétences en maintenance informatique (tels que les différents composants d’une unité centrale, le bootage d’une clé USB, </w:t>
       </w:r>
       <w:r>
         <w:rPr>
@@ -14184,25 +13262,7 @@
           <w:sz w:val="28"/>
           <w:szCs w:val="28"/>
         </w:rPr>
-        <w:t xml:space="preserve"> réseau informatique (l’utilisation de Cisco </w:t>
-      </w:r>
-      <w:proofErr w:type="spellStart"/>
-      <w:r>
-        <w:rPr>
-          <w:rFonts w:ascii="Times New Roman" w:hAnsi="Times New Roman" w:cs="Times New Roman"/>
-          <w:sz w:val="28"/>
-          <w:szCs w:val="28"/>
-        </w:rPr>
-        <w:t>packet</w:t>
-      </w:r>
-      <w:proofErr w:type="spellEnd"/>
-      <w:r>
-        <w:rPr>
-          <w:rFonts w:ascii="Times New Roman" w:hAnsi="Times New Roman" w:cs="Times New Roman"/>
-          <w:sz w:val="28"/>
-          <w:szCs w:val="28"/>
-        </w:rPr>
-        <w:t xml:space="preserve"> tracer pour les simulations réseaux</w:t>
+        <w:t xml:space="preserve"> réseau informatique (l’utilisation de Cisco packet tracer pour les simulations réseaux</w:t>
       </w:r>
       <w:r>
         <w:rPr>
@@ -14226,25 +13286,7 @@
           <w:sz w:val="28"/>
           <w:szCs w:val="28"/>
         </w:rPr>
-        <w:t xml:space="preserve">, le </w:t>
-      </w:r>
-      <w:proofErr w:type="spellStart"/>
-      <w:r>
-        <w:rPr>
-          <w:rFonts w:ascii="Times New Roman" w:hAnsi="Times New Roman" w:cs="Times New Roman"/>
-          <w:sz w:val="28"/>
-          <w:szCs w:val="28"/>
-        </w:rPr>
-        <w:t>certicage</w:t>
-      </w:r>
-      <w:proofErr w:type="spellEnd"/>
-      <w:r>
-        <w:rPr>
-          <w:rFonts w:ascii="Times New Roman" w:hAnsi="Times New Roman" w:cs="Times New Roman"/>
-          <w:sz w:val="28"/>
-          <w:szCs w:val="28"/>
-        </w:rPr>
-        <w:t xml:space="preserve"> d’un câble réseau</w:t>
+        <w:t>, le certicage d’un câble réseau</w:t>
       </w:r>
       <w:r>
         <w:rPr>
@@ -14308,43 +13350,7 @@
           <w:sz w:val="28"/>
           <w:szCs w:val="28"/>
         </w:rPr>
-        <w:t xml:space="preserve"> web (introduction au </w:t>
-      </w:r>
-      <w:proofErr w:type="spellStart"/>
-      <w:r>
-        <w:rPr>
-          <w:rFonts w:ascii="Times New Roman" w:hAnsi="Times New Roman" w:cs="Times New Roman"/>
-          <w:sz w:val="28"/>
-          <w:szCs w:val="28"/>
-        </w:rPr>
-        <w:t>framework</w:t>
-      </w:r>
-      <w:proofErr w:type="spellEnd"/>
-      <w:r>
-        <w:rPr>
-          <w:rFonts w:ascii="Times New Roman" w:hAnsi="Times New Roman" w:cs="Times New Roman"/>
-          <w:sz w:val="28"/>
-          <w:szCs w:val="28"/>
-        </w:rPr>
-        <w:t xml:space="preserve"> </w:t>
-      </w:r>
-      <w:proofErr w:type="spellStart"/>
-      <w:r>
-        <w:rPr>
-          <w:rFonts w:ascii="Times New Roman" w:hAnsi="Times New Roman" w:cs="Times New Roman"/>
-          <w:sz w:val="28"/>
-          <w:szCs w:val="28"/>
-        </w:rPr>
-        <w:t>Laravel</w:t>
-      </w:r>
-      <w:proofErr w:type="spellEnd"/>
-      <w:r>
-        <w:rPr>
-          <w:rFonts w:ascii="Times New Roman" w:hAnsi="Times New Roman" w:cs="Times New Roman"/>
-          <w:sz w:val="28"/>
-          <w:szCs w:val="28"/>
-        </w:rPr>
-        <w:t>(PHP) etc…)</w:t>
+        <w:t xml:space="preserve"> web (introduction au framework Laravel(PHP) etc…)</w:t>
       </w:r>
     </w:p>
     <w:p>
@@ -14669,18 +13675,8 @@
           <w:sz w:val="28"/>
           <w:szCs w:val="28"/>
         </w:rPr>
-        <w:t xml:space="preserve">Développement du </w:t>
-      </w:r>
-      <w:proofErr w:type="spellStart"/>
-      <w:r>
-        <w:rPr>
-          <w:rFonts w:ascii="Times New Roman" w:hAnsi="Times New Roman" w:cs="Times New Roman"/>
-          <w:sz w:val="28"/>
-          <w:szCs w:val="28"/>
-        </w:rPr>
-        <w:t>Back-end</w:t>
-      </w:r>
-      <w:proofErr w:type="spellEnd"/>
+        <w:t>Développement du Back-end</w:t>
+      </w:r>
     </w:p>
     <w:p>
       <w:pPr>
@@ -15324,20 +14320,8 @@
                                   <w:sz w:val="28"/>
                                   <w:szCs w:val="28"/>
                                 </w:rPr>
-                                <w:t xml:space="preserve">cas de l’hôpital </w:t>
+                                <w:t>cas de l’hôpital Laquintinie</w:t>
                               </w:r>
-                              <w:proofErr w:type="spellStart"/>
-                              <w:r>
-                                <w:rPr>
-                                  <w:rFonts w:ascii="Times New Roman" w:hAnsi="Times New Roman" w:cs="Times New Roman"/>
-                                  <w:b/>
-                                  <w:bCs/>
-                                  <w:sz w:val="28"/>
-                                  <w:szCs w:val="28"/>
-                                </w:rPr>
-                                <w:t>Laquintinie</w:t>
-                              </w:r>
-                              <w:proofErr w:type="spellEnd"/>
                             </w:p>
                             <w:p>
                               <w:pPr>
@@ -15695,20 +14679,8 @@
                             <w:sz w:val="28"/>
                             <w:szCs w:val="28"/>
                           </w:rPr>
-                          <w:t xml:space="preserve">cas de l’hôpital </w:t>
+                          <w:t>cas de l’hôpital Laquintinie</w:t>
                         </w:r>
-                        <w:proofErr w:type="spellStart"/>
-                        <w:r>
-                          <w:rPr>
-                            <w:rFonts w:ascii="Times New Roman" w:hAnsi="Times New Roman" w:cs="Times New Roman"/>
-                            <w:b/>
-                            <w:bCs/>
-                            <w:sz w:val="28"/>
-                            <w:szCs w:val="28"/>
-                          </w:rPr>
-                          <w:t>Laquintinie</w:t>
-                        </w:r>
-                        <w:proofErr w:type="spellEnd"/>
                       </w:p>
                       <w:p>
                         <w:pPr>
@@ -16391,20 +15363,8 @@
                                   <w:sz w:val="28"/>
                                   <w:szCs w:val="28"/>
                                 </w:rPr>
-                                <w:t xml:space="preserve">cas de l’hôpital </w:t>
+                                <w:t>cas de l’hôpital Laquintinie</w:t>
                               </w:r>
-                              <w:proofErr w:type="spellStart"/>
-                              <w:r>
-                                <w:rPr>
-                                  <w:rFonts w:ascii="Times New Roman" w:hAnsi="Times New Roman" w:cs="Times New Roman"/>
-                                  <w:b/>
-                                  <w:bCs/>
-                                  <w:sz w:val="28"/>
-                                  <w:szCs w:val="28"/>
-                                </w:rPr>
-                                <w:t>Laquintinie</w:t>
-                              </w:r>
-                              <w:proofErr w:type="spellEnd"/>
                             </w:p>
                             <w:p>
                               <w:pPr>
@@ -16762,20 +15722,8 @@
                             <w:sz w:val="28"/>
                             <w:szCs w:val="28"/>
                           </w:rPr>
-                          <w:t xml:space="preserve">cas de l’hôpital </w:t>
+                          <w:t>cas de l’hôpital Laquintinie</w:t>
                         </w:r>
-                        <w:proofErr w:type="spellStart"/>
-                        <w:r>
-                          <w:rPr>
-                            <w:rFonts w:ascii="Times New Roman" w:hAnsi="Times New Roman" w:cs="Times New Roman"/>
-                            <w:b/>
-                            <w:bCs/>
-                            <w:sz w:val="28"/>
-                            <w:szCs w:val="28"/>
-                          </w:rPr>
-                          <w:t>Laquintinie</w:t>
-                        </w:r>
-                        <w:proofErr w:type="spellEnd"/>
                       </w:p>
                       <w:p>
                         <w:pPr>
@@ -17544,23 +16492,13 @@
           <w:szCs w:val="28"/>
         </w:rPr>
       </w:pPr>
-      <w:proofErr w:type="spellStart"/>
-      <w:r>
-        <w:rPr>
-          <w:rFonts w:ascii="Times New Roman" w:hAnsi="Times New Roman" w:cs="Times New Roman"/>
-          <w:sz w:val="28"/>
-          <w:szCs w:val="28"/>
-        </w:rPr>
-        <w:t>Reporting</w:t>
-      </w:r>
-      <w:proofErr w:type="spellEnd"/>
-      <w:r>
-        <w:rPr>
-          <w:rFonts w:ascii="Times New Roman" w:hAnsi="Times New Roman" w:cs="Times New Roman"/>
-          <w:sz w:val="28"/>
-          <w:szCs w:val="28"/>
-        </w:rPr>
-        <w:t xml:space="preserve"> et tableaux de bord</w:t>
+      <w:r>
+        <w:rPr>
+          <w:rFonts w:ascii="Times New Roman" w:hAnsi="Times New Roman" w:cs="Times New Roman"/>
+          <w:sz w:val="28"/>
+          <w:szCs w:val="28"/>
+        </w:rPr>
+        <w:t>Reporting et tableaux de bord</w:t>
       </w:r>
     </w:p>
     <w:p>
@@ -18350,25 +17288,7 @@
           <w:sz w:val="28"/>
           <w:szCs w:val="28"/>
         </w:rPr>
-        <w:t xml:space="preserve"> : L’application doit se conformer aux règles et aux protocoles en vigueur au sein de l’hôpital </w:t>
-      </w:r>
-      <w:proofErr w:type="spellStart"/>
-      <w:r>
-        <w:rPr>
-          <w:rFonts w:ascii="Times New Roman" w:hAnsi="Times New Roman" w:cs="Times New Roman"/>
-          <w:sz w:val="28"/>
-          <w:szCs w:val="28"/>
-        </w:rPr>
-        <w:t>Laquintinie</w:t>
-      </w:r>
-      <w:proofErr w:type="spellEnd"/>
-      <w:r>
-        <w:rPr>
-          <w:rFonts w:ascii="Times New Roman" w:hAnsi="Times New Roman" w:cs="Times New Roman"/>
-          <w:sz w:val="28"/>
-          <w:szCs w:val="28"/>
-        </w:rPr>
-        <w:t>. Cela implique le respect des procédures liées à la gestion des médicaments, aux circuits d’approvisionnement, aux règles de validation des opérations et aux normes de sécurité internes.</w:t>
+        <w:t xml:space="preserve"> : L’application doit se conformer aux règles et aux protocoles en vigueur au sein de l’hôpital Laquintinie. Cela implique le respect des procédures liées à la gestion des médicaments, aux circuits d’approvisionnement, aux règles de validation des opérations et aux normes de sécurité internes.</w:t>
       </w:r>
       <w:r>
         <w:rPr>
@@ -18546,25 +17466,7 @@
           <w:sz w:val="28"/>
           <w:szCs w:val="28"/>
         </w:rPr>
-        <w:t xml:space="preserve">ôpital </w:t>
-      </w:r>
-      <w:proofErr w:type="spellStart"/>
-      <w:r>
-        <w:rPr>
-          <w:rFonts w:ascii="Times New Roman" w:hAnsi="Times New Roman" w:cs="Times New Roman"/>
-          <w:sz w:val="28"/>
-          <w:szCs w:val="28"/>
-        </w:rPr>
-        <w:t>Laquintinie</w:t>
-      </w:r>
-      <w:proofErr w:type="spellEnd"/>
-      <w:r>
-        <w:rPr>
-          <w:rFonts w:ascii="Times New Roman" w:hAnsi="Times New Roman" w:cs="Times New Roman"/>
-          <w:sz w:val="28"/>
-          <w:szCs w:val="28"/>
-        </w:rPr>
-        <w:t>.</w:t>
+        <w:t>ôpital Laquintinie.</w:t>
       </w:r>
     </w:p>
     <w:p>
@@ -19568,20 +18470,8 @@
                                   <w:sz w:val="28"/>
                                   <w:szCs w:val="28"/>
                                 </w:rPr>
-                                <w:t xml:space="preserve">cas de l’hôpital </w:t>
+                                <w:t>cas de l’hôpital Laquintinie</w:t>
                               </w:r>
-                              <w:proofErr w:type="spellStart"/>
-                              <w:r>
-                                <w:rPr>
-                                  <w:rFonts w:ascii="Times New Roman" w:hAnsi="Times New Roman" w:cs="Times New Roman"/>
-                                  <w:b/>
-                                  <w:bCs/>
-                                  <w:sz w:val="28"/>
-                                  <w:szCs w:val="28"/>
-                                </w:rPr>
-                                <w:t>Laquintinie</w:t>
-                              </w:r>
-                              <w:proofErr w:type="spellEnd"/>
                             </w:p>
                             <w:p>
                               <w:pPr>
@@ -19947,20 +18837,8 @@
                             <w:sz w:val="28"/>
                             <w:szCs w:val="28"/>
                           </w:rPr>
-                          <w:t xml:space="preserve">cas de l’hôpital </w:t>
+                          <w:t>cas de l’hôpital Laquintinie</w:t>
                         </w:r>
-                        <w:proofErr w:type="spellStart"/>
-                        <w:r>
-                          <w:rPr>
-                            <w:rFonts w:ascii="Times New Roman" w:hAnsi="Times New Roman" w:cs="Times New Roman"/>
-                            <w:b/>
-                            <w:bCs/>
-                            <w:sz w:val="28"/>
-                            <w:szCs w:val="28"/>
-                          </w:rPr>
-                          <w:t>Laquintinie</w:t>
-                        </w:r>
-                        <w:proofErr w:type="spellEnd"/>
                       </w:p>
                       <w:p>
                         <w:pPr>
@@ -20369,43 +19247,7 @@
           <w:sz w:val="28"/>
           <w:szCs w:val="28"/>
         </w:rPr>
-        <w:t>L'UML (</w:t>
-      </w:r>
-      <w:proofErr w:type="spellStart"/>
-      <w:r>
-        <w:rPr>
-          <w:rFonts w:ascii="Times New Roman" w:hAnsi="Times New Roman" w:cs="Times New Roman"/>
-          <w:sz w:val="28"/>
-          <w:szCs w:val="28"/>
-        </w:rPr>
-        <w:t>Unified</w:t>
-      </w:r>
-      <w:proofErr w:type="spellEnd"/>
-      <w:r>
-        <w:rPr>
-          <w:rFonts w:ascii="Times New Roman" w:hAnsi="Times New Roman" w:cs="Times New Roman"/>
-          <w:sz w:val="28"/>
-          <w:szCs w:val="28"/>
-        </w:rPr>
-        <w:t xml:space="preserve"> Modeling </w:t>
-      </w:r>
-      <w:proofErr w:type="spellStart"/>
-      <w:r>
-        <w:rPr>
-          <w:rFonts w:ascii="Times New Roman" w:hAnsi="Times New Roman" w:cs="Times New Roman"/>
-          <w:sz w:val="28"/>
-          <w:szCs w:val="28"/>
-        </w:rPr>
-        <w:t>Language</w:t>
-      </w:r>
-      <w:proofErr w:type="spellEnd"/>
-      <w:r>
-        <w:rPr>
-          <w:rFonts w:ascii="Times New Roman" w:hAnsi="Times New Roman" w:cs="Times New Roman"/>
-          <w:sz w:val="28"/>
-          <w:szCs w:val="28"/>
-        </w:rPr>
-        <w:t>), ou Langage de Modélisation Unifié, n'est pas un langage de programmation mais un langage de modélisation graphique. Il fournit une notation visuelle standard pour concevoir et documenter les systèmes logiciels.</w:t>
+        <w:t>L'UML (Unified Modeling Language), ou Langage de Modélisation Unifié, n'est pas un langage de programmation mais un langage de modélisation graphique. Il fournit une notation visuelle standard pour concevoir et documenter les systèmes logiciels.</w:t>
       </w:r>
     </w:p>
     <w:p>
@@ -20530,7 +19372,7 @@
           <w:sz w:val="28"/>
           <w:szCs w:val="28"/>
         </w:rPr>
-        <w:t>1.2</w:t>
+        <w:t>2</w:t>
       </w:r>
       <w:r>
         <w:rPr>
@@ -20649,25 +19491,7 @@
           <w:sz w:val="28"/>
           <w:szCs w:val="28"/>
         </w:rPr>
-        <w:t xml:space="preserve"> en PHP (qui gère très bien </w:t>
-      </w:r>
-      <w:proofErr w:type="gramStart"/>
-      <w:r>
-        <w:rPr>
-          <w:rFonts w:ascii="Times New Roman" w:hAnsi="Times New Roman" w:cs="Times New Roman"/>
-          <w:sz w:val="28"/>
-          <w:szCs w:val="28"/>
-        </w:rPr>
-        <w:t>l'orienté</w:t>
-      </w:r>
-      <w:proofErr w:type="gramEnd"/>
-      <w:r>
-        <w:rPr>
-          <w:rFonts w:ascii="Times New Roman" w:hAnsi="Times New Roman" w:cs="Times New Roman"/>
-          <w:sz w:val="28"/>
-          <w:szCs w:val="28"/>
-        </w:rPr>
-        <w:t xml:space="preserve"> objet), le passage du diagramme de classes au code est quasi direct. Chaque "Classe" UML devient une table en base de données et potentiellement un objet dans tes scripts.</w:t>
+        <w:t xml:space="preserve"> en PHP (qui gère très bien l'orienté objet), le passage du diagramme de classes au code est quasi direct. Chaque "Classe" UML devient une table en base de données et potentiellement un objet dans tes scripts.</w:t>
       </w:r>
     </w:p>
     <w:p>
@@ -20730,26 +19554,45 @@
     </w:p>
     <w:p>
       <w:pPr>
-        <w:pStyle w:val="ListParagraph"/>
         <w:spacing w:after="0" w:line="276" w:lineRule="auto"/>
-        <w:ind w:left="1080"/>
-        <w:rPr>
-          <w:rFonts w:ascii="Times New Roman" w:hAnsi="Times New Roman" w:cs="Times New Roman"/>
-          <w:b/>
-          <w:bCs/>
-          <w:sz w:val="28"/>
-          <w:szCs w:val="28"/>
-        </w:rPr>
-      </w:pPr>
-      <w:r>
-        <w:rPr>
-          <w:rFonts w:ascii="Times New Roman" w:hAnsi="Times New Roman" w:cs="Times New Roman"/>
-          <w:b/>
-          <w:bCs/>
-          <w:sz w:val="28"/>
-          <w:szCs w:val="28"/>
-        </w:rPr>
-        <w:t>1.3. Présentation des diagramme</w:t>
+        <w:ind w:left="360" w:firstLine="720"/>
+        <w:rPr>
+          <w:rFonts w:ascii="Times New Roman" w:hAnsi="Times New Roman" w:cs="Times New Roman"/>
+          <w:b/>
+          <w:bCs/>
+          <w:sz w:val="28"/>
+          <w:szCs w:val="28"/>
+        </w:rPr>
+      </w:pPr>
+      <w:r>
+        <w:rPr>
+          <w:rFonts w:ascii="Times New Roman" w:hAnsi="Times New Roman" w:cs="Times New Roman"/>
+          <w:b/>
+          <w:bCs/>
+          <w:sz w:val="28"/>
+          <w:szCs w:val="28"/>
+        </w:rPr>
+        <w:t>3</w:t>
+      </w:r>
+      <w:r>
+        <w:rPr>
+          <w:rFonts w:ascii="Times New Roman" w:hAnsi="Times New Roman" w:cs="Times New Roman"/>
+          <w:b/>
+          <w:bCs/>
+          <w:sz w:val="28"/>
+          <w:szCs w:val="28"/>
+        </w:rPr>
+        <w:t>-</w:t>
+      </w:r>
+      <w:r>
+        <w:rPr>
+          <w:rFonts w:ascii="Times New Roman" w:hAnsi="Times New Roman" w:cs="Times New Roman"/>
+          <w:b/>
+          <w:bCs/>
+          <w:sz w:val="28"/>
+          <w:szCs w:val="28"/>
+        </w:rPr>
+        <w:t xml:space="preserve"> Présentation des diagramme</w:t>
       </w:r>
       <w:r>
         <w:rPr>
@@ -21095,20 +19938,6 @@
     <w:p>
       <w:pPr>
         <w:pStyle w:val="ListParagraph"/>
-        <w:spacing w:after="0" w:line="276" w:lineRule="auto"/>
-        <w:ind w:left="1080"/>
-        <w:rPr>
-          <w:rFonts w:ascii="Times New Roman" w:hAnsi="Times New Roman" w:cs="Times New Roman"/>
-          <w:b/>
-          <w:bCs/>
-          <w:sz w:val="28"/>
-          <w:szCs w:val="28"/>
-        </w:rPr>
-      </w:pPr>
-    </w:p>
-    <w:p>
-      <w:pPr>
-        <w:pStyle w:val="ListParagraph"/>
         <w:numPr>
           <w:ilvl w:val="0"/>
           <w:numId w:val="43"/>
@@ -21148,6 +19977,7 @@
       <w:r>
         <w:rPr>
           <w:rFonts w:ascii="Times New Roman" w:hAnsi="Times New Roman" w:cs="Times New Roman"/>
+          <w:noProof/>
           <w:sz w:val="28"/>
           <w:szCs w:val="28"/>
           <w:lang w:val="en-US"/>
@@ -22183,18 +21013,8 @@
           <w:sz w:val="28"/>
           <w:szCs w:val="28"/>
         </w:rPr>
-        <w:t xml:space="preserve">Consulter les </w:t>
-      </w:r>
-      <w:proofErr w:type="spellStart"/>
-      <w:r>
-        <w:rPr>
-          <w:rFonts w:ascii="Times New Roman" w:hAnsi="Times New Roman" w:cs="Times New Roman"/>
-          <w:sz w:val="28"/>
-          <w:szCs w:val="28"/>
-        </w:rPr>
-        <w:t>entrees</w:t>
-      </w:r>
-      <w:proofErr w:type="spellEnd"/>
+        <w:t>Consulter les entrees</w:t>
+      </w:r>
     </w:p>
     <w:p>
       <w:pPr>
@@ -22264,7 +21084,27 @@
           <w:sz w:val="28"/>
           <w:szCs w:val="28"/>
         </w:rPr>
-        <w:t>Acteur "Administrateur" (Admin) :</w:t>
+        <w:t>Acteur "</w:t>
+      </w:r>
+      <w:r>
+        <w:rPr>
+          <w:rFonts w:ascii="Times New Roman" w:hAnsi="Times New Roman" w:cs="Times New Roman"/>
+          <w:b/>
+          <w:bCs/>
+          <w:sz w:val="28"/>
+          <w:szCs w:val="28"/>
+        </w:rPr>
+        <w:t>Pharmacien</w:t>
+      </w:r>
+      <w:r>
+        <w:rPr>
+          <w:rFonts w:ascii="Times New Roman" w:hAnsi="Times New Roman" w:cs="Times New Roman"/>
+          <w:b/>
+          <w:bCs/>
+          <w:sz w:val="28"/>
+          <w:szCs w:val="28"/>
+        </w:rPr>
+        <w:t>" (Admin) :</w:t>
       </w:r>
     </w:p>
     <w:p>
@@ -22456,6 +21296,452 @@
       <w:pPr>
         <w:pStyle w:val="ListParagraph"/>
         <w:spacing w:after="0" w:line="276" w:lineRule="auto"/>
+        <w:ind w:left="1440"/>
+        <w:rPr>
+          <w:rFonts w:ascii="Times New Roman" w:hAnsi="Times New Roman" w:cs="Times New Roman"/>
+          <w:b/>
+          <w:bCs/>
+          <w:sz w:val="28"/>
+          <w:szCs w:val="28"/>
+        </w:rPr>
+      </w:pPr>
+      <w:r>
+        <w:rPr>
+          <w:rFonts w:ascii="Times New Roman" w:hAnsi="Times New Roman" w:cs="Times New Roman"/>
+          <w:b/>
+          <w:bCs/>
+          <w:sz w:val="28"/>
+          <w:szCs w:val="28"/>
+        </w:rPr>
+        <w:t>B</w:t>
+      </w:r>
+      <w:r>
+        <w:rPr>
+          <w:rFonts w:ascii="Times New Roman" w:hAnsi="Times New Roman" w:cs="Times New Roman"/>
+          <w:b/>
+          <w:bCs/>
+          <w:sz w:val="28"/>
+          <w:szCs w:val="28"/>
+        </w:rPr>
+        <w:t>. Le Diagramme de classe</w:t>
+      </w:r>
+    </w:p>
+    <w:p>
+      <w:pPr>
+        <w:spacing w:after="0" w:line="276" w:lineRule="auto"/>
+        <w:ind w:firstLine="720"/>
+        <w:rPr>
+          <w:rFonts w:ascii="Times New Roman" w:hAnsi="Times New Roman" w:cs="Times New Roman"/>
+          <w:sz w:val="28"/>
+          <w:szCs w:val="28"/>
+        </w:rPr>
+      </w:pPr>
+      <w:r>
+        <w:rPr>
+          <w:rFonts w:ascii="Times New Roman" w:hAnsi="Times New Roman" w:cs="Times New Roman"/>
+          <w:sz w:val="28"/>
+          <w:szCs w:val="28"/>
+        </w:rPr>
+        <w:t xml:space="preserve">Le diagramme de classes est un schéma utilisé en génie logiciel pour présenter les classes et les interfaces des systèmes ainsi que les différentes relations entre celles-ci. Ce diagramme fait partie de la partie statique d'UML car il fait abstraction des aspects temporels et dynamiques. Une classe décrit les </w:t>
+      </w:r>
+      <w:r>
+        <w:rPr>
+          <w:rFonts w:ascii="Times New Roman" w:hAnsi="Times New Roman" w:cs="Times New Roman"/>
+          <w:sz w:val="28"/>
+          <w:szCs w:val="28"/>
+        </w:rPr>
+        <w:lastRenderedPageBreak/>
+        <w:t>responsabilités, le comportement et le type d'un ensemble d'objets. Les éléments de cet ensemble sont les instances de la classe.</w:t>
+      </w:r>
+    </w:p>
+    <w:p>
+      <w:pPr>
+        <w:spacing w:after="0" w:line="276" w:lineRule="auto"/>
+        <w:ind w:firstLine="720"/>
+        <w:rPr>
+          <w:rFonts w:ascii="Times New Roman" w:hAnsi="Times New Roman" w:cs="Times New Roman"/>
+          <w:sz w:val="28"/>
+          <w:szCs w:val="28"/>
+        </w:rPr>
+      </w:pPr>
+      <w:r>
+        <w:rPr>
+          <w:rFonts w:ascii="Times New Roman" w:hAnsi="Times New Roman" w:cs="Times New Roman"/>
+          <w:sz w:val="28"/>
+          <w:szCs w:val="28"/>
+        </w:rPr>
+        <w:t>Une classe est un ensemble de fonctions et de données (attributs) qui sont liées ensemble par un champ sémantique. Les classes sont utilisées dans la programmation orientée objet. Elles permettent de modéliser un programme et ainsi de découper une tâche complexe en plusieurs petits travaux simples.</w:t>
+      </w:r>
+    </w:p>
+    <w:p>
+      <w:pPr>
+        <w:spacing w:after="0" w:line="276" w:lineRule="auto"/>
+        <w:ind w:firstLine="720"/>
+        <w:rPr>
+          <w:rFonts w:ascii="Times New Roman" w:hAnsi="Times New Roman" w:cs="Times New Roman"/>
+          <w:sz w:val="28"/>
+          <w:szCs w:val="28"/>
+        </w:rPr>
+      </w:pPr>
+      <w:r>
+        <w:rPr>
+          <w:noProof/>
+        </w:rPr>
+        <w:drawing>
+          <wp:anchor distT="0" distB="0" distL="114300" distR="114300" simplePos="0" relativeHeight="251692070" behindDoc="0" locked="0" layoutInCell="1" allowOverlap="1" wp14:anchorId="3D402D6F" wp14:editId="621BDAEE">
+            <wp:simplePos x="0" y="0"/>
+            <wp:positionH relativeFrom="margin">
+              <wp:align>right</wp:align>
+            </wp:positionH>
+            <wp:positionV relativeFrom="paragraph">
+              <wp:posOffset>110546</wp:posOffset>
+            </wp:positionV>
+            <wp:extent cx="5942631" cy="5202523"/>
+            <wp:effectExtent l="0" t="0" r="1270" b="0"/>
+            <wp:wrapNone/>
+            <wp:docPr id="1152171333" name="Picture 78"/>
+            <wp:cNvGraphicFramePr>
+              <a:graphicFrameLocks xmlns:a="http://schemas.openxmlformats.org/drawingml/2006/main" noChangeAspect="1"/>
+            </wp:cNvGraphicFramePr>
+            <a:graphic xmlns:a="http://schemas.openxmlformats.org/drawingml/2006/main">
+              <a:graphicData uri="http://schemas.openxmlformats.org/drawingml/2006/picture">
+                <pic:pic xmlns:pic="http://schemas.openxmlformats.org/drawingml/2006/picture">
+                  <pic:nvPicPr>
+                    <pic:cNvPr id="0" name="Picture 3"/>
+                    <pic:cNvPicPr>
+                      <a:picLocks noChangeAspect="1" noChangeArrowheads="1"/>
+                    </pic:cNvPicPr>
+                  </pic:nvPicPr>
+                  <pic:blipFill>
+                    <a:blip r:embed="rId14">
+                      <a:extLst>
+                        <a:ext uri="{28A0092B-C50C-407E-A947-70E740481C1C}">
+                          <a14:useLocalDpi xmlns:a14="http://schemas.microsoft.com/office/drawing/2010/main" val="0"/>
+                        </a:ext>
+                      </a:extLst>
+                    </a:blip>
+                    <a:srcRect/>
+                    <a:stretch>
+                      <a:fillRect/>
+                    </a:stretch>
+                  </pic:blipFill>
+                  <pic:spPr bwMode="auto">
+                    <a:xfrm>
+                      <a:off x="0" y="0"/>
+                      <a:ext cx="5942631" cy="5202523"/>
+                    </a:xfrm>
+                    <a:prstGeom prst="rect">
+                      <a:avLst/>
+                    </a:prstGeom>
+                    <a:noFill/>
+                    <a:ln>
+                      <a:noFill/>
+                    </a:ln>
+                  </pic:spPr>
+                </pic:pic>
+              </a:graphicData>
+            </a:graphic>
+            <wp14:sizeRelH relativeFrom="page">
+              <wp14:pctWidth>0</wp14:pctWidth>
+            </wp14:sizeRelH>
+            <wp14:sizeRelV relativeFrom="page">
+              <wp14:pctHeight>0</wp14:pctHeight>
+            </wp14:sizeRelV>
+          </wp:anchor>
+        </w:drawing>
+      </w:r>
+    </w:p>
+    <w:p>
+      <w:pPr>
+        <w:spacing w:after="0" w:line="276" w:lineRule="auto"/>
+        <w:ind w:firstLine="720"/>
+        <w:rPr>
+          <w:rFonts w:ascii="Times New Roman" w:hAnsi="Times New Roman" w:cs="Times New Roman"/>
+          <w:sz w:val="28"/>
+          <w:szCs w:val="28"/>
+        </w:rPr>
+      </w:pPr>
+    </w:p>
+    <w:p>
+      <w:pPr>
+        <w:spacing w:after="0" w:line="276" w:lineRule="auto"/>
+        <w:ind w:firstLine="720"/>
+        <w:rPr>
+          <w:rFonts w:ascii="Times New Roman" w:hAnsi="Times New Roman" w:cs="Times New Roman"/>
+          <w:sz w:val="28"/>
+          <w:szCs w:val="28"/>
+        </w:rPr>
+      </w:pPr>
+    </w:p>
+    <w:p>
+      <w:pPr>
+        <w:spacing w:after="0" w:line="276" w:lineRule="auto"/>
+        <w:ind w:firstLine="720"/>
+        <w:rPr>
+          <w:rFonts w:ascii="Times New Roman" w:hAnsi="Times New Roman" w:cs="Times New Roman"/>
+          <w:sz w:val="28"/>
+          <w:szCs w:val="28"/>
+        </w:rPr>
+      </w:pPr>
+    </w:p>
+    <w:p>
+      <w:pPr>
+        <w:spacing w:after="0" w:line="276" w:lineRule="auto"/>
+        <w:ind w:firstLine="720"/>
+        <w:rPr>
+          <w:rFonts w:ascii="Times New Roman" w:hAnsi="Times New Roman" w:cs="Times New Roman"/>
+          <w:sz w:val="28"/>
+          <w:szCs w:val="28"/>
+        </w:rPr>
+      </w:pPr>
+    </w:p>
+    <w:p>
+      <w:pPr>
+        <w:spacing w:after="0" w:line="276" w:lineRule="auto"/>
+        <w:ind w:firstLine="720"/>
+        <w:rPr>
+          <w:rFonts w:ascii="Times New Roman" w:hAnsi="Times New Roman" w:cs="Times New Roman"/>
+          <w:sz w:val="28"/>
+          <w:szCs w:val="28"/>
+        </w:rPr>
+      </w:pPr>
+    </w:p>
+    <w:p>
+      <w:pPr>
+        <w:spacing w:after="0" w:line="276" w:lineRule="auto"/>
+        <w:ind w:firstLine="720"/>
+        <w:rPr>
+          <w:rFonts w:ascii="Times New Roman" w:hAnsi="Times New Roman" w:cs="Times New Roman"/>
+          <w:sz w:val="28"/>
+          <w:szCs w:val="28"/>
+        </w:rPr>
+      </w:pPr>
+    </w:p>
+    <w:p>
+      <w:pPr>
+        <w:spacing w:after="0" w:line="276" w:lineRule="auto"/>
+        <w:ind w:firstLine="720"/>
+        <w:rPr>
+          <w:rFonts w:ascii="Times New Roman" w:hAnsi="Times New Roman" w:cs="Times New Roman"/>
+          <w:sz w:val="28"/>
+          <w:szCs w:val="28"/>
+        </w:rPr>
+      </w:pPr>
+    </w:p>
+    <w:p>
+      <w:pPr>
+        <w:spacing w:after="0" w:line="276" w:lineRule="auto"/>
+        <w:ind w:firstLine="720"/>
+        <w:rPr>
+          <w:rFonts w:ascii="Times New Roman" w:hAnsi="Times New Roman" w:cs="Times New Roman"/>
+          <w:sz w:val="28"/>
+          <w:szCs w:val="28"/>
+        </w:rPr>
+      </w:pPr>
+    </w:p>
+    <w:p>
+      <w:pPr>
+        <w:spacing w:after="0" w:line="276" w:lineRule="auto"/>
+        <w:ind w:firstLine="720"/>
+        <w:rPr>
+          <w:rFonts w:ascii="Times New Roman" w:hAnsi="Times New Roman" w:cs="Times New Roman"/>
+          <w:sz w:val="28"/>
+          <w:szCs w:val="28"/>
+        </w:rPr>
+      </w:pPr>
+    </w:p>
+    <w:p>
+      <w:pPr>
+        <w:spacing w:after="0" w:line="276" w:lineRule="auto"/>
+        <w:ind w:firstLine="720"/>
+        <w:rPr>
+          <w:rFonts w:ascii="Times New Roman" w:hAnsi="Times New Roman" w:cs="Times New Roman"/>
+          <w:sz w:val="28"/>
+          <w:szCs w:val="28"/>
+        </w:rPr>
+      </w:pPr>
+    </w:p>
+    <w:p>
+      <w:pPr>
+        <w:spacing w:after="0" w:line="276" w:lineRule="auto"/>
+        <w:ind w:firstLine="720"/>
+        <w:rPr>
+          <w:rFonts w:ascii="Times New Roman" w:hAnsi="Times New Roman" w:cs="Times New Roman"/>
+          <w:sz w:val="28"/>
+          <w:szCs w:val="28"/>
+        </w:rPr>
+      </w:pPr>
+    </w:p>
+    <w:p>
+      <w:pPr>
+        <w:spacing w:after="0" w:line="276" w:lineRule="auto"/>
+        <w:ind w:firstLine="720"/>
+        <w:rPr>
+          <w:rFonts w:ascii="Times New Roman" w:hAnsi="Times New Roman" w:cs="Times New Roman"/>
+          <w:sz w:val="28"/>
+          <w:szCs w:val="28"/>
+        </w:rPr>
+      </w:pPr>
+    </w:p>
+    <w:p>
+      <w:pPr>
+        <w:spacing w:after="0" w:line="276" w:lineRule="auto"/>
+        <w:ind w:firstLine="720"/>
+        <w:rPr>
+          <w:rFonts w:ascii="Times New Roman" w:hAnsi="Times New Roman" w:cs="Times New Roman"/>
+          <w:sz w:val="28"/>
+          <w:szCs w:val="28"/>
+        </w:rPr>
+      </w:pPr>
+    </w:p>
+    <w:p>
+      <w:pPr>
+        <w:spacing w:after="0" w:line="276" w:lineRule="auto"/>
+        <w:ind w:firstLine="720"/>
+        <w:rPr>
+          <w:rFonts w:ascii="Times New Roman" w:hAnsi="Times New Roman" w:cs="Times New Roman"/>
+          <w:sz w:val="28"/>
+          <w:szCs w:val="28"/>
+        </w:rPr>
+      </w:pPr>
+    </w:p>
+    <w:p>
+      <w:pPr>
+        <w:spacing w:after="0" w:line="276" w:lineRule="auto"/>
+        <w:ind w:firstLine="720"/>
+        <w:rPr>
+          <w:rFonts w:ascii="Times New Roman" w:hAnsi="Times New Roman" w:cs="Times New Roman"/>
+          <w:sz w:val="28"/>
+          <w:szCs w:val="28"/>
+        </w:rPr>
+      </w:pPr>
+    </w:p>
+    <w:p>
+      <w:pPr>
+        <w:spacing w:after="0" w:line="276" w:lineRule="auto"/>
+        <w:ind w:firstLine="720"/>
+        <w:rPr>
+          <w:rFonts w:ascii="Times New Roman" w:hAnsi="Times New Roman" w:cs="Times New Roman"/>
+          <w:sz w:val="28"/>
+          <w:szCs w:val="28"/>
+        </w:rPr>
+      </w:pPr>
+    </w:p>
+    <w:p>
+      <w:pPr>
+        <w:spacing w:after="0" w:line="276" w:lineRule="auto"/>
+        <w:ind w:firstLine="720"/>
+        <w:rPr>
+          <w:rFonts w:ascii="Times New Roman" w:hAnsi="Times New Roman" w:cs="Times New Roman"/>
+          <w:sz w:val="28"/>
+          <w:szCs w:val="28"/>
+        </w:rPr>
+      </w:pPr>
+    </w:p>
+    <w:p>
+      <w:pPr>
+        <w:spacing w:after="0" w:line="276" w:lineRule="auto"/>
+        <w:ind w:firstLine="720"/>
+        <w:rPr>
+          <w:rFonts w:ascii="Times New Roman" w:hAnsi="Times New Roman" w:cs="Times New Roman"/>
+          <w:sz w:val="28"/>
+          <w:szCs w:val="28"/>
+        </w:rPr>
+      </w:pPr>
+    </w:p>
+    <w:p>
+      <w:pPr>
+        <w:spacing w:after="0" w:line="276" w:lineRule="auto"/>
+        <w:ind w:firstLine="720"/>
+        <w:rPr>
+          <w:rFonts w:ascii="Times New Roman" w:hAnsi="Times New Roman" w:cs="Times New Roman"/>
+          <w:sz w:val="28"/>
+          <w:szCs w:val="28"/>
+        </w:rPr>
+      </w:pPr>
+    </w:p>
+    <w:p>
+      <w:pPr>
+        <w:spacing w:after="0" w:line="276" w:lineRule="auto"/>
+        <w:ind w:firstLine="720"/>
+        <w:rPr>
+          <w:rFonts w:ascii="Times New Roman" w:hAnsi="Times New Roman" w:cs="Times New Roman"/>
+          <w:sz w:val="28"/>
+          <w:szCs w:val="28"/>
+        </w:rPr>
+      </w:pPr>
+    </w:p>
+    <w:p>
+      <w:pPr>
+        <w:spacing w:after="0" w:line="276" w:lineRule="auto"/>
+        <w:ind w:firstLine="720"/>
+        <w:rPr>
+          <w:rFonts w:ascii="Times New Roman" w:hAnsi="Times New Roman" w:cs="Times New Roman"/>
+          <w:sz w:val="28"/>
+          <w:szCs w:val="28"/>
+        </w:rPr>
+      </w:pPr>
+    </w:p>
+    <w:p>
+      <w:pPr>
+        <w:spacing w:after="0" w:line="276" w:lineRule="auto"/>
+        <w:ind w:firstLine="720"/>
+        <w:rPr>
+          <w:rFonts w:ascii="Times New Roman" w:hAnsi="Times New Roman" w:cs="Times New Roman"/>
+          <w:sz w:val="28"/>
+          <w:szCs w:val="28"/>
+        </w:rPr>
+      </w:pPr>
+    </w:p>
+    <w:p>
+      <w:pPr>
+        <w:spacing w:after="0" w:line="276" w:lineRule="auto"/>
+        <w:ind w:firstLine="720"/>
+        <w:jc w:val="center"/>
+        <w:rPr>
+          <w:rFonts w:ascii="Times New Roman" w:hAnsi="Times New Roman" w:cs="Times New Roman"/>
+          <w:b/>
+          <w:bCs/>
+          <w:sz w:val="28"/>
+          <w:szCs w:val="28"/>
+        </w:rPr>
+      </w:pPr>
+      <w:r>
+        <w:rPr>
+          <w:rFonts w:ascii="Times New Roman" w:hAnsi="Times New Roman" w:cs="Times New Roman"/>
+          <w:b/>
+          <w:bCs/>
+          <w:sz w:val="28"/>
+          <w:szCs w:val="28"/>
+        </w:rPr>
+        <w:t xml:space="preserve">Figure </w:t>
+      </w:r>
+      <w:r>
+        <w:rPr>
+          <w:rFonts w:ascii="Times New Roman" w:hAnsi="Times New Roman" w:cs="Times New Roman"/>
+          <w:b/>
+          <w:bCs/>
+          <w:sz w:val="28"/>
+          <w:szCs w:val="28"/>
+        </w:rPr>
+        <w:t>7</w:t>
+      </w:r>
+      <w:r>
+        <w:rPr>
+          <w:rFonts w:ascii="Times New Roman" w:hAnsi="Times New Roman" w:cs="Times New Roman"/>
+          <w:b/>
+          <w:bCs/>
+          <w:sz w:val="28"/>
+          <w:szCs w:val="28"/>
+        </w:rPr>
+        <w:t xml:space="preserve"> : Le diagramme de classe</w:t>
+      </w:r>
+    </w:p>
+    <w:p/>
+    <w:p>
+      <w:pPr>
+        <w:pStyle w:val="ListParagraph"/>
+        <w:spacing w:after="0" w:line="276" w:lineRule="auto"/>
         <w:ind w:left="1080"/>
         <w:rPr>
           <w:rFonts w:ascii="Times New Roman" w:hAnsi="Times New Roman" w:cs="Times New Roman"/>
@@ -22473,7 +21759,7 @@
           <w:sz w:val="28"/>
           <w:szCs w:val="28"/>
         </w:rPr>
-        <w:t>B</w:t>
+        <w:t>C</w:t>
       </w:r>
       <w:r>
         <w:rPr>
@@ -22513,7 +21799,7 @@
           <w:sz w:val="28"/>
           <w:szCs w:val="28"/>
         </w:rPr>
-        <w:t xml:space="preserve">Le diagramme de séquence est une description graphique des opérations d'un système sous un angle chronologique. C'est une vue dynamique qui contient les symboles d'objets (instances de classe), d'acteurs et de messages qu'ils échangent. La dimension verticale est l'axe </w:t>
+        <w:t xml:space="preserve">Le diagramme de séquence est une description graphique des opérations d'un système sous un angle chronologique. C'est une vue </w:t>
       </w:r>
       <w:r>
         <w:rPr>
@@ -22522,7 +21808,7 @@
           <w:szCs w:val="28"/>
         </w:rPr>
         <w:lastRenderedPageBreak/>
-        <w:t>temporel : les messages y sont représentés par ordre chronologique. La dimension horizontale montre des objets et des acteurs qui échangent des informations, le diagramme de séquence permet de représenter les échanges entre les composants et les objets du système, dans le cadre d'exécution des cas d'utilisation, de point de vue temporel. Dans ce qui suit, nous présentons quelques fonctions de l'utilisateur à travers des différents diagrammes de séquences :</w:t>
+        <w:t>dynamique qui contient les symboles d'objets (instances de classe), d'acteurs et de messages qu'ils échangent. La dimension verticale est l'axe temporel : les messages y sont représentés par ordre chronologique. La dimension horizontale montre des objets et des acteurs qui échangent des informations, le diagramme de séquence permet de représenter les échanges entre les composants et les objets du système, dans le cadre d'exécution des cas d'utilisation, de point de vue temporel. Dans ce qui suit, nous présentons quelques fonctions de l'utilisateur à travers des différents diagrammes de séquences :</w:t>
       </w:r>
     </w:p>
     <w:p>
@@ -22571,7 +21857,7 @@
                     </pic:cNvPicPr>
                   </pic:nvPicPr>
                   <pic:blipFill>
-                    <a:blip r:embed="rId14">
+                    <a:blip r:embed="rId15">
                       <a:extLst>
                         <a:ext uri="{28A0092B-C50C-407E-A947-70E740481C1C}">
                           <a14:useLocalDpi xmlns:a14="http://schemas.microsoft.com/office/drawing/2010/main" val="0"/>
@@ -22736,7 +22022,27 @@
           <w:sz w:val="28"/>
           <w:szCs w:val="28"/>
         </w:rPr>
-        <w:t>Figure 7 : Diagramme de séquence de l’authentification</w:t>
+        <w:t xml:space="preserve">Figure </w:t>
+      </w:r>
+      <w:r>
+        <w:rPr>
+          <w:rFonts w:ascii="Times New Roman" w:hAnsi="Times New Roman" w:cs="Times New Roman"/>
+          <w:b/>
+          <w:bCs/>
+          <w:sz w:val="28"/>
+          <w:szCs w:val="28"/>
+        </w:rPr>
+        <w:t>8</w:t>
+      </w:r>
+      <w:r>
+        <w:rPr>
+          <w:rFonts w:ascii="Times New Roman" w:hAnsi="Times New Roman" w:cs="Times New Roman"/>
+          <w:b/>
+          <w:bCs/>
+          <w:sz w:val="28"/>
+          <w:szCs w:val="28"/>
+        </w:rPr>
+        <w:t xml:space="preserve"> : Diagramme de séquence de l’authentification</w:t>
       </w:r>
     </w:p>
     <w:p>
@@ -22852,16 +22158,16 @@
           <w:lang w:val="en-US"/>
         </w:rPr>
         <w:drawing>
-          <wp:anchor distT="0" distB="0" distL="114300" distR="114300" simplePos="0" relativeHeight="251678758" behindDoc="0" locked="0" layoutInCell="1" allowOverlap="1" wp14:anchorId="1E0D9934" wp14:editId="0E2665A4">
+          <wp:anchor distT="0" distB="0" distL="114300" distR="114300" simplePos="0" relativeHeight="251678758" behindDoc="0" locked="0" layoutInCell="1" allowOverlap="1" wp14:anchorId="1E0D9934" wp14:editId="187C34E2">
             <wp:simplePos x="0" y="0"/>
             <wp:positionH relativeFrom="margin">
-              <wp:align>right</wp:align>
+              <wp:align>left</wp:align>
             </wp:positionH>
             <wp:positionV relativeFrom="paragraph">
-              <wp:posOffset>15875</wp:posOffset>
+              <wp:posOffset>17409</wp:posOffset>
             </wp:positionV>
-            <wp:extent cx="5937250" cy="2571750"/>
-            <wp:effectExtent l="0" t="0" r="6350" b="0"/>
+            <wp:extent cx="5935273" cy="2280213"/>
+            <wp:effectExtent l="0" t="0" r="0" b="6350"/>
             <wp:wrapNone/>
             <wp:docPr id="2100182097" name="Picture 79"/>
             <wp:cNvGraphicFramePr>
@@ -22877,7 +22183,7 @@
                     </pic:cNvPicPr>
                   </pic:nvPicPr>
                   <pic:blipFill>
-                    <a:blip r:embed="rId15">
+                    <a:blip r:embed="rId16">
                       <a:extLst>
                         <a:ext uri="{28A0092B-C50C-407E-A947-70E740481C1C}">
                           <a14:useLocalDpi xmlns:a14="http://schemas.microsoft.com/office/drawing/2010/main" val="0"/>
@@ -22892,7 +22198,7 @@
                   <pic:spPr bwMode="auto">
                     <a:xfrm>
                       <a:off x="0" y="0"/>
-                      <a:ext cx="5937250" cy="2571750"/>
+                      <a:ext cx="5935273" cy="2280213"/>
                     </a:xfrm>
                     <a:prstGeom prst="rect">
                       <a:avLst/>
@@ -23025,16 +22331,6 @@
     </w:p>
     <w:p>
       <w:pPr>
-        <w:spacing w:after="0" w:line="276" w:lineRule="auto"/>
-        <w:rPr>
-          <w:rFonts w:ascii="Times New Roman" w:hAnsi="Times New Roman" w:cs="Times New Roman"/>
-          <w:sz w:val="28"/>
-          <w:szCs w:val="28"/>
-        </w:rPr>
-      </w:pPr>
-    </w:p>
-    <w:p>
-      <w:pPr>
         <w:pStyle w:val="ListParagraph"/>
         <w:spacing w:after="0" w:line="276" w:lineRule="auto"/>
         <w:ind w:left="1080"/>
@@ -23046,136 +22342,139 @@
           <w:szCs w:val="28"/>
         </w:rPr>
       </w:pPr>
-    </w:p>
-    <w:p>
-      <w:pPr>
-        <w:pStyle w:val="ListParagraph"/>
+      <w:r>
+        <w:rPr>
+          <w:rFonts w:ascii="Times New Roman" w:hAnsi="Times New Roman" w:cs="Times New Roman"/>
+          <w:b/>
+          <w:bCs/>
+          <w:sz w:val="28"/>
+          <w:szCs w:val="28"/>
+        </w:rPr>
+        <w:t xml:space="preserve">Figure </w:t>
+      </w:r>
+      <w:r>
+        <w:rPr>
+          <w:rFonts w:ascii="Times New Roman" w:hAnsi="Times New Roman" w:cs="Times New Roman"/>
+          <w:b/>
+          <w:bCs/>
+          <w:sz w:val="28"/>
+          <w:szCs w:val="28"/>
+        </w:rPr>
+        <w:t>9</w:t>
+      </w:r>
+      <w:r>
+        <w:rPr>
+          <w:rFonts w:ascii="Times New Roman" w:hAnsi="Times New Roman" w:cs="Times New Roman"/>
+          <w:b/>
+          <w:bCs/>
+          <w:sz w:val="28"/>
+          <w:szCs w:val="28"/>
+        </w:rPr>
+        <w:t xml:space="preserve"> : Diagramme de séquence de la gestion de </w:t>
+      </w:r>
+      <w:r>
+        <w:rPr>
+          <w:rFonts w:ascii="Times New Roman" w:hAnsi="Times New Roman" w:cs="Times New Roman"/>
+          <w:b/>
+          <w:bCs/>
+          <w:sz w:val="28"/>
+          <w:szCs w:val="28"/>
+        </w:rPr>
+        <w:t>sortie</w:t>
+      </w:r>
+    </w:p>
+    <w:p>
+      <w:pPr>
         <w:spacing w:after="0" w:line="276" w:lineRule="auto"/>
-        <w:ind w:left="1080"/>
-        <w:rPr>
-          <w:rFonts w:ascii="Times New Roman" w:hAnsi="Times New Roman" w:cs="Times New Roman"/>
-          <w:b/>
-          <w:bCs/>
-          <w:sz w:val="28"/>
-          <w:szCs w:val="28"/>
-        </w:rPr>
-      </w:pPr>
-      <w:r>
-        <w:rPr>
-          <w:rFonts w:ascii="Times New Roman" w:hAnsi="Times New Roman" w:cs="Times New Roman"/>
-          <w:b/>
-          <w:bCs/>
-          <w:sz w:val="28"/>
-          <w:szCs w:val="28"/>
-        </w:rPr>
-        <w:t xml:space="preserve">Figure 8 : Diagramme de séquence de la gestion de </w:t>
-      </w:r>
-      <w:r>
-        <w:rPr>
-          <w:rFonts w:ascii="Times New Roman" w:hAnsi="Times New Roman" w:cs="Times New Roman"/>
-          <w:b/>
-          <w:bCs/>
+        <w:rPr>
+          <w:rFonts w:ascii="Times New Roman" w:hAnsi="Times New Roman" w:cs="Times New Roman"/>
+          <w:sz w:val="28"/>
+          <w:szCs w:val="28"/>
+        </w:rPr>
+      </w:pPr>
+      <w:r>
+        <w:rPr>
+          <w:rFonts w:ascii="Times New Roman" w:hAnsi="Times New Roman" w:cs="Times New Roman"/>
+          <w:sz w:val="28"/>
+          <w:szCs w:val="28"/>
+        </w:rPr>
+        <w:lastRenderedPageBreak/>
+        <w:t xml:space="preserve">Description textuelle : L’utilisateur saisit les médicaments à </w:t>
+      </w:r>
+      <w:r>
+        <w:rPr>
+          <w:rFonts w:ascii="Times New Roman" w:hAnsi="Times New Roman" w:cs="Times New Roman"/>
+          <w:sz w:val="28"/>
+          <w:szCs w:val="28"/>
+        </w:rPr>
+        <w:t>faire sortie</w:t>
+      </w:r>
+      <w:r>
+        <w:rPr>
+          <w:rFonts w:ascii="Times New Roman" w:hAnsi="Times New Roman" w:cs="Times New Roman"/>
+          <w:sz w:val="28"/>
+          <w:szCs w:val="28"/>
+        </w:rPr>
+        <w:t xml:space="preserve"> à l’aide de </w:t>
+      </w:r>
+      <w:r>
+        <w:rPr>
+          <w:rFonts w:ascii="Times New Roman" w:hAnsi="Times New Roman" w:cs="Times New Roman"/>
+          <w:sz w:val="28"/>
+          <w:szCs w:val="28"/>
+        </w:rPr>
+        <w:t>du bon de commande</w:t>
+      </w:r>
+      <w:r>
+        <w:rPr>
+          <w:rFonts w:ascii="Times New Roman" w:hAnsi="Times New Roman" w:cs="Times New Roman"/>
+          <w:sz w:val="28"/>
+          <w:szCs w:val="28"/>
+        </w:rPr>
+        <w:t xml:space="preserve">, en même temps le système vérifie la disponibilité en termes de produit et de quantité, </w:t>
+      </w:r>
+      <w:r>
+        <w:rPr>
+          <w:rFonts w:ascii="Times New Roman" w:hAnsi="Times New Roman" w:cs="Times New Roman"/>
+          <w:sz w:val="28"/>
+          <w:szCs w:val="28"/>
+        </w:rPr>
+        <w:t>le pharmacien</w:t>
+      </w:r>
+      <w:r>
+        <w:rPr>
+          <w:rFonts w:ascii="Times New Roman" w:hAnsi="Times New Roman" w:cs="Times New Roman"/>
+          <w:sz w:val="28"/>
+          <w:szCs w:val="28"/>
+        </w:rPr>
+        <w:t xml:space="preserve"> valide la liste des produits et confirme la </w:t>
+      </w:r>
+      <w:r>
+        <w:rPr>
+          <w:rFonts w:ascii="Times New Roman" w:hAnsi="Times New Roman" w:cs="Times New Roman"/>
           <w:sz w:val="28"/>
           <w:szCs w:val="28"/>
         </w:rPr>
         <w:t>sortie</w:t>
       </w:r>
-    </w:p>
-    <w:p>
-      <w:pPr>
-        <w:pStyle w:val="ListParagraph"/>
+      <w:r>
+        <w:rPr>
+          <w:rFonts w:ascii="Times New Roman" w:hAnsi="Times New Roman" w:cs="Times New Roman"/>
+          <w:sz w:val="28"/>
+          <w:szCs w:val="28"/>
+        </w:rPr>
+        <w:t>.</w:t>
+      </w:r>
+    </w:p>
+    <w:p>
+      <w:pPr>
         <w:spacing w:after="0" w:line="276" w:lineRule="auto"/>
-        <w:ind w:left="1080"/>
-        <w:rPr>
-          <w:rFonts w:ascii="Times New Roman" w:hAnsi="Times New Roman" w:cs="Times New Roman"/>
-          <w:b/>
-          <w:bCs/>
-          <w:sz w:val="28"/>
-          <w:szCs w:val="28"/>
-        </w:rPr>
-      </w:pPr>
-    </w:p>
-    <w:p>
-      <w:pPr>
-        <w:spacing w:after="0" w:line="276" w:lineRule="auto"/>
-        <w:rPr>
-          <w:rFonts w:ascii="Times New Roman" w:hAnsi="Times New Roman" w:cs="Times New Roman"/>
-          <w:sz w:val="28"/>
-          <w:szCs w:val="28"/>
-        </w:rPr>
-      </w:pPr>
-      <w:r>
-        <w:rPr>
-          <w:rFonts w:ascii="Times New Roman" w:hAnsi="Times New Roman" w:cs="Times New Roman"/>
-          <w:sz w:val="28"/>
-          <w:szCs w:val="28"/>
-        </w:rPr>
-        <w:t xml:space="preserve">Description textuelle : L’utilisateur saisit les médicaments à </w:t>
-      </w:r>
-      <w:r>
-        <w:rPr>
-          <w:rFonts w:ascii="Times New Roman" w:hAnsi="Times New Roman" w:cs="Times New Roman"/>
-          <w:sz w:val="28"/>
-          <w:szCs w:val="28"/>
-        </w:rPr>
-        <w:t>faire sortie</w:t>
-      </w:r>
-      <w:r>
-        <w:rPr>
-          <w:rFonts w:ascii="Times New Roman" w:hAnsi="Times New Roman" w:cs="Times New Roman"/>
-          <w:sz w:val="28"/>
-          <w:szCs w:val="28"/>
-        </w:rPr>
-        <w:t xml:space="preserve"> à l’aide de </w:t>
-      </w:r>
-      <w:r>
-        <w:rPr>
-          <w:rFonts w:ascii="Times New Roman" w:hAnsi="Times New Roman" w:cs="Times New Roman"/>
-          <w:sz w:val="28"/>
-          <w:szCs w:val="28"/>
-        </w:rPr>
-        <w:t>du bon de commande</w:t>
-      </w:r>
-      <w:r>
-        <w:rPr>
-          <w:rFonts w:ascii="Times New Roman" w:hAnsi="Times New Roman" w:cs="Times New Roman"/>
-          <w:sz w:val="28"/>
-          <w:szCs w:val="28"/>
-        </w:rPr>
-        <w:t xml:space="preserve">, en même temps le système vérifie la disponibilité en termes de produit et de quantité, </w:t>
-      </w:r>
-      <w:r>
-        <w:rPr>
-          <w:rFonts w:ascii="Times New Roman" w:hAnsi="Times New Roman" w:cs="Times New Roman"/>
-          <w:sz w:val="28"/>
-          <w:szCs w:val="28"/>
-        </w:rPr>
-        <w:t>le pharmacien</w:t>
-      </w:r>
-      <w:r>
-        <w:rPr>
-          <w:rFonts w:ascii="Times New Roman" w:hAnsi="Times New Roman" w:cs="Times New Roman"/>
-          <w:sz w:val="28"/>
-          <w:szCs w:val="28"/>
-        </w:rPr>
-        <w:t xml:space="preserve"> valide la liste des produits et confirme la </w:t>
-      </w:r>
-      <w:r>
-        <w:rPr>
-          <w:rFonts w:ascii="Times New Roman" w:hAnsi="Times New Roman" w:cs="Times New Roman"/>
-          <w:sz w:val="28"/>
-          <w:szCs w:val="28"/>
-        </w:rPr>
-        <w:t>sortie</w:t>
-      </w:r>
-      <w:r>
-        <w:rPr>
-          <w:rFonts w:ascii="Times New Roman" w:hAnsi="Times New Roman" w:cs="Times New Roman"/>
-          <w:sz w:val="28"/>
-          <w:szCs w:val="28"/>
-        </w:rPr>
-        <w:t>.</w:t>
-      </w:r>
+        <w:rPr>
+          <w:rFonts w:ascii="Times New Roman" w:hAnsi="Times New Roman" w:cs="Times New Roman"/>
+          <w:sz w:val="28"/>
+          <w:szCs w:val="28"/>
+        </w:rPr>
+      </w:pPr>
     </w:p>
     <w:p>
       <w:pPr>
@@ -23245,7 +22544,7 @@
                     </pic:cNvPicPr>
                   </pic:nvPicPr>
                   <pic:blipFill>
-                    <a:blip r:embed="rId16">
+                    <a:blip r:embed="rId17">
                       <a:extLst>
                         <a:ext uri="{28A0092B-C50C-407E-A947-70E740481C1C}">
                           <a14:useLocalDpi xmlns:a14="http://schemas.microsoft.com/office/drawing/2010/main" val="0"/>
@@ -23387,7 +22686,57 @@
           <w:sz w:val="28"/>
           <w:szCs w:val="28"/>
         </w:rPr>
-        <w:t>Figure 9 : Diagramme de séquence de la mise à jour du stock (l’ajout)</w:t>
+        <w:t xml:space="preserve">Figure </w:t>
+      </w:r>
+      <w:r>
+        <w:rPr>
+          <w:rFonts w:ascii="Times New Roman" w:hAnsi="Times New Roman" w:cs="Times New Roman"/>
+          <w:b/>
+          <w:bCs/>
+          <w:sz w:val="28"/>
+          <w:szCs w:val="28"/>
+        </w:rPr>
+        <w:t>10</w:t>
+      </w:r>
+      <w:r>
+        <w:rPr>
+          <w:rFonts w:ascii="Times New Roman" w:hAnsi="Times New Roman" w:cs="Times New Roman"/>
+          <w:b/>
+          <w:bCs/>
+          <w:sz w:val="28"/>
+          <w:szCs w:val="28"/>
+        </w:rPr>
+        <w:t xml:space="preserve"> : Diagramme de séquence d</w:t>
+      </w:r>
+      <w:r>
+        <w:rPr>
+          <w:rFonts w:ascii="Times New Roman" w:hAnsi="Times New Roman" w:cs="Times New Roman"/>
+          <w:b/>
+          <w:bCs/>
+          <w:sz w:val="28"/>
+          <w:szCs w:val="28"/>
+        </w:rPr>
+        <w:t>’ajout</w:t>
+      </w:r>
+      <w:r>
+        <w:rPr>
+          <w:rFonts w:ascii="Times New Roman" w:hAnsi="Times New Roman" w:cs="Times New Roman"/>
+          <w:b/>
+          <w:bCs/>
+          <w:sz w:val="28"/>
+          <w:szCs w:val="28"/>
+        </w:rPr>
+        <w:t xml:space="preserve"> </w:t>
+      </w:r>
+      <w:r>
+        <w:rPr>
+          <w:rFonts w:ascii="Times New Roman" w:hAnsi="Times New Roman" w:cs="Times New Roman"/>
+          <w:b/>
+          <w:bCs/>
+          <w:sz w:val="28"/>
+          <w:szCs w:val="28"/>
+        </w:rPr>
+        <w:t>du stock</w:t>
       </w:r>
     </w:p>
     <w:p>
@@ -23507,6 +22856,7 @@
       <w:r>
         <w:rPr>
           <w:rFonts w:ascii="Times New Roman" w:hAnsi="Times New Roman" w:cs="Times New Roman"/>
+          <w:noProof/>
           <w:sz w:val="28"/>
           <w:szCs w:val="28"/>
           <w:lang w:val="en-US"/>
@@ -23537,7 +22887,7 @@
                     </pic:cNvPicPr>
                   </pic:nvPicPr>
                   <pic:blipFill>
-                    <a:blip r:embed="rId17">
+                    <a:blip r:embed="rId18">
                       <a:extLst>
                         <a:ext uri="{28A0092B-C50C-407E-A947-70E740481C1C}">
                           <a14:useLocalDpi xmlns:a14="http://schemas.microsoft.com/office/drawing/2010/main" val="0"/>
@@ -23584,7 +22934,6 @@
           <w:rFonts w:ascii="Times New Roman" w:hAnsi="Times New Roman" w:cs="Times New Roman"/>
           <w:sz w:val="28"/>
           <w:szCs w:val="28"/>
-          <w:lang w:val="en-US"/>
         </w:rPr>
       </w:pPr>
     </w:p>
@@ -23726,7 +23075,17 @@
           <w:sz w:val="28"/>
           <w:szCs w:val="28"/>
         </w:rPr>
-        <w:t>10</w:t>
+        <w:t>1</w:t>
+      </w:r>
+      <w:r>
+        <w:rPr>
+          <w:rFonts w:ascii="Times New Roman" w:hAnsi="Times New Roman" w:cs="Times New Roman"/>
+          <w:b/>
+          <w:bCs/>
+          <w:sz w:val="28"/>
+          <w:szCs w:val="28"/>
+        </w:rPr>
+        <w:t>1</w:t>
       </w:r>
       <w:r>
         <w:rPr>
@@ -23797,49 +23156,31 @@
           <w:szCs w:val="28"/>
         </w:rPr>
         <w:t>icaments</w:t>
+      </w:r>
+    </w:p>
+    <w:p>
+      <w:pPr>
+        <w:spacing w:after="0" w:line="276" w:lineRule="auto"/>
+        <w:ind w:firstLine="720"/>
+        <w:rPr>
+          <w:rFonts w:ascii="Times New Roman" w:hAnsi="Times New Roman" w:cs="Times New Roman"/>
+          <w:sz w:val="28"/>
+          <w:szCs w:val="28"/>
+        </w:rPr>
+      </w:pPr>
+      <w:r>
+        <w:rPr>
+          <w:rFonts w:ascii="Times New Roman" w:hAnsi="Times New Roman" w:cs="Times New Roman"/>
+          <w:sz w:val="28"/>
+          <w:szCs w:val="28"/>
+        </w:rPr>
+        <w:t>Description textuelle : L’utilisateur mentionne les informations du nouveau médicament, le système valide, sinon l’utilisateur modifie seulement la quantité si le produit existe déjà dans le stock, le système confirme.</w:t>
       </w:r>
     </w:p>
     <w:p>
       <w:pPr>
         <w:pStyle w:val="ListParagraph"/>
         <w:spacing w:after="0" w:line="276" w:lineRule="auto"/>
-        <w:ind w:left="1080"/>
-        <w:rPr>
-          <w:rFonts w:ascii="Times New Roman" w:hAnsi="Times New Roman" w:cs="Times New Roman"/>
-          <w:sz w:val="28"/>
-          <w:szCs w:val="28"/>
-        </w:rPr>
-      </w:pPr>
-    </w:p>
-    <w:p>
-      <w:pPr>
-        <w:pStyle w:val="ListParagraph"/>
-        <w:spacing w:after="0" w:line="276" w:lineRule="auto"/>
-        <w:ind w:left="1080"/>
-        <w:rPr>
-          <w:rFonts w:ascii="Times New Roman" w:hAnsi="Times New Roman" w:cs="Times New Roman"/>
-          <w:sz w:val="28"/>
-          <w:szCs w:val="28"/>
-        </w:rPr>
-      </w:pPr>
-    </w:p>
-    <w:p>
-      <w:pPr>
-        <w:pStyle w:val="ListParagraph"/>
-        <w:spacing w:after="0" w:line="276" w:lineRule="auto"/>
-        <w:ind w:left="1080"/>
-        <w:rPr>
-          <w:rFonts w:ascii="Times New Roman" w:hAnsi="Times New Roman" w:cs="Times New Roman"/>
-          <w:sz w:val="28"/>
-          <w:szCs w:val="28"/>
-        </w:rPr>
-      </w:pPr>
-    </w:p>
-    <w:p>
-      <w:pPr>
-        <w:pStyle w:val="ListParagraph"/>
-        <w:spacing w:after="0" w:line="276" w:lineRule="auto"/>
-        <w:ind w:left="1440"/>
         <w:rPr>
           <w:rFonts w:ascii="Times New Roman" w:hAnsi="Times New Roman" w:cs="Times New Roman"/>
           <w:b/>
@@ -23857,494 +23198,6 @@
           <w:szCs w:val="28"/>
         </w:rPr>
         <w:lastRenderedPageBreak/>
-        <w:t>C. Le Diagramme de class</w:t>
-      </w:r>
-      <w:r>
-        <w:rPr>
-          <w:rFonts w:ascii="Times New Roman" w:hAnsi="Times New Roman" w:cs="Times New Roman"/>
-          <w:b/>
-          <w:bCs/>
-          <w:sz w:val="28"/>
-          <w:szCs w:val="28"/>
-        </w:rPr>
-        <w:t>e</w:t>
-      </w:r>
-    </w:p>
-    <w:p>
-      <w:pPr>
-        <w:spacing w:after="0" w:line="276" w:lineRule="auto"/>
-        <w:ind w:firstLine="720"/>
-        <w:rPr>
-          <w:rFonts w:ascii="Times New Roman" w:hAnsi="Times New Roman" w:cs="Times New Roman"/>
-          <w:sz w:val="28"/>
-          <w:szCs w:val="28"/>
-        </w:rPr>
-      </w:pPr>
-      <w:r>
-        <w:rPr>
-          <w:rFonts w:ascii="Times New Roman" w:hAnsi="Times New Roman" w:cs="Times New Roman"/>
-          <w:sz w:val="28"/>
-          <w:szCs w:val="28"/>
-        </w:rPr>
-        <w:t>Le diagramme de classes est un schéma utilisé en génie logiciel pour présenter les classes et les interfaces des systèmes ainsi que les différentes relations entre celles-ci. Ce diagramme fait partie de la partie statique d'UML car il fait abstraction des aspects temporels et dynamiques. Une classe décrit les responsabilités, le comportement et le type d'un ensemble d'objets. Les éléments de cet ensemble sont les instances de la classe.</w:t>
-      </w:r>
-    </w:p>
-    <w:p>
-      <w:pPr>
-        <w:spacing w:after="0" w:line="276" w:lineRule="auto"/>
-        <w:ind w:firstLine="720"/>
-        <w:rPr>
-          <w:rFonts w:ascii="Times New Roman" w:hAnsi="Times New Roman" w:cs="Times New Roman"/>
-          <w:sz w:val="28"/>
-          <w:szCs w:val="28"/>
-        </w:rPr>
-      </w:pPr>
-      <w:r>
-        <w:rPr>
-          <w:rFonts w:ascii="Times New Roman" w:hAnsi="Times New Roman" w:cs="Times New Roman"/>
-          <w:sz w:val="28"/>
-          <w:szCs w:val="28"/>
-        </w:rPr>
-        <w:t>Une classe est un ensemble de fonctions et de données (attributs) qui sont liées ensemble par un champ sémantique. Les classes sont utilisées dans la programmation orientée objet. Elles permettent de modéliser un programme et ainsi de découper une tâche complexe en plusieurs petits travaux simples.</w:t>
-      </w:r>
-    </w:p>
-    <w:p>
-      <w:pPr>
-        <w:spacing w:after="0" w:line="276" w:lineRule="auto"/>
-        <w:ind w:firstLine="720"/>
-        <w:rPr>
-          <w:rFonts w:ascii="Times New Roman" w:hAnsi="Times New Roman" w:cs="Times New Roman"/>
-          <w:sz w:val="28"/>
-          <w:szCs w:val="28"/>
-          <w:lang w:val="en-US"/>
-        </w:rPr>
-      </w:pPr>
-      <w:r>
-        <w:rPr>
-          <w:rFonts w:ascii="Times New Roman" w:hAnsi="Times New Roman" w:cs="Times New Roman"/>
-          <w:sz w:val="28"/>
-          <w:szCs w:val="28"/>
-          <w:lang w:val="en-US"/>
-        </w:rPr>
-        <w:drawing>
-          <wp:anchor distT="0" distB="0" distL="114300" distR="114300" simplePos="0" relativeHeight="251677734" behindDoc="0" locked="0" layoutInCell="1" allowOverlap="1" wp14:anchorId="1E77C6A9" wp14:editId="5D2F3812">
-            <wp:simplePos x="0" y="0"/>
-            <wp:positionH relativeFrom="margin">
-              <wp:align>center</wp:align>
-            </wp:positionH>
-            <wp:positionV relativeFrom="paragraph">
-              <wp:posOffset>139065</wp:posOffset>
-            </wp:positionV>
-            <wp:extent cx="5142865" cy="5245100"/>
-            <wp:effectExtent l="0" t="0" r="635" b="0"/>
-            <wp:wrapNone/>
-            <wp:docPr id="1223825351" name="Picture 78"/>
-            <wp:cNvGraphicFramePr>
-              <a:graphicFrameLocks xmlns:a="http://schemas.openxmlformats.org/drawingml/2006/main" noChangeAspect="1"/>
-            </wp:cNvGraphicFramePr>
-            <a:graphic xmlns:a="http://schemas.openxmlformats.org/drawingml/2006/main">
-              <a:graphicData uri="http://schemas.openxmlformats.org/drawingml/2006/picture">
-                <pic:pic xmlns:pic="http://schemas.openxmlformats.org/drawingml/2006/picture">
-                  <pic:nvPicPr>
-                    <pic:cNvPr id="0" name="Picture 6"/>
-                    <pic:cNvPicPr>
-                      <a:picLocks noChangeAspect="1" noChangeArrowheads="1"/>
-                    </pic:cNvPicPr>
-                  </pic:nvPicPr>
-                  <pic:blipFill>
-                    <a:blip r:embed="rId18">
-                      <a:extLst>
-                        <a:ext uri="{28A0092B-C50C-407E-A947-70E740481C1C}">
-                          <a14:useLocalDpi xmlns:a14="http://schemas.microsoft.com/office/drawing/2010/main" val="0"/>
-                        </a:ext>
-                      </a:extLst>
-                    </a:blip>
-                    <a:srcRect/>
-                    <a:stretch>
-                      <a:fillRect/>
-                    </a:stretch>
-                  </pic:blipFill>
-                  <pic:spPr bwMode="auto">
-                    <a:xfrm>
-                      <a:off x="0" y="0"/>
-                      <a:ext cx="5142865" cy="5245100"/>
-                    </a:xfrm>
-                    <a:prstGeom prst="rect">
-                      <a:avLst/>
-                    </a:prstGeom>
-                    <a:noFill/>
-                    <a:ln>
-                      <a:noFill/>
-                    </a:ln>
-                  </pic:spPr>
-                </pic:pic>
-              </a:graphicData>
-            </a:graphic>
-            <wp14:sizeRelH relativeFrom="page">
-              <wp14:pctWidth>0</wp14:pctWidth>
-            </wp14:sizeRelH>
-            <wp14:sizeRelV relativeFrom="page">
-              <wp14:pctHeight>0</wp14:pctHeight>
-            </wp14:sizeRelV>
-          </wp:anchor>
-        </w:drawing>
-      </w:r>
-    </w:p>
-    <w:p>
-      <w:pPr>
-        <w:spacing w:after="0" w:line="276" w:lineRule="auto"/>
-        <w:ind w:firstLine="720"/>
-        <w:rPr>
-          <w:rFonts w:ascii="Times New Roman" w:hAnsi="Times New Roman" w:cs="Times New Roman"/>
-          <w:sz w:val="28"/>
-          <w:szCs w:val="28"/>
-          <w:lang w:val="en-US"/>
-        </w:rPr>
-      </w:pPr>
-    </w:p>
-    <w:p>
-      <w:pPr>
-        <w:spacing w:after="0" w:line="276" w:lineRule="auto"/>
-        <w:ind w:firstLine="720"/>
-        <w:rPr>
-          <w:rFonts w:ascii="Times New Roman" w:hAnsi="Times New Roman" w:cs="Times New Roman"/>
-          <w:sz w:val="28"/>
-          <w:szCs w:val="28"/>
-        </w:rPr>
-      </w:pPr>
-    </w:p>
-    <w:p>
-      <w:pPr>
-        <w:spacing w:after="0" w:line="276" w:lineRule="auto"/>
-        <w:ind w:firstLine="720"/>
-        <w:rPr>
-          <w:rFonts w:ascii="Times New Roman" w:hAnsi="Times New Roman" w:cs="Times New Roman"/>
-          <w:sz w:val="28"/>
-          <w:szCs w:val="28"/>
-        </w:rPr>
-      </w:pPr>
-    </w:p>
-    <w:p>
-      <w:pPr>
-        <w:spacing w:after="0" w:line="276" w:lineRule="auto"/>
-        <w:ind w:firstLine="720"/>
-        <w:rPr>
-          <w:rFonts w:ascii="Times New Roman" w:hAnsi="Times New Roman" w:cs="Times New Roman"/>
-          <w:sz w:val="28"/>
-          <w:szCs w:val="28"/>
-        </w:rPr>
-      </w:pPr>
-    </w:p>
-    <w:p>
-      <w:pPr>
-        <w:spacing w:after="0" w:line="276" w:lineRule="auto"/>
-        <w:ind w:firstLine="720"/>
-        <w:rPr>
-          <w:rFonts w:ascii="Times New Roman" w:hAnsi="Times New Roman" w:cs="Times New Roman"/>
-          <w:sz w:val="28"/>
-          <w:szCs w:val="28"/>
-        </w:rPr>
-      </w:pPr>
-    </w:p>
-    <w:p>
-      <w:pPr>
-        <w:spacing w:after="0" w:line="276" w:lineRule="auto"/>
-        <w:ind w:firstLine="720"/>
-        <w:rPr>
-          <w:rFonts w:ascii="Times New Roman" w:hAnsi="Times New Roman" w:cs="Times New Roman"/>
-          <w:sz w:val="28"/>
-          <w:szCs w:val="28"/>
-        </w:rPr>
-      </w:pPr>
-    </w:p>
-    <w:p>
-      <w:pPr>
-        <w:spacing w:after="0" w:line="276" w:lineRule="auto"/>
-        <w:ind w:firstLine="720"/>
-        <w:rPr>
-          <w:rFonts w:ascii="Times New Roman" w:hAnsi="Times New Roman" w:cs="Times New Roman"/>
-          <w:sz w:val="28"/>
-          <w:szCs w:val="28"/>
-        </w:rPr>
-      </w:pPr>
-    </w:p>
-    <w:p>
-      <w:pPr>
-        <w:spacing w:after="0" w:line="276" w:lineRule="auto"/>
-        <w:ind w:firstLine="720"/>
-        <w:rPr>
-          <w:rFonts w:ascii="Times New Roman" w:hAnsi="Times New Roman" w:cs="Times New Roman"/>
-          <w:sz w:val="28"/>
-          <w:szCs w:val="28"/>
-        </w:rPr>
-      </w:pPr>
-    </w:p>
-    <w:p>
-      <w:pPr>
-        <w:spacing w:after="0" w:line="276" w:lineRule="auto"/>
-        <w:ind w:firstLine="720"/>
-        <w:rPr>
-          <w:rFonts w:ascii="Times New Roman" w:hAnsi="Times New Roman" w:cs="Times New Roman"/>
-          <w:sz w:val="28"/>
-          <w:szCs w:val="28"/>
-        </w:rPr>
-      </w:pPr>
-    </w:p>
-    <w:p>
-      <w:pPr>
-        <w:spacing w:after="0" w:line="276" w:lineRule="auto"/>
-        <w:ind w:firstLine="720"/>
-        <w:rPr>
-          <w:rFonts w:ascii="Times New Roman" w:hAnsi="Times New Roman" w:cs="Times New Roman"/>
-          <w:sz w:val="28"/>
-          <w:szCs w:val="28"/>
-        </w:rPr>
-      </w:pPr>
-    </w:p>
-    <w:p>
-      <w:pPr>
-        <w:spacing w:after="0" w:line="276" w:lineRule="auto"/>
-        <w:ind w:firstLine="720"/>
-        <w:rPr>
-          <w:rFonts w:ascii="Times New Roman" w:hAnsi="Times New Roman" w:cs="Times New Roman"/>
-          <w:sz w:val="28"/>
-          <w:szCs w:val="28"/>
-        </w:rPr>
-      </w:pPr>
-    </w:p>
-    <w:p>
-      <w:pPr>
-        <w:spacing w:after="0" w:line="276" w:lineRule="auto"/>
-        <w:ind w:firstLine="720"/>
-        <w:rPr>
-          <w:rFonts w:ascii="Times New Roman" w:hAnsi="Times New Roman" w:cs="Times New Roman"/>
-          <w:sz w:val="28"/>
-          <w:szCs w:val="28"/>
-        </w:rPr>
-      </w:pPr>
-    </w:p>
-    <w:p>
-      <w:pPr>
-        <w:spacing w:after="0" w:line="276" w:lineRule="auto"/>
-        <w:ind w:firstLine="720"/>
-        <w:rPr>
-          <w:rFonts w:ascii="Times New Roman" w:hAnsi="Times New Roman" w:cs="Times New Roman"/>
-          <w:sz w:val="28"/>
-          <w:szCs w:val="28"/>
-        </w:rPr>
-      </w:pPr>
-    </w:p>
-    <w:p>
-      <w:pPr>
-        <w:spacing w:after="0" w:line="276" w:lineRule="auto"/>
-        <w:ind w:firstLine="720"/>
-        <w:rPr>
-          <w:rFonts w:ascii="Times New Roman" w:hAnsi="Times New Roman" w:cs="Times New Roman"/>
-          <w:sz w:val="28"/>
-          <w:szCs w:val="28"/>
-        </w:rPr>
-      </w:pPr>
-    </w:p>
-    <w:p>
-      <w:pPr>
-        <w:spacing w:after="0" w:line="276" w:lineRule="auto"/>
-        <w:ind w:firstLine="720"/>
-        <w:rPr>
-          <w:rFonts w:ascii="Times New Roman" w:hAnsi="Times New Roman" w:cs="Times New Roman"/>
-          <w:sz w:val="28"/>
-          <w:szCs w:val="28"/>
-        </w:rPr>
-      </w:pPr>
-    </w:p>
-    <w:p>
-      <w:pPr>
-        <w:spacing w:after="0" w:line="276" w:lineRule="auto"/>
-        <w:ind w:firstLine="720"/>
-        <w:rPr>
-          <w:rFonts w:ascii="Times New Roman" w:hAnsi="Times New Roman" w:cs="Times New Roman"/>
-          <w:sz w:val="28"/>
-          <w:szCs w:val="28"/>
-        </w:rPr>
-      </w:pPr>
-    </w:p>
-    <w:p>
-      <w:pPr>
-        <w:spacing w:after="0" w:line="276" w:lineRule="auto"/>
-        <w:ind w:firstLine="720"/>
-        <w:rPr>
-          <w:rFonts w:ascii="Times New Roman" w:hAnsi="Times New Roman" w:cs="Times New Roman"/>
-          <w:sz w:val="28"/>
-          <w:szCs w:val="28"/>
-        </w:rPr>
-      </w:pPr>
-    </w:p>
-    <w:p>
-      <w:pPr>
-        <w:spacing w:after="0" w:line="276" w:lineRule="auto"/>
-        <w:ind w:firstLine="720"/>
-        <w:rPr>
-          <w:rFonts w:ascii="Times New Roman" w:hAnsi="Times New Roman" w:cs="Times New Roman"/>
-          <w:sz w:val="28"/>
-          <w:szCs w:val="28"/>
-        </w:rPr>
-      </w:pPr>
-    </w:p>
-    <w:p>
-      <w:pPr>
-        <w:spacing w:after="0" w:line="276" w:lineRule="auto"/>
-        <w:ind w:firstLine="720"/>
-        <w:rPr>
-          <w:rFonts w:ascii="Times New Roman" w:hAnsi="Times New Roman" w:cs="Times New Roman"/>
-          <w:sz w:val="28"/>
-          <w:szCs w:val="28"/>
-        </w:rPr>
-      </w:pPr>
-    </w:p>
-    <w:p>
-      <w:pPr>
-        <w:spacing w:after="0" w:line="276" w:lineRule="auto"/>
-        <w:ind w:firstLine="720"/>
-        <w:rPr>
-          <w:rFonts w:ascii="Times New Roman" w:hAnsi="Times New Roman" w:cs="Times New Roman"/>
-          <w:sz w:val="28"/>
-          <w:szCs w:val="28"/>
-        </w:rPr>
-      </w:pPr>
-    </w:p>
-    <w:p>
-      <w:pPr>
-        <w:spacing w:after="0" w:line="276" w:lineRule="auto"/>
-        <w:ind w:firstLine="720"/>
-        <w:rPr>
-          <w:rFonts w:ascii="Times New Roman" w:hAnsi="Times New Roman" w:cs="Times New Roman"/>
-          <w:sz w:val="28"/>
-          <w:szCs w:val="28"/>
-        </w:rPr>
-      </w:pPr>
-    </w:p>
-    <w:p>
-      <w:pPr>
-        <w:spacing w:after="0" w:line="276" w:lineRule="auto"/>
-        <w:ind w:firstLine="720"/>
-        <w:rPr>
-          <w:rFonts w:ascii="Times New Roman" w:hAnsi="Times New Roman" w:cs="Times New Roman"/>
-          <w:sz w:val="28"/>
-          <w:szCs w:val="28"/>
-        </w:rPr>
-      </w:pPr>
-    </w:p>
-    <w:p>
-      <w:pPr>
-        <w:spacing w:after="0" w:line="276" w:lineRule="auto"/>
-        <w:ind w:firstLine="720"/>
-        <w:jc w:val="center"/>
-        <w:rPr>
-          <w:rFonts w:ascii="Times New Roman" w:hAnsi="Times New Roman" w:cs="Times New Roman"/>
-          <w:b/>
-          <w:bCs/>
-          <w:sz w:val="28"/>
-          <w:szCs w:val="28"/>
-        </w:rPr>
-      </w:pPr>
-      <w:r>
-        <w:rPr>
-          <w:rFonts w:ascii="Times New Roman" w:hAnsi="Times New Roman" w:cs="Times New Roman"/>
-          <w:b/>
-          <w:bCs/>
-          <w:sz w:val="28"/>
-          <w:szCs w:val="28"/>
-        </w:rPr>
-        <w:t xml:space="preserve">Figure </w:t>
-      </w:r>
-      <w:r>
-        <w:rPr>
-          <w:rFonts w:ascii="Times New Roman" w:hAnsi="Times New Roman" w:cs="Times New Roman"/>
-          <w:b/>
-          <w:bCs/>
-          <w:sz w:val="28"/>
-          <w:szCs w:val="28"/>
-        </w:rPr>
-        <w:t>1</w:t>
-      </w:r>
-      <w:r>
-        <w:rPr>
-          <w:rFonts w:ascii="Times New Roman" w:hAnsi="Times New Roman" w:cs="Times New Roman"/>
-          <w:b/>
-          <w:bCs/>
-          <w:sz w:val="28"/>
-          <w:szCs w:val="28"/>
-        </w:rPr>
-        <w:t>1 : Le diagramme de classe</w:t>
-      </w:r>
-    </w:p>
-    <w:p>
-      <w:pPr>
-        <w:spacing w:after="0" w:line="276" w:lineRule="auto"/>
-        <w:ind w:firstLine="720"/>
-        <w:rPr>
-          <w:rFonts w:ascii="Times New Roman" w:hAnsi="Times New Roman" w:cs="Times New Roman"/>
-          <w:sz w:val="28"/>
-          <w:szCs w:val="28"/>
-        </w:rPr>
-      </w:pPr>
-    </w:p>
-    <w:p>
-      <w:pPr>
-        <w:spacing w:after="0" w:line="276" w:lineRule="auto"/>
-        <w:ind w:firstLine="720"/>
-        <w:rPr>
-          <w:rFonts w:ascii="Times New Roman" w:hAnsi="Times New Roman" w:cs="Times New Roman"/>
-          <w:sz w:val="28"/>
-          <w:szCs w:val="28"/>
-        </w:rPr>
-      </w:pPr>
-    </w:p>
-    <w:p>
-      <w:pPr>
-        <w:pStyle w:val="ListParagraph"/>
-        <w:spacing w:after="0" w:line="276" w:lineRule="auto"/>
-        <w:rPr>
-          <w:rFonts w:ascii="Times New Roman" w:hAnsi="Times New Roman" w:cs="Times New Roman"/>
-          <w:b/>
-          <w:bCs/>
-          <w:sz w:val="28"/>
-          <w:szCs w:val="28"/>
-        </w:rPr>
-      </w:pPr>
-    </w:p>
-    <w:p>
-      <w:pPr>
-        <w:pStyle w:val="ListParagraph"/>
-        <w:spacing w:after="0" w:line="276" w:lineRule="auto"/>
-        <w:rPr>
-          <w:rFonts w:ascii="Times New Roman" w:hAnsi="Times New Roman" w:cs="Times New Roman"/>
-          <w:b/>
-          <w:bCs/>
-          <w:sz w:val="28"/>
-          <w:szCs w:val="28"/>
-        </w:rPr>
-      </w:pPr>
-    </w:p>
-    <w:p>
-      <w:pPr>
-        <w:pStyle w:val="ListParagraph"/>
-        <w:spacing w:after="0" w:line="276" w:lineRule="auto"/>
-        <w:rPr>
-          <w:rFonts w:ascii="Times New Roman" w:hAnsi="Times New Roman" w:cs="Times New Roman"/>
-          <w:b/>
-          <w:bCs/>
-          <w:sz w:val="28"/>
-          <w:szCs w:val="28"/>
-        </w:rPr>
-      </w:pPr>
-      <w:r>
-        <w:rPr>
-          <w:rFonts w:ascii="Times New Roman" w:hAnsi="Times New Roman" w:cs="Times New Roman"/>
-          <w:b/>
-          <w:bCs/>
-          <w:sz w:val="28"/>
-          <w:szCs w:val="28"/>
-        </w:rPr>
         <w:t>2</w:t>
       </w:r>
       <w:r>
@@ -24394,34 +23247,6 @@
         </w:rPr>
         <w:t>Dictionnaire de données</w:t>
       </w:r>
-    </w:p>
-    <w:p>
-      <w:pPr>
-        <w:pStyle w:val="ListParagraph"/>
-        <w:spacing w:after="0" w:line="276" w:lineRule="auto"/>
-        <w:ind w:left="1800"/>
-        <w:rPr>
-          <w:rFonts w:ascii="Times New Roman" w:hAnsi="Times New Roman" w:cs="Times New Roman"/>
-          <w:b/>
-          <w:bCs/>
-          <w:sz w:val="28"/>
-          <w:szCs w:val="28"/>
-        </w:rPr>
-      </w:pPr>
-    </w:p>
-    <w:p>
-      <w:pPr>
-        <w:pStyle w:val="ListParagraph"/>
-        <w:spacing w:after="0" w:line="276" w:lineRule="auto"/>
-        <w:ind w:left="1800"/>
-        <w:rPr>
-          <w:rFonts w:ascii="Times New Roman" w:hAnsi="Times New Roman" w:cs="Times New Roman"/>
-          <w:b/>
-          <w:bCs/>
-          <w:sz w:val="28"/>
-          <w:szCs w:val="28"/>
-        </w:rPr>
-      </w:pPr>
     </w:p>
     <w:p>
       <w:pPr>
@@ -24452,10 +23277,10 @@
         <w:tblLook w:val="04A0" w:firstRow="1" w:lastRow="0" w:firstColumn="1" w:lastColumn="0" w:noHBand="0" w:noVBand="1"/>
       </w:tblPr>
       <w:tblGrid>
-        <w:gridCol w:w="2327"/>
-        <w:gridCol w:w="2246"/>
-        <w:gridCol w:w="2772"/>
-        <w:gridCol w:w="2366"/>
+        <w:gridCol w:w="2798"/>
+        <w:gridCol w:w="2113"/>
+        <w:gridCol w:w="2672"/>
+        <w:gridCol w:w="2128"/>
       </w:tblGrid>
       <w:tr>
         <w:trPr>
@@ -24598,26 +23423,14 @@
                 <w:szCs w:val="28"/>
               </w:rPr>
             </w:pPr>
-            <w:proofErr w:type="spellStart"/>
-            <w:proofErr w:type="gramStart"/>
             <w:r>
               <w:rPr>
                 <w:rFonts w:ascii="Times New Roman" w:hAnsi="Times New Roman" w:cs="Times New Roman"/>
                 <w:sz w:val="28"/>
                 <w:szCs w:val="28"/>
               </w:rPr>
-              <w:t>id</w:t>
+              <w:t>id_user</w:t>
             </w:r>
-            <w:proofErr w:type="gramEnd"/>
-            <w:r>
-              <w:rPr>
-                <w:rFonts w:ascii="Times New Roman" w:hAnsi="Times New Roman" w:cs="Times New Roman"/>
-                <w:sz w:val="28"/>
-                <w:szCs w:val="28"/>
-              </w:rPr>
-              <w:t>_user</w:t>
-            </w:r>
-            <w:proofErr w:type="spellEnd"/>
           </w:p>
         </w:tc>
         <w:tc>
@@ -24662,33 +23475,13 @@
                 <w:szCs w:val="28"/>
               </w:rPr>
             </w:pPr>
-            <w:proofErr w:type="spellStart"/>
-            <w:proofErr w:type="gramStart"/>
             <w:r>
               <w:rPr>
                 <w:rFonts w:ascii="Times New Roman" w:hAnsi="Times New Roman" w:cs="Times New Roman"/>
                 <w:sz w:val="28"/>
                 <w:szCs w:val="28"/>
               </w:rPr>
-              <w:t>int</w:t>
-            </w:r>
-            <w:proofErr w:type="spellEnd"/>
-            <w:r>
-              <w:rPr>
-                <w:rFonts w:ascii="Times New Roman" w:hAnsi="Times New Roman" w:cs="Times New Roman"/>
-                <w:sz w:val="28"/>
-                <w:szCs w:val="28"/>
-              </w:rPr>
-              <w:t>(</w:t>
-            </w:r>
-            <w:proofErr w:type="gramEnd"/>
-            <w:r>
-              <w:rPr>
-                <w:rFonts w:ascii="Times New Roman" w:hAnsi="Times New Roman" w:cs="Times New Roman"/>
-                <w:sz w:val="28"/>
-                <w:szCs w:val="28"/>
-              </w:rPr>
-              <w:t>11)</w:t>
+              <w:t>int(11)</w:t>
             </w:r>
           </w:p>
         </w:tc>
@@ -24739,26 +23532,14 @@
                 <w:szCs w:val="28"/>
               </w:rPr>
             </w:pPr>
-            <w:proofErr w:type="spellStart"/>
-            <w:proofErr w:type="gramStart"/>
             <w:r>
               <w:rPr>
                 <w:rFonts w:ascii="Times New Roman" w:hAnsi="Times New Roman" w:cs="Times New Roman"/>
                 <w:sz w:val="28"/>
                 <w:szCs w:val="28"/>
               </w:rPr>
-              <w:t>nom</w:t>
+              <w:t>nom_complet</w:t>
             </w:r>
-            <w:proofErr w:type="gramEnd"/>
-            <w:r>
-              <w:rPr>
-                <w:rFonts w:ascii="Times New Roman" w:hAnsi="Times New Roman" w:cs="Times New Roman"/>
-                <w:sz w:val="28"/>
-                <w:szCs w:val="28"/>
-              </w:rPr>
-              <w:t>_complet</w:t>
-            </w:r>
-            <w:proofErr w:type="spellEnd"/>
           </w:p>
         </w:tc>
         <w:tc>
@@ -24803,23 +23584,13 @@
                 <w:szCs w:val="28"/>
               </w:rPr>
             </w:pPr>
-            <w:proofErr w:type="gramStart"/>
             <w:r>
               <w:rPr>
                 <w:rFonts w:ascii="Times New Roman" w:hAnsi="Times New Roman" w:cs="Times New Roman"/>
                 <w:sz w:val="28"/>
                 <w:szCs w:val="28"/>
               </w:rPr>
-              <w:t>varchar(</w:t>
-            </w:r>
-            <w:proofErr w:type="gramEnd"/>
-            <w:r>
-              <w:rPr>
-                <w:rFonts w:ascii="Times New Roman" w:hAnsi="Times New Roman" w:cs="Times New Roman"/>
-                <w:sz w:val="28"/>
-                <w:szCs w:val="28"/>
-              </w:rPr>
-              <w:t>100)</w:t>
+              <w:t>varchar(100)</w:t>
             </w:r>
           </w:p>
         </w:tc>
@@ -24870,8 +23641,6 @@
                 <w:szCs w:val="28"/>
               </w:rPr>
             </w:pPr>
-            <w:proofErr w:type="spellStart"/>
-            <w:proofErr w:type="gramStart"/>
             <w:r>
               <w:rPr>
                 <w:rFonts w:ascii="Times New Roman" w:hAnsi="Times New Roman" w:cs="Times New Roman"/>
@@ -24880,8 +23649,6 @@
               </w:rPr>
               <w:t>username</w:t>
             </w:r>
-            <w:proofErr w:type="spellEnd"/>
-            <w:proofErr w:type="gramEnd"/>
           </w:p>
         </w:tc>
         <w:tc>
@@ -24926,23 +23693,13 @@
                 <w:szCs w:val="28"/>
               </w:rPr>
             </w:pPr>
-            <w:proofErr w:type="gramStart"/>
             <w:r>
               <w:rPr>
                 <w:rFonts w:ascii="Times New Roman" w:hAnsi="Times New Roman" w:cs="Times New Roman"/>
                 <w:sz w:val="28"/>
                 <w:szCs w:val="28"/>
               </w:rPr>
-              <w:t>varchar(</w:t>
-            </w:r>
-            <w:proofErr w:type="gramEnd"/>
-            <w:r>
-              <w:rPr>
-                <w:rFonts w:ascii="Times New Roman" w:hAnsi="Times New Roman" w:cs="Times New Roman"/>
-                <w:sz w:val="28"/>
-                <w:szCs w:val="28"/>
-              </w:rPr>
-              <w:t>50)</w:t>
+              <w:t>varchar(50)</w:t>
             </w:r>
           </w:p>
         </w:tc>
@@ -24993,8 +23750,6 @@
                 <w:szCs w:val="28"/>
               </w:rPr>
             </w:pPr>
-            <w:proofErr w:type="spellStart"/>
-            <w:proofErr w:type="gramStart"/>
             <w:r>
               <w:rPr>
                 <w:rFonts w:ascii="Times New Roman" w:hAnsi="Times New Roman" w:cs="Times New Roman"/>
@@ -25003,8 +23758,6 @@
               </w:rPr>
               <w:t>password</w:t>
             </w:r>
-            <w:proofErr w:type="spellEnd"/>
-            <w:proofErr w:type="gramEnd"/>
           </w:p>
         </w:tc>
         <w:tc>
@@ -25049,23 +23802,13 @@
                 <w:szCs w:val="28"/>
               </w:rPr>
             </w:pPr>
-            <w:proofErr w:type="gramStart"/>
             <w:r>
               <w:rPr>
                 <w:rFonts w:ascii="Times New Roman" w:hAnsi="Times New Roman" w:cs="Times New Roman"/>
                 <w:sz w:val="28"/>
                 <w:szCs w:val="28"/>
               </w:rPr>
-              <w:t>varchar(</w:t>
-            </w:r>
-            <w:proofErr w:type="gramEnd"/>
-            <w:r>
-              <w:rPr>
-                <w:rFonts w:ascii="Times New Roman" w:hAnsi="Times New Roman" w:cs="Times New Roman"/>
-                <w:sz w:val="28"/>
-                <w:szCs w:val="28"/>
-              </w:rPr>
-              <w:t>50)</w:t>
+              <w:t>varchar(50)</w:t>
             </w:r>
           </w:p>
         </w:tc>
@@ -25092,6 +23835,365 @@
                 <w:szCs w:val="28"/>
               </w:rPr>
               <w:t>NOT NULL</w:t>
+            </w:r>
+          </w:p>
+        </w:tc>
+      </w:tr>
+      <w:tr>
+        <w:trPr>
+          <w:trHeight w:val="377"/>
+        </w:trPr>
+        <w:tc>
+          <w:tcPr>
+            <w:tcW w:w="2327" w:type="dxa"/>
+            <w:vAlign w:val="center"/>
+          </w:tcPr>
+          <w:p>
+            <w:pPr>
+              <w:pStyle w:val="ListParagraph"/>
+              <w:spacing w:line="276" w:lineRule="auto"/>
+              <w:ind w:left="0"/>
+              <w:rPr>
+                <w:rFonts w:ascii="Times New Roman" w:hAnsi="Times New Roman" w:cs="Times New Roman"/>
+                <w:sz w:val="28"/>
+                <w:szCs w:val="28"/>
+              </w:rPr>
+            </w:pPr>
+            <w:r>
+              <w:rPr>
+                <w:rFonts w:ascii="Times New Roman" w:hAnsi="Times New Roman" w:cs="Times New Roman"/>
+                <w:sz w:val="28"/>
+                <w:szCs w:val="28"/>
+              </w:rPr>
+              <w:t>email</w:t>
+            </w:r>
+          </w:p>
+        </w:tc>
+        <w:tc>
+          <w:tcPr>
+            <w:tcW w:w="2246" w:type="dxa"/>
+            <w:vAlign w:val="center"/>
+          </w:tcPr>
+          <w:p>
+            <w:pPr>
+              <w:pStyle w:val="ListParagraph"/>
+              <w:spacing w:line="276" w:lineRule="auto"/>
+              <w:ind w:left="0"/>
+              <w:rPr>
+                <w:rFonts w:ascii="Times New Roman" w:hAnsi="Times New Roman" w:cs="Times New Roman"/>
+                <w:sz w:val="28"/>
+                <w:szCs w:val="28"/>
+              </w:rPr>
+            </w:pPr>
+            <w:r>
+              <w:rPr>
+                <w:rFonts w:ascii="Times New Roman" w:hAnsi="Times New Roman" w:cs="Times New Roman"/>
+                <w:sz w:val="28"/>
+                <w:szCs w:val="28"/>
+              </w:rPr>
+              <w:t>L’email de l’utilisateur</w:t>
+            </w:r>
+          </w:p>
+        </w:tc>
+        <w:tc>
+          <w:tcPr>
+            <w:tcW w:w="2772" w:type="dxa"/>
+            <w:vAlign w:val="center"/>
+          </w:tcPr>
+          <w:p>
+            <w:pPr>
+              <w:pStyle w:val="ListParagraph"/>
+              <w:spacing w:line="276" w:lineRule="auto"/>
+              <w:ind w:left="0"/>
+              <w:rPr>
+                <w:rFonts w:ascii="Times New Roman" w:hAnsi="Times New Roman" w:cs="Times New Roman"/>
+                <w:sz w:val="28"/>
+                <w:szCs w:val="28"/>
+              </w:rPr>
+            </w:pPr>
+            <w:r>
+              <w:rPr>
+                <w:rFonts w:ascii="Times New Roman" w:hAnsi="Times New Roman" w:cs="Times New Roman"/>
+                <w:sz w:val="28"/>
+                <w:szCs w:val="28"/>
+              </w:rPr>
+              <w:t>varchar</w:t>
+            </w:r>
+            <w:r>
+              <w:rPr>
+                <w:rFonts w:ascii="Times New Roman" w:hAnsi="Times New Roman" w:cs="Times New Roman"/>
+                <w:sz w:val="28"/>
+                <w:szCs w:val="28"/>
+              </w:rPr>
+              <w:t xml:space="preserve"> (255)</w:t>
+            </w:r>
+          </w:p>
+        </w:tc>
+        <w:tc>
+          <w:tcPr>
+            <w:tcW w:w="2366" w:type="dxa"/>
+            <w:vAlign w:val="center"/>
+          </w:tcPr>
+          <w:p>
+            <w:pPr>
+              <w:pStyle w:val="ListParagraph"/>
+              <w:spacing w:line="276" w:lineRule="auto"/>
+              <w:ind w:left="0"/>
+              <w:rPr>
+                <w:rFonts w:ascii="Times New Roman" w:hAnsi="Times New Roman" w:cs="Times New Roman"/>
+                <w:sz w:val="28"/>
+                <w:szCs w:val="28"/>
+              </w:rPr>
+            </w:pPr>
+            <w:r>
+              <w:rPr>
+                <w:rFonts w:ascii="Times New Roman" w:hAnsi="Times New Roman" w:cs="Times New Roman"/>
+                <w:sz w:val="28"/>
+                <w:szCs w:val="28"/>
+              </w:rPr>
+              <w:t xml:space="preserve">UNIQUE, </w:t>
+            </w:r>
+            <w:r>
+              <w:rPr>
+                <w:rFonts w:ascii="Times New Roman" w:hAnsi="Times New Roman" w:cs="Times New Roman"/>
+                <w:sz w:val="28"/>
+                <w:szCs w:val="28"/>
+              </w:rPr>
+              <w:t>NOT NULL</w:t>
+            </w:r>
+          </w:p>
+        </w:tc>
+      </w:tr>
+      <w:tr>
+        <w:trPr>
+          <w:trHeight w:val="377"/>
+        </w:trPr>
+        <w:tc>
+          <w:tcPr>
+            <w:tcW w:w="2327" w:type="dxa"/>
+            <w:vAlign w:val="center"/>
+          </w:tcPr>
+          <w:p>
+            <w:pPr>
+              <w:pStyle w:val="ListParagraph"/>
+              <w:spacing w:line="276" w:lineRule="auto"/>
+              <w:ind w:left="0"/>
+              <w:rPr>
+                <w:rFonts w:ascii="Times New Roman" w:hAnsi="Times New Roman" w:cs="Times New Roman"/>
+                <w:sz w:val="28"/>
+                <w:szCs w:val="28"/>
+              </w:rPr>
+            </w:pPr>
+            <w:r>
+              <w:rPr>
+                <w:rFonts w:ascii="Times New Roman" w:hAnsi="Times New Roman" w:cs="Times New Roman"/>
+                <w:sz w:val="28"/>
+                <w:szCs w:val="28"/>
+              </w:rPr>
+              <w:t>reset_token_hash</w:t>
+            </w:r>
+          </w:p>
+        </w:tc>
+        <w:tc>
+          <w:tcPr>
+            <w:tcW w:w="2246" w:type="dxa"/>
+            <w:vAlign w:val="center"/>
+          </w:tcPr>
+          <w:p>
+            <w:pPr>
+              <w:pStyle w:val="ListParagraph"/>
+              <w:spacing w:line="276" w:lineRule="auto"/>
+              <w:ind w:left="0"/>
+              <w:rPr>
+                <w:rFonts w:ascii="Times New Roman" w:hAnsi="Times New Roman" w:cs="Times New Roman"/>
+                <w:sz w:val="28"/>
+                <w:szCs w:val="28"/>
+              </w:rPr>
+            </w:pPr>
+            <w:r>
+              <w:rPr>
+                <w:rFonts w:ascii="Times New Roman" w:hAnsi="Times New Roman" w:cs="Times New Roman"/>
+                <w:sz w:val="28"/>
+                <w:szCs w:val="28"/>
+              </w:rPr>
+              <w:t>Jeton de réinitialisation</w:t>
+            </w:r>
+          </w:p>
+        </w:tc>
+        <w:tc>
+          <w:tcPr>
+            <w:tcW w:w="2772" w:type="dxa"/>
+            <w:vAlign w:val="center"/>
+          </w:tcPr>
+          <w:p>
+            <w:pPr>
+              <w:pStyle w:val="ListParagraph"/>
+              <w:spacing w:line="276" w:lineRule="auto"/>
+              <w:ind w:left="0"/>
+              <w:rPr>
+                <w:rFonts w:ascii="Times New Roman" w:hAnsi="Times New Roman" w:cs="Times New Roman"/>
+                <w:sz w:val="28"/>
+                <w:szCs w:val="28"/>
+              </w:rPr>
+            </w:pPr>
+            <w:r>
+              <w:rPr>
+                <w:rFonts w:ascii="Times New Roman" w:hAnsi="Times New Roman" w:cs="Times New Roman"/>
+                <w:sz w:val="28"/>
+                <w:szCs w:val="28"/>
+              </w:rPr>
+              <w:t>varchar(</w:t>
+            </w:r>
+            <w:r>
+              <w:rPr>
+                <w:rFonts w:ascii="Times New Roman" w:hAnsi="Times New Roman" w:cs="Times New Roman"/>
+                <w:sz w:val="28"/>
+                <w:szCs w:val="28"/>
+              </w:rPr>
+              <w:t>64</w:t>
+            </w:r>
+            <w:r>
+              <w:rPr>
+                <w:rFonts w:ascii="Times New Roman" w:hAnsi="Times New Roman" w:cs="Times New Roman"/>
+                <w:sz w:val="28"/>
+                <w:szCs w:val="28"/>
+              </w:rPr>
+              <w:t>)</w:t>
+            </w:r>
+          </w:p>
+        </w:tc>
+        <w:tc>
+          <w:tcPr>
+            <w:tcW w:w="2366" w:type="dxa"/>
+            <w:vAlign w:val="center"/>
+          </w:tcPr>
+          <w:p>
+            <w:pPr>
+              <w:pStyle w:val="ListParagraph"/>
+              <w:spacing w:line="276" w:lineRule="auto"/>
+              <w:ind w:left="0"/>
+              <w:rPr>
+                <w:rFonts w:ascii="Times New Roman" w:hAnsi="Times New Roman" w:cs="Times New Roman"/>
+                <w:sz w:val="28"/>
+                <w:szCs w:val="28"/>
+              </w:rPr>
+            </w:pPr>
+            <w:r>
+              <w:rPr>
+                <w:rFonts w:ascii="Times New Roman" w:hAnsi="Times New Roman" w:cs="Times New Roman"/>
+                <w:sz w:val="28"/>
+                <w:szCs w:val="28"/>
+              </w:rPr>
+              <w:t>NULL</w:t>
+            </w:r>
+          </w:p>
+        </w:tc>
+      </w:tr>
+      <w:tr>
+        <w:trPr>
+          <w:trHeight w:val="377"/>
+        </w:trPr>
+        <w:tc>
+          <w:tcPr>
+            <w:tcW w:w="2327" w:type="dxa"/>
+            <w:vAlign w:val="center"/>
+          </w:tcPr>
+          <w:p>
+            <w:pPr>
+              <w:pStyle w:val="ListParagraph"/>
+              <w:spacing w:line="276" w:lineRule="auto"/>
+              <w:ind w:left="0"/>
+              <w:rPr>
+                <w:rFonts w:ascii="Times New Roman" w:hAnsi="Times New Roman" w:cs="Times New Roman"/>
+                <w:sz w:val="28"/>
+                <w:szCs w:val="28"/>
+              </w:rPr>
+            </w:pPr>
+            <w:r>
+              <w:rPr>
+                <w:rFonts w:ascii="Times New Roman" w:hAnsi="Times New Roman" w:cs="Times New Roman"/>
+                <w:sz w:val="28"/>
+                <w:szCs w:val="28"/>
+              </w:rPr>
+              <w:t>reset_token_expires_at</w:t>
+            </w:r>
+          </w:p>
+        </w:tc>
+        <w:tc>
+          <w:tcPr>
+            <w:tcW w:w="2246" w:type="dxa"/>
+            <w:vAlign w:val="center"/>
+          </w:tcPr>
+          <w:p>
+            <w:pPr>
+              <w:pStyle w:val="ListParagraph"/>
+              <w:spacing w:line="276" w:lineRule="auto"/>
+              <w:ind w:left="0"/>
+              <w:rPr>
+                <w:rFonts w:ascii="Times New Roman" w:hAnsi="Times New Roman" w:cs="Times New Roman"/>
+                <w:sz w:val="28"/>
+                <w:szCs w:val="28"/>
+              </w:rPr>
+            </w:pPr>
+            <w:r>
+              <w:rPr>
+                <w:rFonts w:ascii="Times New Roman" w:hAnsi="Times New Roman" w:cs="Times New Roman"/>
+                <w:sz w:val="28"/>
+                <w:szCs w:val="28"/>
+              </w:rPr>
+              <w:t>Expiration du jeton</w:t>
+            </w:r>
+          </w:p>
+        </w:tc>
+        <w:tc>
+          <w:tcPr>
+            <w:tcW w:w="2772" w:type="dxa"/>
+            <w:vAlign w:val="center"/>
+          </w:tcPr>
+          <w:p>
+            <w:pPr>
+              <w:pStyle w:val="ListParagraph"/>
+              <w:spacing w:line="276" w:lineRule="auto"/>
+              <w:ind w:left="0"/>
+              <w:rPr>
+                <w:rFonts w:ascii="Times New Roman" w:hAnsi="Times New Roman" w:cs="Times New Roman"/>
+                <w:sz w:val="28"/>
+                <w:szCs w:val="28"/>
+              </w:rPr>
+            </w:pPr>
+            <w:r>
+              <w:rPr>
+                <w:rFonts w:ascii="Times New Roman" w:hAnsi="Times New Roman" w:cs="Times New Roman"/>
+                <w:sz w:val="28"/>
+                <w:szCs w:val="28"/>
+              </w:rPr>
+              <w:t>Datetime</w:t>
+            </w:r>
+          </w:p>
+        </w:tc>
+        <w:tc>
+          <w:tcPr>
+            <w:tcW w:w="2366" w:type="dxa"/>
+            <w:vAlign w:val="center"/>
+          </w:tcPr>
+          <w:p>
+            <w:pPr>
+              <w:pStyle w:val="ListParagraph"/>
+              <w:spacing w:line="276" w:lineRule="auto"/>
+              <w:ind w:left="0"/>
+              <w:rPr>
+                <w:rFonts w:ascii="Times New Roman" w:hAnsi="Times New Roman" w:cs="Times New Roman"/>
+                <w:sz w:val="28"/>
+                <w:szCs w:val="28"/>
+              </w:rPr>
+            </w:pPr>
+            <w:r>
+              <w:rPr>
+                <w:rFonts w:ascii="Times New Roman" w:hAnsi="Times New Roman" w:cs="Times New Roman"/>
+                <w:sz w:val="28"/>
+                <w:szCs w:val="28"/>
+              </w:rPr>
+              <w:t>NULL</w:t>
             </w:r>
           </w:p>
         </w:tc>
@@ -25116,8 +24218,6 @@
                 <w:szCs w:val="28"/>
               </w:rPr>
             </w:pPr>
-            <w:proofErr w:type="spellStart"/>
-            <w:proofErr w:type="gramStart"/>
             <w:r>
               <w:rPr>
                 <w:rFonts w:ascii="Times New Roman" w:hAnsi="Times New Roman" w:cs="Times New Roman"/>
@@ -25126,8 +24226,6 @@
               </w:rPr>
               <w:t>role</w:t>
             </w:r>
-            <w:proofErr w:type="spellEnd"/>
-            <w:proofErr w:type="gramEnd"/>
           </w:p>
         </w:tc>
         <w:tc>
@@ -25172,43 +24270,13 @@
                 <w:szCs w:val="28"/>
               </w:rPr>
             </w:pPr>
-            <w:proofErr w:type="spellStart"/>
-            <w:proofErr w:type="gramStart"/>
             <w:r>
               <w:rPr>
                 <w:rFonts w:ascii="Times New Roman" w:hAnsi="Times New Roman" w:cs="Times New Roman"/>
                 <w:sz w:val="28"/>
                 <w:szCs w:val="28"/>
               </w:rPr>
-              <w:t>enum</w:t>
-            </w:r>
-            <w:proofErr w:type="spellEnd"/>
-            <w:proofErr w:type="gramEnd"/>
-            <w:r>
-              <w:rPr>
-                <w:rFonts w:ascii="Times New Roman" w:hAnsi="Times New Roman" w:cs="Times New Roman"/>
-                <w:sz w:val="28"/>
-                <w:szCs w:val="28"/>
-              </w:rPr>
-              <w:t>('</w:t>
-            </w:r>
-            <w:proofErr w:type="spellStart"/>
-            <w:r>
-              <w:rPr>
-                <w:rFonts w:ascii="Times New Roman" w:hAnsi="Times New Roman" w:cs="Times New Roman"/>
-                <w:sz w:val="28"/>
-                <w:szCs w:val="28"/>
-              </w:rPr>
-              <w:t>admin','user</w:t>
-            </w:r>
-            <w:proofErr w:type="spellEnd"/>
-            <w:r>
-              <w:rPr>
-                <w:rFonts w:ascii="Times New Roman" w:hAnsi="Times New Roman" w:cs="Times New Roman"/>
-                <w:sz w:val="28"/>
-                <w:szCs w:val="28"/>
-              </w:rPr>
-              <w:t>')</w:t>
+              <w:t>enum('admin','user')</w:t>
             </w:r>
           </w:p>
         </w:tc>
@@ -25267,20 +24335,8 @@
           <w:sz w:val="28"/>
           <w:szCs w:val="28"/>
         </w:rPr>
-        <w:t xml:space="preserve">Table </w:t>
-      </w:r>
-      <w:proofErr w:type="spellStart"/>
-      <w:r>
-        <w:rPr>
-          <w:rFonts w:ascii="Times New Roman" w:hAnsi="Times New Roman" w:cs="Times New Roman"/>
-          <w:b/>
-          <w:bCs/>
-          <w:sz w:val="28"/>
-          <w:szCs w:val="28"/>
-        </w:rPr>
-        <w:t>product_categories</w:t>
-      </w:r>
-      <w:proofErr w:type="spellEnd"/>
+        <w:t>Table product_categories</w:t>
+      </w:r>
     </w:p>
     <w:tbl>
       <w:tblPr>
@@ -25291,7 +24347,7 @@
       </w:tblPr>
       <w:tblGrid>
         <w:gridCol w:w="2068"/>
-        <w:gridCol w:w="1996"/>
+        <w:gridCol w:w="2129"/>
         <w:gridCol w:w="2463"/>
         <w:gridCol w:w="2103"/>
       </w:tblGrid>
@@ -25430,24 +24486,13 @@
                 <w:szCs w:val="28"/>
               </w:rPr>
             </w:pPr>
-            <w:proofErr w:type="spellStart"/>
-            <w:proofErr w:type="gramStart"/>
             <w:r>
               <w:rPr>
                 <w:rFonts w:ascii="Times New Roman" w:hAnsi="Times New Roman" w:cs="Times New Roman"/>
                 <w:sz w:val="28"/>
                 <w:szCs w:val="28"/>
               </w:rPr>
-              <w:t>id</w:t>
-            </w:r>
-            <w:proofErr w:type="gramEnd"/>
-            <w:r>
-              <w:rPr>
-                <w:rFonts w:ascii="Times New Roman" w:hAnsi="Times New Roman" w:cs="Times New Roman"/>
-                <w:sz w:val="28"/>
-                <w:szCs w:val="28"/>
-              </w:rPr>
-              <w:t>_</w:t>
+              <w:t>id_</w:t>
             </w:r>
             <w:r>
               <w:rPr>
@@ -25457,7 +24502,6 @@
               </w:rPr>
               <w:t>categorie</w:t>
             </w:r>
-            <w:proofErr w:type="spellEnd"/>
           </w:p>
         </w:tc>
         <w:tc>
@@ -25529,33 +24573,13 @@
                 <w:szCs w:val="28"/>
               </w:rPr>
             </w:pPr>
-            <w:proofErr w:type="spellStart"/>
-            <w:proofErr w:type="gramStart"/>
             <w:r>
               <w:rPr>
                 <w:rFonts w:ascii="Times New Roman" w:hAnsi="Times New Roman" w:cs="Times New Roman"/>
                 <w:sz w:val="28"/>
                 <w:szCs w:val="28"/>
               </w:rPr>
-              <w:t>int</w:t>
-            </w:r>
-            <w:proofErr w:type="spellEnd"/>
-            <w:r>
-              <w:rPr>
-                <w:rFonts w:ascii="Times New Roman" w:hAnsi="Times New Roman" w:cs="Times New Roman"/>
-                <w:sz w:val="28"/>
-                <w:szCs w:val="28"/>
-              </w:rPr>
-              <w:t>(</w:t>
-            </w:r>
-            <w:proofErr w:type="gramEnd"/>
-            <w:r>
-              <w:rPr>
-                <w:rFonts w:ascii="Times New Roman" w:hAnsi="Times New Roman" w:cs="Times New Roman"/>
-                <w:sz w:val="28"/>
-                <w:szCs w:val="28"/>
-              </w:rPr>
-              <w:t>11)</w:t>
+              <w:t>int(11)</w:t>
             </w:r>
           </w:p>
         </w:tc>
@@ -25603,23 +24627,13 @@
                 <w:szCs w:val="28"/>
               </w:rPr>
             </w:pPr>
-            <w:proofErr w:type="gramStart"/>
             <w:r>
               <w:rPr>
                 <w:rFonts w:ascii="Times New Roman" w:hAnsi="Times New Roman" w:cs="Times New Roman"/>
                 <w:sz w:val="28"/>
                 <w:szCs w:val="28"/>
               </w:rPr>
-              <w:t>nom</w:t>
-            </w:r>
-            <w:proofErr w:type="gramEnd"/>
-            <w:r>
-              <w:rPr>
-                <w:rFonts w:ascii="Times New Roman" w:hAnsi="Times New Roman" w:cs="Times New Roman"/>
-                <w:sz w:val="28"/>
-                <w:szCs w:val="28"/>
-              </w:rPr>
-              <w:t>_</w:t>
+              <w:t>nom_</w:t>
             </w:r>
             <w:r>
               <w:rPr>
@@ -25627,18 +24641,8 @@
                 <w:sz w:val="28"/>
                 <w:szCs w:val="28"/>
               </w:rPr>
-              <w:t xml:space="preserve"> </w:t>
+              <w:t xml:space="preserve"> categorie</w:t>
             </w:r>
-            <w:proofErr w:type="spellStart"/>
-            <w:r>
-              <w:rPr>
-                <w:rFonts w:ascii="Times New Roman" w:hAnsi="Times New Roman" w:cs="Times New Roman"/>
-                <w:sz w:val="28"/>
-                <w:szCs w:val="28"/>
-              </w:rPr>
-              <w:t>categorie</w:t>
-            </w:r>
-            <w:proofErr w:type="spellEnd"/>
           </w:p>
         </w:tc>
         <w:tc>
@@ -25683,23 +24687,13 @@
                 <w:szCs w:val="28"/>
               </w:rPr>
             </w:pPr>
-            <w:proofErr w:type="gramStart"/>
             <w:r>
               <w:rPr>
                 <w:rFonts w:ascii="Times New Roman" w:hAnsi="Times New Roman" w:cs="Times New Roman"/>
                 <w:sz w:val="28"/>
                 <w:szCs w:val="28"/>
               </w:rPr>
-              <w:t>varchar(</w:t>
-            </w:r>
-            <w:proofErr w:type="gramEnd"/>
-            <w:r>
-              <w:rPr>
-                <w:rFonts w:ascii="Times New Roman" w:hAnsi="Times New Roman" w:cs="Times New Roman"/>
-                <w:sz w:val="28"/>
-                <w:szCs w:val="28"/>
-              </w:rPr>
-              <w:t>100)</w:t>
+              <w:t>varchar(100)</w:t>
             </w:r>
           </w:p>
         </w:tc>
@@ -25747,7 +24741,6 @@
                 <w:szCs w:val="28"/>
               </w:rPr>
             </w:pPr>
-            <w:proofErr w:type="gramStart"/>
             <w:r>
               <w:rPr>
                 <w:rFonts w:ascii="Times New Roman" w:hAnsi="Times New Roman" w:cs="Times New Roman"/>
@@ -25756,7 +24749,6 @@
               </w:rPr>
               <w:t>forme</w:t>
             </w:r>
-            <w:proofErr w:type="gramEnd"/>
           </w:p>
         </w:tc>
         <w:tc>
@@ -25775,16 +24767,22 @@
                 <w:szCs w:val="28"/>
               </w:rPr>
             </w:pPr>
-            <w:proofErr w:type="gramStart"/>
             <w:r>
               <w:rPr>
                 <w:rFonts w:ascii="Times New Roman" w:hAnsi="Times New Roman" w:cs="Times New Roman"/>
                 <w:sz w:val="28"/>
                 <w:szCs w:val="28"/>
               </w:rPr>
-              <w:t>forme</w:t>
+              <w:t>F</w:t>
             </w:r>
-            <w:proofErr w:type="gramEnd"/>
+            <w:r>
+              <w:rPr>
+                <w:rFonts w:ascii="Times New Roman" w:hAnsi="Times New Roman" w:cs="Times New Roman"/>
+                <w:sz w:val="28"/>
+                <w:szCs w:val="28"/>
+              </w:rPr>
+              <w:t>orme</w:t>
+            </w:r>
           </w:p>
         </w:tc>
         <w:tc>
@@ -25803,23 +24801,13 @@
                 <w:szCs w:val="28"/>
               </w:rPr>
             </w:pPr>
-            <w:proofErr w:type="gramStart"/>
             <w:r>
               <w:rPr>
                 <w:rFonts w:ascii="Times New Roman" w:hAnsi="Times New Roman" w:cs="Times New Roman"/>
                 <w:sz w:val="28"/>
                 <w:szCs w:val="28"/>
               </w:rPr>
-              <w:t>varchar(</w:t>
-            </w:r>
-            <w:proofErr w:type="gramEnd"/>
-            <w:r>
-              <w:rPr>
-                <w:rFonts w:ascii="Times New Roman" w:hAnsi="Times New Roman" w:cs="Times New Roman"/>
-                <w:sz w:val="28"/>
-                <w:szCs w:val="28"/>
-              </w:rPr>
-              <w:t>50)</w:t>
+              <w:t>varchar(50)</w:t>
             </w:r>
           </w:p>
         </w:tc>
@@ -25867,7 +24855,6 @@
                 <w:szCs w:val="28"/>
               </w:rPr>
             </w:pPr>
-            <w:proofErr w:type="gramStart"/>
             <w:r>
               <w:rPr>
                 <w:rFonts w:ascii="Times New Roman" w:hAnsi="Times New Roman" w:cs="Times New Roman"/>
@@ -25876,7 +24863,6 @@
               </w:rPr>
               <w:t>dosage</w:t>
             </w:r>
-            <w:proofErr w:type="gramEnd"/>
           </w:p>
         </w:tc>
         <w:tc>
@@ -25895,16 +24881,22 @@
                 <w:szCs w:val="28"/>
               </w:rPr>
             </w:pPr>
-            <w:proofErr w:type="gramStart"/>
             <w:r>
               <w:rPr>
                 <w:rFonts w:ascii="Times New Roman" w:hAnsi="Times New Roman" w:cs="Times New Roman"/>
                 <w:sz w:val="28"/>
                 <w:szCs w:val="28"/>
               </w:rPr>
-              <w:t>dosage</w:t>
+              <w:t>D</w:t>
             </w:r>
-            <w:proofErr w:type="gramEnd"/>
+            <w:r>
+              <w:rPr>
+                <w:rFonts w:ascii="Times New Roman" w:hAnsi="Times New Roman" w:cs="Times New Roman"/>
+                <w:sz w:val="28"/>
+                <w:szCs w:val="28"/>
+              </w:rPr>
+              <w:t>osage</w:t>
+            </w:r>
           </w:p>
         </w:tc>
         <w:tc>
@@ -25923,23 +24915,13 @@
                 <w:szCs w:val="28"/>
               </w:rPr>
             </w:pPr>
-            <w:proofErr w:type="gramStart"/>
             <w:r>
               <w:rPr>
                 <w:rFonts w:ascii="Times New Roman" w:hAnsi="Times New Roman" w:cs="Times New Roman"/>
                 <w:sz w:val="28"/>
                 <w:szCs w:val="28"/>
               </w:rPr>
-              <w:t>varchar(</w:t>
-            </w:r>
-            <w:proofErr w:type="gramEnd"/>
-            <w:r>
-              <w:rPr>
-                <w:rFonts w:ascii="Times New Roman" w:hAnsi="Times New Roman" w:cs="Times New Roman"/>
-                <w:sz w:val="28"/>
-                <w:szCs w:val="28"/>
-              </w:rPr>
-              <w:t>50)</w:t>
+              <w:t>varchar(50)</w:t>
             </w:r>
           </w:p>
         </w:tc>
@@ -25987,7 +24969,6 @@
                 <w:szCs w:val="28"/>
               </w:rPr>
             </w:pPr>
-            <w:proofErr w:type="gramStart"/>
             <w:r>
               <w:rPr>
                 <w:rFonts w:ascii="Times New Roman" w:hAnsi="Times New Roman" w:cs="Times New Roman"/>
@@ -25996,7 +24977,6 @@
               </w:rPr>
               <w:t>description</w:t>
             </w:r>
-            <w:proofErr w:type="gramEnd"/>
           </w:p>
         </w:tc>
         <w:tc>
@@ -26021,7 +25001,7 @@
                 <w:sz w:val="28"/>
                 <w:szCs w:val="28"/>
               </w:rPr>
-              <w:t>Description</w:t>
+              <w:t>Notes complémentaires</w:t>
             </w:r>
           </w:p>
         </w:tc>
@@ -26041,43 +25021,13 @@
                 <w:szCs w:val="28"/>
               </w:rPr>
             </w:pPr>
-            <w:proofErr w:type="spellStart"/>
-            <w:proofErr w:type="gramStart"/>
             <w:r>
               <w:rPr>
                 <w:rFonts w:ascii="Times New Roman" w:hAnsi="Times New Roman" w:cs="Times New Roman"/>
                 <w:sz w:val="28"/>
                 <w:szCs w:val="28"/>
               </w:rPr>
-              <w:t>enum</w:t>
-            </w:r>
-            <w:proofErr w:type="spellEnd"/>
-            <w:proofErr w:type="gramEnd"/>
-            <w:r>
-              <w:rPr>
-                <w:rFonts w:ascii="Times New Roman" w:hAnsi="Times New Roman" w:cs="Times New Roman"/>
-                <w:sz w:val="28"/>
-                <w:szCs w:val="28"/>
-              </w:rPr>
-              <w:t>('</w:t>
-            </w:r>
-            <w:proofErr w:type="spellStart"/>
-            <w:r>
-              <w:rPr>
-                <w:rFonts w:ascii="Times New Roman" w:hAnsi="Times New Roman" w:cs="Times New Roman"/>
-                <w:sz w:val="28"/>
-                <w:szCs w:val="28"/>
-              </w:rPr>
-              <w:t>admin','user</w:t>
-            </w:r>
-            <w:proofErr w:type="spellEnd"/>
-            <w:r>
-              <w:rPr>
-                <w:rFonts w:ascii="Times New Roman" w:hAnsi="Times New Roman" w:cs="Times New Roman"/>
-                <w:sz w:val="28"/>
-                <w:szCs w:val="28"/>
-              </w:rPr>
-              <w:t>')</w:t>
+              <w:t>TEXT</w:t>
             </w:r>
           </w:p>
         </w:tc>
@@ -26125,8 +25075,6 @@
                 <w:szCs w:val="28"/>
               </w:rPr>
             </w:pPr>
-            <w:proofErr w:type="spellStart"/>
-            <w:proofErr w:type="gramStart"/>
             <w:r>
               <w:rPr>
                 <w:rFonts w:ascii="Times New Roman" w:hAnsi="Times New Roman" w:cs="Times New Roman"/>
@@ -26134,18 +25082,8 @@
                 <w:szCs w:val="28"/>
               </w:rPr>
               <w:lastRenderedPageBreak/>
-              <w:t>created</w:t>
+              <w:t>created_at</w:t>
             </w:r>
-            <w:proofErr w:type="gramEnd"/>
-            <w:r>
-              <w:rPr>
-                <w:rFonts w:ascii="Times New Roman" w:hAnsi="Times New Roman" w:cs="Times New Roman"/>
-                <w:sz w:val="28"/>
-                <w:szCs w:val="28"/>
-              </w:rPr>
-              <w:t>_at</w:t>
-            </w:r>
-            <w:proofErr w:type="spellEnd"/>
           </w:p>
         </w:tc>
         <w:tc>
@@ -26190,7 +25128,6 @@
                 <w:szCs w:val="28"/>
               </w:rPr>
             </w:pPr>
-            <w:proofErr w:type="spellStart"/>
             <w:r>
               <w:rPr>
                 <w:rFonts w:ascii="Times New Roman" w:hAnsi="Times New Roman" w:cs="Times New Roman"/>
@@ -26199,7 +25136,6 @@
               </w:rPr>
               <w:t>Datetime</w:t>
             </w:r>
-            <w:proofErr w:type="spellEnd"/>
           </w:p>
         </w:tc>
         <w:tc>
@@ -26241,92 +25177,6 @@
     </w:p>
     <w:p>
       <w:pPr>
-        <w:rPr>
-          <w:rFonts w:ascii="Times New Roman" w:hAnsi="Times New Roman" w:cs="Times New Roman"/>
-          <w:sz w:val="28"/>
-          <w:szCs w:val="28"/>
-        </w:rPr>
-      </w:pPr>
-    </w:p>
-    <w:p>
-      <w:pPr>
-        <w:rPr>
-          <w:rFonts w:ascii="Times New Roman" w:hAnsi="Times New Roman" w:cs="Times New Roman"/>
-          <w:b/>
-          <w:bCs/>
-          <w:sz w:val="28"/>
-          <w:szCs w:val="28"/>
-        </w:rPr>
-      </w:pPr>
-    </w:p>
-    <w:p>
-      <w:pPr>
-        <w:rPr>
-          <w:rFonts w:ascii="Times New Roman" w:hAnsi="Times New Roman" w:cs="Times New Roman"/>
-          <w:b/>
-          <w:bCs/>
-          <w:sz w:val="28"/>
-          <w:szCs w:val="28"/>
-        </w:rPr>
-      </w:pPr>
-    </w:p>
-    <w:p>
-      <w:pPr>
-        <w:rPr>
-          <w:rFonts w:ascii="Times New Roman" w:hAnsi="Times New Roman" w:cs="Times New Roman"/>
-          <w:b/>
-          <w:bCs/>
-          <w:sz w:val="28"/>
-          <w:szCs w:val="28"/>
-        </w:rPr>
-      </w:pPr>
-    </w:p>
-    <w:p>
-      <w:pPr>
-        <w:rPr>
-          <w:rFonts w:ascii="Times New Roman" w:hAnsi="Times New Roman" w:cs="Times New Roman"/>
-          <w:b/>
-          <w:bCs/>
-          <w:sz w:val="28"/>
-          <w:szCs w:val="28"/>
-        </w:rPr>
-      </w:pPr>
-    </w:p>
-    <w:p>
-      <w:pPr>
-        <w:rPr>
-          <w:rFonts w:ascii="Times New Roman" w:hAnsi="Times New Roman" w:cs="Times New Roman"/>
-          <w:b/>
-          <w:bCs/>
-          <w:sz w:val="28"/>
-          <w:szCs w:val="28"/>
-        </w:rPr>
-      </w:pPr>
-    </w:p>
-    <w:p>
-      <w:pPr>
-        <w:rPr>
-          <w:rFonts w:ascii="Times New Roman" w:hAnsi="Times New Roman" w:cs="Times New Roman"/>
-          <w:b/>
-          <w:bCs/>
-          <w:sz w:val="28"/>
-          <w:szCs w:val="28"/>
-        </w:rPr>
-      </w:pPr>
-    </w:p>
-    <w:p>
-      <w:pPr>
-        <w:rPr>
-          <w:rFonts w:ascii="Times New Roman" w:hAnsi="Times New Roman" w:cs="Times New Roman"/>
-          <w:b/>
-          <w:bCs/>
-          <w:sz w:val="28"/>
-          <w:szCs w:val="28"/>
-        </w:rPr>
-      </w:pPr>
-    </w:p>
-    <w:p>
-      <w:pPr>
         <w:spacing w:after="0" w:line="240" w:lineRule="auto"/>
         <w:rPr>
           <w:rFonts w:ascii="Times New Roman" w:hAnsi="Times New Roman" w:cs="Times New Roman"/>
@@ -26336,7 +25186,30 @@
           <w:szCs w:val="28"/>
         </w:rPr>
       </w:pPr>
-      <w:proofErr w:type="gramStart"/>
+    </w:p>
+    <w:p>
+      <w:pPr>
+        <w:spacing w:after="0" w:line="240" w:lineRule="auto"/>
+        <w:rPr>
+          <w:rFonts w:ascii="Times New Roman" w:hAnsi="Times New Roman" w:cs="Times New Roman"/>
+          <w:b/>
+          <w:bCs/>
+          <w:sz w:val="28"/>
+          <w:szCs w:val="28"/>
+        </w:rPr>
+      </w:pPr>
+    </w:p>
+    <w:p>
+      <w:pPr>
+        <w:spacing w:after="0" w:line="240" w:lineRule="auto"/>
+        <w:rPr>
+          <w:rFonts w:ascii="Times New Roman" w:hAnsi="Times New Roman" w:cs="Times New Roman"/>
+          <w:b/>
+          <w:bCs/>
+          <w:sz w:val="28"/>
+          <w:szCs w:val="28"/>
+        </w:rPr>
+      </w:pPr>
       <w:r>
         <w:rPr>
           <w:rFonts w:ascii="Times New Roman" w:hAnsi="Times New Roman" w:cs="Times New Roman"/>
@@ -26347,7 +25220,6 @@
         </w:rPr>
         <w:t>Table produits</w:t>
       </w:r>
-      <w:proofErr w:type="gramEnd"/>
     </w:p>
     <w:tbl>
       <w:tblPr>
@@ -26498,26 +25370,14 @@
                 <w:szCs w:val="28"/>
               </w:rPr>
             </w:pPr>
-            <w:proofErr w:type="spellStart"/>
-            <w:proofErr w:type="gramStart"/>
             <w:r>
               <w:rPr>
                 <w:rFonts w:ascii="Times New Roman" w:hAnsi="Times New Roman" w:cs="Times New Roman"/>
                 <w:sz w:val="28"/>
                 <w:szCs w:val="28"/>
               </w:rPr>
-              <w:t>id</w:t>
+              <w:t>id_produit</w:t>
             </w:r>
-            <w:proofErr w:type="gramEnd"/>
-            <w:r>
-              <w:rPr>
-                <w:rFonts w:ascii="Times New Roman" w:hAnsi="Times New Roman" w:cs="Times New Roman"/>
-                <w:sz w:val="28"/>
-                <w:szCs w:val="28"/>
-              </w:rPr>
-              <w:t>_produit</w:t>
-            </w:r>
-            <w:proofErr w:type="spellEnd"/>
           </w:p>
         </w:tc>
         <w:tc>
@@ -26560,33 +25420,13 @@
                 <w:szCs w:val="28"/>
               </w:rPr>
             </w:pPr>
-            <w:proofErr w:type="spellStart"/>
-            <w:proofErr w:type="gramStart"/>
             <w:r>
               <w:rPr>
                 <w:rFonts w:ascii="Times New Roman" w:hAnsi="Times New Roman" w:cs="Times New Roman"/>
                 <w:sz w:val="28"/>
                 <w:szCs w:val="28"/>
               </w:rPr>
-              <w:t>int</w:t>
-            </w:r>
-            <w:proofErr w:type="spellEnd"/>
-            <w:r>
-              <w:rPr>
-                <w:rFonts w:ascii="Times New Roman" w:hAnsi="Times New Roman" w:cs="Times New Roman"/>
-                <w:sz w:val="28"/>
-                <w:szCs w:val="28"/>
-              </w:rPr>
-              <w:t>(</w:t>
-            </w:r>
-            <w:proofErr w:type="gramEnd"/>
-            <w:r>
-              <w:rPr>
-                <w:rFonts w:ascii="Times New Roman" w:hAnsi="Times New Roman" w:cs="Times New Roman"/>
-                <w:sz w:val="28"/>
-                <w:szCs w:val="28"/>
-              </w:rPr>
-              <w:t>11)</w:t>
+              <w:t>int(11)</w:t>
             </w:r>
           </w:p>
         </w:tc>
@@ -26612,6 +25452,127 @@
                 <w:szCs w:val="28"/>
               </w:rPr>
               <w:t>Clé Primaire (PK), AI, NOT NULL</w:t>
+            </w:r>
+          </w:p>
+        </w:tc>
+      </w:tr>
+      <w:tr>
+        <w:trPr>
+          <w:trHeight w:val="1117"/>
+        </w:trPr>
+        <w:tc>
+          <w:tcPr>
+            <w:tcW w:w="2707" w:type="dxa"/>
+          </w:tcPr>
+          <w:p>
+            <w:pPr>
+              <w:pStyle w:val="ListParagraph"/>
+              <w:spacing w:line="276" w:lineRule="auto"/>
+              <w:ind w:left="0"/>
+              <w:rPr>
+                <w:rFonts w:ascii="Times New Roman" w:hAnsi="Times New Roman" w:cs="Times New Roman"/>
+                <w:sz w:val="28"/>
+                <w:szCs w:val="28"/>
+              </w:rPr>
+            </w:pPr>
+            <w:r>
+              <w:rPr>
+                <w:rFonts w:ascii="Times New Roman" w:hAnsi="Times New Roman" w:cs="Times New Roman"/>
+                <w:sz w:val="28"/>
+                <w:szCs w:val="28"/>
+              </w:rPr>
+              <w:t>id_categorie</w:t>
+            </w:r>
+          </w:p>
+        </w:tc>
+        <w:tc>
+          <w:tcPr>
+            <w:tcW w:w="2287" w:type="dxa"/>
+          </w:tcPr>
+          <w:p>
+            <w:pPr>
+              <w:pStyle w:val="ListParagraph"/>
+              <w:spacing w:line="276" w:lineRule="auto"/>
+              <w:ind w:left="0"/>
+              <w:rPr>
+                <w:rFonts w:ascii="Times New Roman" w:hAnsi="Times New Roman" w:cs="Times New Roman"/>
+                <w:sz w:val="28"/>
+                <w:szCs w:val="28"/>
+              </w:rPr>
+            </w:pPr>
+            <w:r>
+              <w:rPr>
+                <w:rFonts w:ascii="Times New Roman" w:hAnsi="Times New Roman" w:cs="Times New Roman"/>
+                <w:sz w:val="28"/>
+                <w:szCs w:val="28"/>
+              </w:rPr>
+              <w:t>Lien vers cat</w:t>
+            </w:r>
+            <w:r>
+              <w:rPr>
+                <w:rFonts w:ascii="Times New Roman" w:hAnsi="Times New Roman" w:cs="Times New Roman"/>
+                <w:sz w:val="28"/>
+                <w:szCs w:val="28"/>
+              </w:rPr>
+              <w:t>é</w:t>
+            </w:r>
+            <w:r>
+              <w:rPr>
+                <w:rFonts w:ascii="Times New Roman" w:hAnsi="Times New Roman" w:cs="Times New Roman"/>
+                <w:sz w:val="28"/>
+                <w:szCs w:val="28"/>
+              </w:rPr>
+              <w:t>gorie</w:t>
+            </w:r>
+          </w:p>
+        </w:tc>
+        <w:tc>
+          <w:tcPr>
+            <w:tcW w:w="2425" w:type="dxa"/>
+          </w:tcPr>
+          <w:p>
+            <w:pPr>
+              <w:pStyle w:val="ListParagraph"/>
+              <w:spacing w:line="276" w:lineRule="auto"/>
+              <w:ind w:left="0"/>
+              <w:rPr>
+                <w:rFonts w:ascii="Times New Roman" w:hAnsi="Times New Roman" w:cs="Times New Roman"/>
+                <w:sz w:val="28"/>
+                <w:szCs w:val="28"/>
+              </w:rPr>
+            </w:pPr>
+            <w:r>
+              <w:rPr>
+                <w:rFonts w:ascii="Times New Roman" w:hAnsi="Times New Roman" w:cs="Times New Roman"/>
+                <w:sz w:val="28"/>
+                <w:szCs w:val="28"/>
+              </w:rPr>
+              <w:t>int(11)</w:t>
+            </w:r>
+          </w:p>
+        </w:tc>
+        <w:tc>
+          <w:tcPr>
+            <w:tcW w:w="2236" w:type="dxa"/>
+          </w:tcPr>
+          <w:p>
+            <w:pPr>
+              <w:pStyle w:val="ListParagraph"/>
+              <w:spacing w:line="276" w:lineRule="auto"/>
+              <w:ind w:left="0"/>
+              <w:rPr>
+                <w:rFonts w:ascii="Times New Roman" w:hAnsi="Times New Roman" w:cs="Times New Roman"/>
+                <w:sz w:val="28"/>
+                <w:szCs w:val="28"/>
+              </w:rPr>
+            </w:pPr>
+            <w:r>
+              <w:rPr>
+                <w:rFonts w:ascii="Times New Roman" w:hAnsi="Times New Roman" w:cs="Times New Roman"/>
+                <w:sz w:val="28"/>
+                <w:szCs w:val="28"/>
+              </w:rPr>
+              <w:t>Référence</w:t>
             </w:r>
           </w:p>
         </w:tc>
@@ -26636,26 +25597,14 @@
                 <w:szCs w:val="28"/>
               </w:rPr>
             </w:pPr>
-            <w:proofErr w:type="spellStart"/>
-            <w:proofErr w:type="gramStart"/>
             <w:r>
               <w:rPr>
                 <w:rFonts w:ascii="Times New Roman" w:hAnsi="Times New Roman" w:cs="Times New Roman"/>
                 <w:sz w:val="28"/>
                 <w:szCs w:val="28"/>
               </w:rPr>
-              <w:t>nom</w:t>
+              <w:t>nom_medicament</w:t>
             </w:r>
-            <w:proofErr w:type="gramEnd"/>
-            <w:r>
-              <w:rPr>
-                <w:rFonts w:ascii="Times New Roman" w:hAnsi="Times New Roman" w:cs="Times New Roman"/>
-                <w:sz w:val="28"/>
-                <w:szCs w:val="28"/>
-              </w:rPr>
-              <w:t>_medicament</w:t>
-            </w:r>
-            <w:proofErr w:type="spellEnd"/>
           </w:p>
         </w:tc>
         <w:tc>
@@ -26681,6 +25630,14 @@
                 <w:szCs w:val="28"/>
               </w:rPr>
               <w:t xml:space="preserve">Désignation </w:t>
+            </w:r>
+            <w:r>
+              <w:rPr>
+                <w:rFonts w:ascii="Times New Roman" w:hAnsi="Times New Roman" w:cs="Times New Roman"/>
+                <w:sz w:val="28"/>
+                <w:szCs w:val="28"/>
+              </w:rPr>
+              <w:t>du produit</w:t>
             </w:r>
           </w:p>
         </w:tc>
@@ -26700,23 +25657,13 @@
                 <w:szCs w:val="28"/>
               </w:rPr>
             </w:pPr>
-            <w:proofErr w:type="gramStart"/>
             <w:r>
               <w:rPr>
                 <w:rFonts w:ascii="Times New Roman" w:hAnsi="Times New Roman" w:cs="Times New Roman"/>
                 <w:sz w:val="28"/>
                 <w:szCs w:val="28"/>
               </w:rPr>
-              <w:t>varchar(</w:t>
-            </w:r>
-            <w:proofErr w:type="gramEnd"/>
-            <w:r>
-              <w:rPr>
-                <w:rFonts w:ascii="Times New Roman" w:hAnsi="Times New Roman" w:cs="Times New Roman"/>
-                <w:sz w:val="28"/>
-                <w:szCs w:val="28"/>
-              </w:rPr>
-              <w:t>150)</w:t>
+              <w:t>varchar(150)</w:t>
             </w:r>
           </w:p>
         </w:tc>
@@ -26743,6 +25690,115 @@
                 <w:szCs w:val="28"/>
               </w:rPr>
               <w:t>NOT NULL</w:t>
+            </w:r>
+          </w:p>
+        </w:tc>
+      </w:tr>
+      <w:tr>
+        <w:trPr>
+          <w:trHeight w:val="378"/>
+        </w:trPr>
+        <w:tc>
+          <w:tcPr>
+            <w:tcW w:w="2707" w:type="dxa"/>
+            <w:vAlign w:val="center"/>
+          </w:tcPr>
+          <w:p>
+            <w:pPr>
+              <w:pStyle w:val="ListParagraph"/>
+              <w:spacing w:line="276" w:lineRule="auto"/>
+              <w:ind w:left="0"/>
+              <w:rPr>
+                <w:rFonts w:ascii="Times New Roman" w:hAnsi="Times New Roman" w:cs="Times New Roman"/>
+                <w:sz w:val="28"/>
+                <w:szCs w:val="28"/>
+              </w:rPr>
+            </w:pPr>
+            <w:r>
+              <w:rPr>
+                <w:rFonts w:ascii="Times New Roman" w:hAnsi="Times New Roman" w:cs="Times New Roman"/>
+                <w:sz w:val="28"/>
+                <w:szCs w:val="28"/>
+              </w:rPr>
+              <w:t>type_produit</w:t>
+            </w:r>
+          </w:p>
+        </w:tc>
+        <w:tc>
+          <w:tcPr>
+            <w:tcW w:w="2287" w:type="dxa"/>
+            <w:vAlign w:val="center"/>
+          </w:tcPr>
+          <w:p>
+            <w:pPr>
+              <w:pStyle w:val="ListParagraph"/>
+              <w:spacing w:line="276" w:lineRule="auto"/>
+              <w:ind w:left="0"/>
+              <w:rPr>
+                <w:rFonts w:ascii="Times New Roman" w:hAnsi="Times New Roman" w:cs="Times New Roman"/>
+                <w:sz w:val="28"/>
+                <w:szCs w:val="28"/>
+              </w:rPr>
+            </w:pPr>
+            <w:r>
+              <w:rPr>
+                <w:rFonts w:ascii="Times New Roman" w:hAnsi="Times New Roman" w:cs="Times New Roman"/>
+                <w:sz w:val="28"/>
+                <w:szCs w:val="28"/>
+              </w:rPr>
+              <w:t>Destination du produit</w:t>
+            </w:r>
+          </w:p>
+        </w:tc>
+        <w:tc>
+          <w:tcPr>
+            <w:tcW w:w="2425" w:type="dxa"/>
+            <w:vAlign w:val="center"/>
+          </w:tcPr>
+          <w:p>
+            <w:pPr>
+              <w:pStyle w:val="ListParagraph"/>
+              <w:spacing w:line="276" w:lineRule="auto"/>
+              <w:ind w:left="0"/>
+              <w:rPr>
+                <w:rFonts w:ascii="Times New Roman" w:hAnsi="Times New Roman" w:cs="Times New Roman"/>
+                <w:sz w:val="28"/>
+                <w:szCs w:val="28"/>
+              </w:rPr>
+            </w:pPr>
+            <w:r>
+              <w:rPr>
+                <w:rFonts w:ascii="Times New Roman" w:hAnsi="Times New Roman" w:cs="Times New Roman"/>
+                <w:sz w:val="28"/>
+                <w:szCs w:val="28"/>
+              </w:rPr>
+              <w:t>ENUM</w:t>
+            </w:r>
+          </w:p>
+        </w:tc>
+        <w:tc>
+          <w:tcPr>
+            <w:tcW w:w="2236" w:type="dxa"/>
+            <w:vAlign w:val="center"/>
+          </w:tcPr>
+          <w:p>
+            <w:pPr>
+              <w:pStyle w:val="ListParagraph"/>
+              <w:spacing w:line="276" w:lineRule="auto"/>
+              <w:ind w:left="0"/>
+              <w:rPr>
+                <w:rFonts w:ascii="Times New Roman" w:hAnsi="Times New Roman" w:cs="Times New Roman"/>
+                <w:sz w:val="28"/>
+                <w:szCs w:val="28"/>
+              </w:rPr>
+            </w:pPr>
+            <w:r>
+              <w:rPr>
+                <w:rFonts w:ascii="Times New Roman" w:hAnsi="Times New Roman" w:cs="Times New Roman"/>
+                <w:sz w:val="28"/>
+                <w:szCs w:val="28"/>
+              </w:rPr>
+              <w:t>'Medicament', 'Laboratoire'</w:t>
             </w:r>
           </w:p>
         </w:tc>
@@ -26767,26 +25823,14 @@
                 <w:szCs w:val="28"/>
               </w:rPr>
             </w:pPr>
-            <w:proofErr w:type="spellStart"/>
-            <w:proofErr w:type="gramStart"/>
             <w:r>
               <w:rPr>
                 <w:rFonts w:ascii="Times New Roman" w:hAnsi="Times New Roman" w:cs="Times New Roman"/>
                 <w:sz w:val="28"/>
                 <w:szCs w:val="28"/>
               </w:rPr>
-              <w:t>seuil</w:t>
+              <w:t>seuil_alerte</w:t>
             </w:r>
-            <w:proofErr w:type="gramEnd"/>
-            <w:r>
-              <w:rPr>
-                <w:rFonts w:ascii="Times New Roman" w:hAnsi="Times New Roman" w:cs="Times New Roman"/>
-                <w:sz w:val="28"/>
-                <w:szCs w:val="28"/>
-              </w:rPr>
-              <w:t>_alerte</w:t>
-            </w:r>
-            <w:proofErr w:type="spellEnd"/>
           </w:p>
         </w:tc>
         <w:tc>
@@ -26831,33 +25875,13 @@
                 <w:szCs w:val="28"/>
               </w:rPr>
             </w:pPr>
-            <w:proofErr w:type="spellStart"/>
-            <w:proofErr w:type="gramStart"/>
             <w:r>
               <w:rPr>
                 <w:rFonts w:ascii="Times New Roman" w:hAnsi="Times New Roman" w:cs="Times New Roman"/>
                 <w:sz w:val="28"/>
                 <w:szCs w:val="28"/>
               </w:rPr>
-              <w:t>int</w:t>
-            </w:r>
-            <w:proofErr w:type="spellEnd"/>
-            <w:r>
-              <w:rPr>
-                <w:rFonts w:ascii="Times New Roman" w:hAnsi="Times New Roman" w:cs="Times New Roman"/>
-                <w:sz w:val="28"/>
-                <w:szCs w:val="28"/>
-              </w:rPr>
-              <w:t>(</w:t>
-            </w:r>
-            <w:proofErr w:type="gramEnd"/>
-            <w:r>
-              <w:rPr>
-                <w:rFonts w:ascii="Times New Roman" w:hAnsi="Times New Roman" w:cs="Times New Roman"/>
-                <w:sz w:val="28"/>
-                <w:szCs w:val="28"/>
-              </w:rPr>
-              <w:t>11)</w:t>
+              <w:t>int(11)</w:t>
             </w:r>
           </w:p>
         </w:tc>
@@ -26908,26 +25932,14 @@
                 <w:szCs w:val="28"/>
               </w:rPr>
             </w:pPr>
-            <w:proofErr w:type="spellStart"/>
-            <w:proofErr w:type="gramStart"/>
             <w:r>
               <w:rPr>
                 <w:rFonts w:ascii="Times New Roman" w:hAnsi="Times New Roman" w:cs="Times New Roman"/>
                 <w:sz w:val="28"/>
                 <w:szCs w:val="28"/>
               </w:rPr>
-              <w:t>stock</w:t>
+              <w:t>stock_total</w:t>
             </w:r>
-            <w:proofErr w:type="gramEnd"/>
-            <w:r>
-              <w:rPr>
-                <w:rFonts w:ascii="Times New Roman" w:hAnsi="Times New Roman" w:cs="Times New Roman"/>
-                <w:sz w:val="28"/>
-                <w:szCs w:val="28"/>
-              </w:rPr>
-              <w:t>_total</w:t>
-            </w:r>
-            <w:proofErr w:type="spellEnd"/>
           </w:p>
         </w:tc>
         <w:tc>
@@ -26972,33 +25984,13 @@
                 <w:szCs w:val="28"/>
               </w:rPr>
             </w:pPr>
-            <w:proofErr w:type="spellStart"/>
-            <w:proofErr w:type="gramStart"/>
             <w:r>
               <w:rPr>
                 <w:rFonts w:ascii="Times New Roman" w:hAnsi="Times New Roman" w:cs="Times New Roman"/>
                 <w:sz w:val="28"/>
                 <w:szCs w:val="28"/>
               </w:rPr>
-              <w:t>int</w:t>
-            </w:r>
-            <w:proofErr w:type="spellEnd"/>
-            <w:r>
-              <w:rPr>
-                <w:rFonts w:ascii="Times New Roman" w:hAnsi="Times New Roman" w:cs="Times New Roman"/>
-                <w:sz w:val="28"/>
-                <w:szCs w:val="28"/>
-              </w:rPr>
-              <w:t>(</w:t>
-            </w:r>
-            <w:proofErr w:type="gramEnd"/>
-            <w:r>
-              <w:rPr>
-                <w:rFonts w:ascii="Times New Roman" w:hAnsi="Times New Roman" w:cs="Times New Roman"/>
-                <w:sz w:val="28"/>
-                <w:szCs w:val="28"/>
-              </w:rPr>
-              <w:t>11)</w:t>
+              <w:t>int(11)</w:t>
             </w:r>
           </w:p>
         </w:tc>
@@ -27049,26 +26041,14 @@
                 <w:szCs w:val="28"/>
               </w:rPr>
             </w:pPr>
-            <w:proofErr w:type="spellStart"/>
-            <w:proofErr w:type="gramStart"/>
             <w:r>
               <w:rPr>
                 <w:rFonts w:ascii="Times New Roman" w:hAnsi="Times New Roman" w:cs="Times New Roman"/>
                 <w:sz w:val="28"/>
                 <w:szCs w:val="28"/>
               </w:rPr>
-              <w:t>marge</w:t>
+              <w:t>marge_pourcentage</w:t>
             </w:r>
-            <w:proofErr w:type="gramEnd"/>
-            <w:r>
-              <w:rPr>
-                <w:rFonts w:ascii="Times New Roman" w:hAnsi="Times New Roman" w:cs="Times New Roman"/>
-                <w:sz w:val="28"/>
-                <w:szCs w:val="28"/>
-              </w:rPr>
-              <w:t>_pourcentage</w:t>
-            </w:r>
-            <w:proofErr w:type="spellEnd"/>
           </w:p>
         </w:tc>
         <w:tc>
@@ -27087,23 +26067,13 @@
                 <w:szCs w:val="28"/>
               </w:rPr>
             </w:pPr>
-            <w:proofErr w:type="gramStart"/>
             <w:r>
               <w:rPr>
                 <w:rFonts w:ascii="Times New Roman" w:hAnsi="Times New Roman" w:cs="Times New Roman"/>
                 <w:sz w:val="28"/>
                 <w:szCs w:val="28"/>
               </w:rPr>
-              <w:t>Profit(</w:t>
-            </w:r>
-            <w:proofErr w:type="gramEnd"/>
-            <w:r>
-              <w:rPr>
-                <w:rFonts w:ascii="Times New Roman" w:hAnsi="Times New Roman" w:cs="Times New Roman"/>
-                <w:sz w:val="28"/>
-                <w:szCs w:val="28"/>
-              </w:rPr>
-              <w:t>%)</w:t>
+              <w:t>Profit(%)</w:t>
             </w:r>
           </w:p>
         </w:tc>
@@ -27123,23 +26093,13 @@
                 <w:szCs w:val="28"/>
               </w:rPr>
             </w:pPr>
-            <w:proofErr w:type="gramStart"/>
             <w:r>
               <w:rPr>
                 <w:rFonts w:ascii="Times New Roman" w:hAnsi="Times New Roman" w:cs="Times New Roman"/>
                 <w:sz w:val="28"/>
                 <w:szCs w:val="28"/>
               </w:rPr>
-              <w:t>DECIMAL(</w:t>
-            </w:r>
-            <w:proofErr w:type="gramEnd"/>
-            <w:r>
-              <w:rPr>
-                <w:rFonts w:ascii="Times New Roman" w:hAnsi="Times New Roman" w:cs="Times New Roman"/>
-                <w:sz w:val="28"/>
-                <w:szCs w:val="28"/>
-              </w:rPr>
-              <w:t>5,2)</w:t>
+              <w:t>DECIMAL(5,2)</w:t>
             </w:r>
           </w:p>
         </w:tc>
@@ -27190,26 +26150,14 @@
                 <w:szCs w:val="28"/>
               </w:rPr>
             </w:pPr>
-            <w:proofErr w:type="spellStart"/>
-            <w:proofErr w:type="gramStart"/>
             <w:r>
               <w:rPr>
                 <w:rFonts w:ascii="Times New Roman" w:hAnsi="Times New Roman" w:cs="Times New Roman"/>
                 <w:sz w:val="28"/>
                 <w:szCs w:val="28"/>
               </w:rPr>
-              <w:t>prix</w:t>
+              <w:t>prix_unitaire</w:t>
             </w:r>
-            <w:proofErr w:type="gramEnd"/>
-            <w:r>
-              <w:rPr>
-                <w:rFonts w:ascii="Times New Roman" w:hAnsi="Times New Roman" w:cs="Times New Roman"/>
-                <w:sz w:val="28"/>
-                <w:szCs w:val="28"/>
-              </w:rPr>
-              <w:t>_unitaire</w:t>
-            </w:r>
-            <w:proofErr w:type="spellEnd"/>
           </w:p>
         </w:tc>
         <w:tc>
@@ -27254,23 +26202,13 @@
                 <w:szCs w:val="28"/>
               </w:rPr>
             </w:pPr>
-            <w:proofErr w:type="gramStart"/>
             <w:r>
               <w:rPr>
                 <w:rFonts w:ascii="Times New Roman" w:hAnsi="Times New Roman" w:cs="Times New Roman"/>
                 <w:sz w:val="28"/>
                 <w:szCs w:val="28"/>
               </w:rPr>
-              <w:t>DECIMAL(</w:t>
-            </w:r>
-            <w:proofErr w:type="gramEnd"/>
-            <w:r>
-              <w:rPr>
-                <w:rFonts w:ascii="Times New Roman" w:hAnsi="Times New Roman" w:cs="Times New Roman"/>
-                <w:sz w:val="28"/>
-                <w:szCs w:val="28"/>
-              </w:rPr>
-              <w:t>10,2)</w:t>
+              <w:t>DECIMAL(10,2)</w:t>
             </w:r>
           </w:p>
         </w:tc>
@@ -27487,27 +26425,14 @@
                 <w:szCs w:val="28"/>
               </w:rPr>
             </w:pPr>
-            <w:proofErr w:type="spellStart"/>
-            <w:proofErr w:type="gramStart"/>
             <w:r>
               <w:rPr>
                 <w:rFonts w:ascii="Times New Roman" w:hAnsi="Times New Roman" w:cs="Times New Roman"/>
                 <w:sz w:val="28"/>
                 <w:szCs w:val="28"/>
               </w:rPr>
-              <w:lastRenderedPageBreak/>
-              <w:t>id</w:t>
+              <w:t>id_fournisseur</w:t>
             </w:r>
-            <w:proofErr w:type="gramEnd"/>
-            <w:r>
-              <w:rPr>
-                <w:rFonts w:ascii="Times New Roman" w:hAnsi="Times New Roman" w:cs="Times New Roman"/>
-                <w:sz w:val="28"/>
-                <w:szCs w:val="28"/>
-              </w:rPr>
-              <w:t>_fournisseur</w:t>
-            </w:r>
-            <w:proofErr w:type="spellEnd"/>
           </w:p>
         </w:tc>
         <w:tc>
@@ -27552,33 +26477,13 @@
                 <w:szCs w:val="28"/>
               </w:rPr>
             </w:pPr>
-            <w:proofErr w:type="spellStart"/>
-            <w:proofErr w:type="gramStart"/>
             <w:r>
               <w:rPr>
                 <w:rFonts w:ascii="Times New Roman" w:hAnsi="Times New Roman" w:cs="Times New Roman"/>
                 <w:sz w:val="28"/>
                 <w:szCs w:val="28"/>
               </w:rPr>
-              <w:t>int</w:t>
-            </w:r>
-            <w:proofErr w:type="spellEnd"/>
-            <w:r>
-              <w:rPr>
-                <w:rFonts w:ascii="Times New Roman" w:hAnsi="Times New Roman" w:cs="Times New Roman"/>
-                <w:sz w:val="28"/>
-                <w:szCs w:val="28"/>
-              </w:rPr>
-              <w:t>(</w:t>
-            </w:r>
-            <w:proofErr w:type="gramEnd"/>
-            <w:r>
-              <w:rPr>
-                <w:rFonts w:ascii="Times New Roman" w:hAnsi="Times New Roman" w:cs="Times New Roman"/>
-                <w:sz w:val="28"/>
-                <w:szCs w:val="28"/>
-              </w:rPr>
-              <w:t>11)</w:t>
+              <w:t>int(11)</w:t>
             </w:r>
           </w:p>
         </w:tc>
@@ -27629,26 +26534,15 @@
                 <w:szCs w:val="28"/>
               </w:rPr>
             </w:pPr>
-            <w:proofErr w:type="spellStart"/>
-            <w:proofErr w:type="gramStart"/>
             <w:r>
               <w:rPr>
                 <w:rFonts w:ascii="Times New Roman" w:hAnsi="Times New Roman" w:cs="Times New Roman"/>
                 <w:sz w:val="28"/>
                 <w:szCs w:val="28"/>
               </w:rPr>
-              <w:t>nom</w:t>
+              <w:lastRenderedPageBreak/>
+              <w:t>nom_societe</w:t>
             </w:r>
-            <w:proofErr w:type="gramEnd"/>
-            <w:r>
-              <w:rPr>
-                <w:rFonts w:ascii="Times New Roman" w:hAnsi="Times New Roman" w:cs="Times New Roman"/>
-                <w:sz w:val="28"/>
-                <w:szCs w:val="28"/>
-              </w:rPr>
-              <w:t>_societe</w:t>
-            </w:r>
-            <w:proofErr w:type="spellEnd"/>
           </w:p>
         </w:tc>
         <w:tc>
@@ -27693,23 +26587,13 @@
                 <w:szCs w:val="28"/>
               </w:rPr>
             </w:pPr>
-            <w:proofErr w:type="gramStart"/>
             <w:r>
               <w:rPr>
                 <w:rFonts w:ascii="Times New Roman" w:hAnsi="Times New Roman" w:cs="Times New Roman"/>
                 <w:sz w:val="28"/>
                 <w:szCs w:val="28"/>
               </w:rPr>
-              <w:t>varchar(</w:t>
-            </w:r>
-            <w:proofErr w:type="gramEnd"/>
-            <w:r>
-              <w:rPr>
-                <w:rFonts w:ascii="Times New Roman" w:hAnsi="Times New Roman" w:cs="Times New Roman"/>
-                <w:sz w:val="28"/>
-                <w:szCs w:val="28"/>
-              </w:rPr>
-              <w:t>150)</w:t>
+              <w:t>varchar(150)</w:t>
             </w:r>
           </w:p>
         </w:tc>
@@ -27760,26 +26644,14 @@
                 <w:szCs w:val="28"/>
               </w:rPr>
             </w:pPr>
-            <w:proofErr w:type="spellStart"/>
-            <w:proofErr w:type="gramStart"/>
             <w:r>
               <w:rPr>
                 <w:rFonts w:ascii="Times New Roman" w:hAnsi="Times New Roman" w:cs="Times New Roman"/>
                 <w:sz w:val="28"/>
                 <w:szCs w:val="28"/>
               </w:rPr>
-              <w:t>contact</w:t>
+              <w:t>contact_nom</w:t>
             </w:r>
-            <w:proofErr w:type="gramEnd"/>
-            <w:r>
-              <w:rPr>
-                <w:rFonts w:ascii="Times New Roman" w:hAnsi="Times New Roman" w:cs="Times New Roman"/>
-                <w:sz w:val="28"/>
-                <w:szCs w:val="28"/>
-              </w:rPr>
-              <w:t>_nom</w:t>
-            </w:r>
-            <w:proofErr w:type="spellEnd"/>
           </w:p>
         </w:tc>
         <w:tc>
@@ -27824,23 +26696,13 @@
                 <w:szCs w:val="28"/>
               </w:rPr>
             </w:pPr>
-            <w:proofErr w:type="gramStart"/>
             <w:r>
               <w:rPr>
                 <w:rFonts w:ascii="Times New Roman" w:hAnsi="Times New Roman" w:cs="Times New Roman"/>
                 <w:sz w:val="28"/>
                 <w:szCs w:val="28"/>
               </w:rPr>
-              <w:t>varchar(</w:t>
-            </w:r>
-            <w:proofErr w:type="gramEnd"/>
-            <w:r>
-              <w:rPr>
-                <w:rFonts w:ascii="Times New Roman" w:hAnsi="Times New Roman" w:cs="Times New Roman"/>
-                <w:sz w:val="28"/>
-                <w:szCs w:val="28"/>
-              </w:rPr>
-              <w:t>100)</w:t>
+              <w:t>varchar(100)</w:t>
             </w:r>
           </w:p>
         </w:tc>
@@ -27891,8 +26753,6 @@
                 <w:szCs w:val="28"/>
               </w:rPr>
             </w:pPr>
-            <w:proofErr w:type="spellStart"/>
-            <w:proofErr w:type="gramStart"/>
             <w:r>
               <w:rPr>
                 <w:rFonts w:ascii="Times New Roman" w:hAnsi="Times New Roman" w:cs="Times New Roman"/>
@@ -27901,8 +26761,6 @@
               </w:rPr>
               <w:t>telephone</w:t>
             </w:r>
-            <w:proofErr w:type="spellEnd"/>
-            <w:proofErr w:type="gramEnd"/>
           </w:p>
         </w:tc>
         <w:tc>
@@ -27947,23 +26805,13 @@
                 <w:szCs w:val="28"/>
               </w:rPr>
             </w:pPr>
-            <w:proofErr w:type="gramStart"/>
             <w:r>
               <w:rPr>
                 <w:rFonts w:ascii="Times New Roman" w:hAnsi="Times New Roman" w:cs="Times New Roman"/>
                 <w:sz w:val="28"/>
                 <w:szCs w:val="28"/>
               </w:rPr>
-              <w:t>varchar(</w:t>
-            </w:r>
-            <w:proofErr w:type="gramEnd"/>
-            <w:r>
-              <w:rPr>
-                <w:rFonts w:ascii="Times New Roman" w:hAnsi="Times New Roman" w:cs="Times New Roman"/>
-                <w:sz w:val="28"/>
-                <w:szCs w:val="28"/>
-              </w:rPr>
-              <w:t>20)</w:t>
+              <w:t>varchar(20)</w:t>
             </w:r>
           </w:p>
         </w:tc>
@@ -28014,7 +26862,6 @@
                 <w:szCs w:val="28"/>
               </w:rPr>
             </w:pPr>
-            <w:proofErr w:type="gramStart"/>
             <w:r>
               <w:rPr>
                 <w:rFonts w:ascii="Times New Roman" w:hAnsi="Times New Roman" w:cs="Times New Roman"/>
@@ -28023,7 +26870,6 @@
               </w:rPr>
               <w:t>email</w:t>
             </w:r>
-            <w:proofErr w:type="gramEnd"/>
           </w:p>
         </w:tc>
         <w:tc>
@@ -28068,23 +26914,13 @@
                 <w:szCs w:val="28"/>
               </w:rPr>
             </w:pPr>
-            <w:proofErr w:type="gramStart"/>
             <w:r>
               <w:rPr>
                 <w:rFonts w:ascii="Times New Roman" w:hAnsi="Times New Roman" w:cs="Times New Roman"/>
                 <w:sz w:val="28"/>
                 <w:szCs w:val="28"/>
               </w:rPr>
-              <w:t>varchar(</w:t>
-            </w:r>
-            <w:proofErr w:type="gramEnd"/>
-            <w:r>
-              <w:rPr>
-                <w:rFonts w:ascii="Times New Roman" w:hAnsi="Times New Roman" w:cs="Times New Roman"/>
-                <w:sz w:val="28"/>
-                <w:szCs w:val="28"/>
-              </w:rPr>
-              <w:t>100)</w:t>
+              <w:t>varchar(100)</w:t>
             </w:r>
           </w:p>
         </w:tc>
@@ -28144,20 +26980,8 @@
           <w:sz w:val="28"/>
           <w:szCs w:val="28"/>
         </w:rPr>
-        <w:t xml:space="preserve">Table </w:t>
-      </w:r>
-      <w:proofErr w:type="spellStart"/>
-      <w:r>
-        <w:rPr>
-          <w:rFonts w:ascii="Times New Roman" w:hAnsi="Times New Roman" w:cs="Times New Roman"/>
-          <w:b/>
-          <w:bCs/>
-          <w:sz w:val="28"/>
-          <w:szCs w:val="28"/>
-        </w:rPr>
-        <w:t>points_vente</w:t>
-      </w:r>
-      <w:proofErr w:type="spellEnd"/>
+        <w:t>Table points_vente</w:t>
+      </w:r>
     </w:p>
     <w:tbl>
       <w:tblPr>
@@ -28313,26 +27137,14 @@
                 <w:szCs w:val="28"/>
               </w:rPr>
             </w:pPr>
-            <w:proofErr w:type="spellStart"/>
-            <w:proofErr w:type="gramStart"/>
             <w:r>
               <w:rPr>
                 <w:rFonts w:ascii="Times New Roman" w:hAnsi="Times New Roman" w:cs="Times New Roman"/>
                 <w:sz w:val="28"/>
                 <w:szCs w:val="28"/>
               </w:rPr>
-              <w:t>id</w:t>
+              <w:t>id_point_vente</w:t>
             </w:r>
-            <w:proofErr w:type="gramEnd"/>
-            <w:r>
-              <w:rPr>
-                <w:rFonts w:ascii="Times New Roman" w:hAnsi="Times New Roman" w:cs="Times New Roman"/>
-                <w:sz w:val="28"/>
-                <w:szCs w:val="28"/>
-              </w:rPr>
-              <w:t>_point_vente</w:t>
-            </w:r>
-            <w:proofErr w:type="spellEnd"/>
           </w:p>
         </w:tc>
         <w:tc>
@@ -28377,33 +27189,13 @@
                 <w:szCs w:val="28"/>
               </w:rPr>
             </w:pPr>
-            <w:proofErr w:type="spellStart"/>
-            <w:proofErr w:type="gramStart"/>
             <w:r>
               <w:rPr>
                 <w:rFonts w:ascii="Times New Roman" w:hAnsi="Times New Roman" w:cs="Times New Roman"/>
                 <w:sz w:val="28"/>
                 <w:szCs w:val="28"/>
               </w:rPr>
-              <w:t>int</w:t>
-            </w:r>
-            <w:proofErr w:type="spellEnd"/>
-            <w:r>
-              <w:rPr>
-                <w:rFonts w:ascii="Times New Roman" w:hAnsi="Times New Roman" w:cs="Times New Roman"/>
-                <w:sz w:val="28"/>
-                <w:szCs w:val="28"/>
-              </w:rPr>
-              <w:t>(</w:t>
-            </w:r>
-            <w:proofErr w:type="gramEnd"/>
-            <w:r>
-              <w:rPr>
-                <w:rFonts w:ascii="Times New Roman" w:hAnsi="Times New Roman" w:cs="Times New Roman"/>
-                <w:sz w:val="28"/>
-                <w:szCs w:val="28"/>
-              </w:rPr>
-              <w:t>11)</w:t>
+              <w:t>int(11)</w:t>
             </w:r>
           </w:p>
         </w:tc>
@@ -28454,26 +27246,14 @@
                 <w:szCs w:val="28"/>
               </w:rPr>
             </w:pPr>
-            <w:proofErr w:type="spellStart"/>
-            <w:proofErr w:type="gramStart"/>
             <w:r>
               <w:rPr>
                 <w:rFonts w:ascii="Times New Roman" w:hAnsi="Times New Roman" w:cs="Times New Roman"/>
                 <w:sz w:val="28"/>
                 <w:szCs w:val="28"/>
               </w:rPr>
-              <w:t>nom</w:t>
+              <w:t>nom_point_vente</w:t>
             </w:r>
-            <w:proofErr w:type="gramEnd"/>
-            <w:r>
-              <w:rPr>
-                <w:rFonts w:ascii="Times New Roman" w:hAnsi="Times New Roman" w:cs="Times New Roman"/>
-                <w:sz w:val="28"/>
-                <w:szCs w:val="28"/>
-              </w:rPr>
-              <w:t>_point_vente</w:t>
-            </w:r>
-            <w:proofErr w:type="spellEnd"/>
           </w:p>
         </w:tc>
         <w:tc>
@@ -28518,23 +27298,13 @@
                 <w:szCs w:val="28"/>
               </w:rPr>
             </w:pPr>
-            <w:proofErr w:type="gramStart"/>
             <w:r>
               <w:rPr>
                 <w:rFonts w:ascii="Times New Roman" w:hAnsi="Times New Roman" w:cs="Times New Roman"/>
                 <w:sz w:val="28"/>
                 <w:szCs w:val="28"/>
               </w:rPr>
-              <w:t>varchar(</w:t>
-            </w:r>
-            <w:proofErr w:type="gramEnd"/>
-            <w:r>
-              <w:rPr>
-                <w:rFonts w:ascii="Times New Roman" w:hAnsi="Times New Roman" w:cs="Times New Roman"/>
-                <w:sz w:val="28"/>
-                <w:szCs w:val="28"/>
-              </w:rPr>
-              <w:t>100)</w:t>
+              <w:t>varchar(100)</w:t>
             </w:r>
           </w:p>
         </w:tc>
@@ -28578,46 +27348,24 @@
     </w:p>
     <w:p>
       <w:pPr>
-        <w:ind w:firstLine="720"/>
-        <w:rPr>
-          <w:rFonts w:ascii="Times New Roman" w:hAnsi="Times New Roman" w:cs="Times New Roman"/>
-          <w:sz w:val="28"/>
-          <w:szCs w:val="28"/>
-        </w:rPr>
-      </w:pPr>
-    </w:p>
-    <w:p>
-      <w:pPr>
-        <w:rPr>
-          <w:rFonts w:ascii="Times New Roman" w:hAnsi="Times New Roman" w:cs="Times New Roman"/>
-          <w:b/>
-          <w:bCs/>
-          <w:sz w:val="28"/>
-          <w:szCs w:val="28"/>
-        </w:rPr>
-      </w:pPr>
-      <w:r>
-        <w:rPr>
-          <w:rFonts w:ascii="Times New Roman" w:hAnsi="Times New Roman" w:cs="Times New Roman"/>
-          <w:b/>
-          <w:bCs/>
-          <w:sz w:val="28"/>
-          <w:szCs w:val="28"/>
-        </w:rPr>
-        <w:t xml:space="preserve">Table </w:t>
-      </w:r>
-      <w:proofErr w:type="spellStart"/>
-      <w:r>
-        <w:rPr>
-          <w:rFonts w:ascii="Times New Roman" w:hAnsi="Times New Roman" w:cs="Times New Roman"/>
-          <w:b/>
-          <w:bCs/>
-          <w:sz w:val="28"/>
-          <w:szCs w:val="28"/>
-        </w:rPr>
-        <w:t>stock_lots</w:t>
-      </w:r>
-      <w:proofErr w:type="spellEnd"/>
+        <w:rPr>
+          <w:rFonts w:ascii="Times New Roman" w:hAnsi="Times New Roman" w:cs="Times New Roman"/>
+          <w:b/>
+          <w:bCs/>
+          <w:sz w:val="28"/>
+          <w:szCs w:val="28"/>
+        </w:rPr>
+      </w:pPr>
+      <w:r>
+        <w:rPr>
+          <w:rFonts w:ascii="Times New Roman" w:hAnsi="Times New Roman" w:cs="Times New Roman"/>
+          <w:b/>
+          <w:bCs/>
+          <w:sz w:val="28"/>
+          <w:szCs w:val="28"/>
+        </w:rPr>
+        <w:t>Table stock_lots</w:t>
+      </w:r>
     </w:p>
     <w:tbl>
       <w:tblPr>
@@ -28774,26 +27522,14 @@
                 <w:szCs w:val="28"/>
               </w:rPr>
             </w:pPr>
-            <w:proofErr w:type="spellStart"/>
-            <w:proofErr w:type="gramStart"/>
             <w:r>
               <w:rPr>
                 <w:rFonts w:ascii="Times New Roman" w:hAnsi="Times New Roman" w:cs="Times New Roman"/>
                 <w:sz w:val="28"/>
                 <w:szCs w:val="28"/>
               </w:rPr>
-              <w:t>id</w:t>
+              <w:t>id_lot</w:t>
             </w:r>
-            <w:proofErr w:type="gramEnd"/>
-            <w:r>
-              <w:rPr>
-                <w:rFonts w:ascii="Times New Roman" w:hAnsi="Times New Roman" w:cs="Times New Roman"/>
-                <w:sz w:val="28"/>
-                <w:szCs w:val="28"/>
-              </w:rPr>
-              <w:t>_lot</w:t>
-            </w:r>
-            <w:proofErr w:type="spellEnd"/>
           </w:p>
         </w:tc>
         <w:tc>
@@ -28838,33 +27574,13 @@
                 <w:szCs w:val="28"/>
               </w:rPr>
             </w:pPr>
-            <w:proofErr w:type="spellStart"/>
-            <w:proofErr w:type="gramStart"/>
             <w:r>
               <w:rPr>
                 <w:rFonts w:ascii="Times New Roman" w:hAnsi="Times New Roman" w:cs="Times New Roman"/>
                 <w:sz w:val="28"/>
                 <w:szCs w:val="28"/>
               </w:rPr>
-              <w:t>int</w:t>
-            </w:r>
-            <w:proofErr w:type="spellEnd"/>
-            <w:r>
-              <w:rPr>
-                <w:rFonts w:ascii="Times New Roman" w:hAnsi="Times New Roman" w:cs="Times New Roman"/>
-                <w:sz w:val="28"/>
-                <w:szCs w:val="28"/>
-              </w:rPr>
-              <w:t>(</w:t>
-            </w:r>
-            <w:proofErr w:type="gramEnd"/>
-            <w:r>
-              <w:rPr>
-                <w:rFonts w:ascii="Times New Roman" w:hAnsi="Times New Roman" w:cs="Times New Roman"/>
-                <w:sz w:val="28"/>
-                <w:szCs w:val="28"/>
-              </w:rPr>
-              <w:t>11)</w:t>
+              <w:t>int(11)</w:t>
             </w:r>
           </w:p>
         </w:tc>
@@ -28915,26 +27631,14 @@
                 <w:szCs w:val="28"/>
               </w:rPr>
             </w:pPr>
-            <w:proofErr w:type="spellStart"/>
-            <w:proofErr w:type="gramStart"/>
             <w:r>
               <w:rPr>
                 <w:rFonts w:ascii="Times New Roman" w:hAnsi="Times New Roman" w:cs="Times New Roman"/>
                 <w:sz w:val="28"/>
                 <w:szCs w:val="28"/>
               </w:rPr>
-              <w:t>id</w:t>
+              <w:t>id_produit</w:t>
             </w:r>
-            <w:proofErr w:type="gramEnd"/>
-            <w:r>
-              <w:rPr>
-                <w:rFonts w:ascii="Times New Roman" w:hAnsi="Times New Roman" w:cs="Times New Roman"/>
-                <w:sz w:val="28"/>
-                <w:szCs w:val="28"/>
-              </w:rPr>
-              <w:t>_produit</w:t>
-            </w:r>
-            <w:proofErr w:type="spellEnd"/>
           </w:p>
         </w:tc>
         <w:tc>
@@ -28979,33 +27683,13 @@
                 <w:szCs w:val="28"/>
               </w:rPr>
             </w:pPr>
-            <w:proofErr w:type="spellStart"/>
-            <w:proofErr w:type="gramStart"/>
             <w:r>
               <w:rPr>
                 <w:rFonts w:ascii="Times New Roman" w:hAnsi="Times New Roman" w:cs="Times New Roman"/>
                 <w:sz w:val="28"/>
                 <w:szCs w:val="28"/>
               </w:rPr>
-              <w:t>int</w:t>
-            </w:r>
-            <w:proofErr w:type="spellEnd"/>
-            <w:r>
-              <w:rPr>
-                <w:rFonts w:ascii="Times New Roman" w:hAnsi="Times New Roman" w:cs="Times New Roman"/>
-                <w:sz w:val="28"/>
-                <w:szCs w:val="28"/>
-              </w:rPr>
-              <w:t>(</w:t>
-            </w:r>
-            <w:proofErr w:type="gramEnd"/>
-            <w:r>
-              <w:rPr>
-                <w:rFonts w:ascii="Times New Roman" w:hAnsi="Times New Roman" w:cs="Times New Roman"/>
-                <w:sz w:val="28"/>
-                <w:szCs w:val="28"/>
-              </w:rPr>
-              <w:t>11)</w:t>
+              <w:t>int(11)</w:t>
             </w:r>
           </w:p>
         </w:tc>
@@ -29056,26 +27740,14 @@
                 <w:szCs w:val="28"/>
               </w:rPr>
             </w:pPr>
-            <w:proofErr w:type="spellStart"/>
-            <w:proofErr w:type="gramStart"/>
             <w:r>
               <w:rPr>
                 <w:rFonts w:ascii="Times New Roman" w:hAnsi="Times New Roman" w:cs="Times New Roman"/>
                 <w:sz w:val="28"/>
                 <w:szCs w:val="28"/>
               </w:rPr>
-              <w:t>id</w:t>
+              <w:t>id_fournisseur</w:t>
             </w:r>
-            <w:proofErr w:type="gramEnd"/>
-            <w:r>
-              <w:rPr>
-                <w:rFonts w:ascii="Times New Roman" w:hAnsi="Times New Roman" w:cs="Times New Roman"/>
-                <w:sz w:val="28"/>
-                <w:szCs w:val="28"/>
-              </w:rPr>
-              <w:t>_fournisseur</w:t>
-            </w:r>
-            <w:proofErr w:type="spellEnd"/>
           </w:p>
         </w:tc>
         <w:tc>
@@ -29120,33 +27792,13 @@
                 <w:szCs w:val="28"/>
               </w:rPr>
             </w:pPr>
-            <w:proofErr w:type="spellStart"/>
-            <w:proofErr w:type="gramStart"/>
             <w:r>
               <w:rPr>
                 <w:rFonts w:ascii="Times New Roman" w:hAnsi="Times New Roman" w:cs="Times New Roman"/>
                 <w:sz w:val="28"/>
                 <w:szCs w:val="28"/>
               </w:rPr>
-              <w:t>int</w:t>
-            </w:r>
-            <w:proofErr w:type="spellEnd"/>
-            <w:r>
-              <w:rPr>
-                <w:rFonts w:ascii="Times New Roman" w:hAnsi="Times New Roman" w:cs="Times New Roman"/>
-                <w:sz w:val="28"/>
-                <w:szCs w:val="28"/>
-              </w:rPr>
-              <w:t>(</w:t>
-            </w:r>
-            <w:proofErr w:type="gramEnd"/>
-            <w:r>
-              <w:rPr>
-                <w:rFonts w:ascii="Times New Roman" w:hAnsi="Times New Roman" w:cs="Times New Roman"/>
-                <w:sz w:val="28"/>
-                <w:szCs w:val="28"/>
-              </w:rPr>
-              <w:t>11)</w:t>
+              <w:t>int(11)</w:t>
             </w:r>
           </w:p>
         </w:tc>
@@ -29197,27 +27849,14 @@
                 <w:szCs w:val="28"/>
               </w:rPr>
             </w:pPr>
-            <w:proofErr w:type="spellStart"/>
-            <w:proofErr w:type="gramStart"/>
             <w:r>
               <w:rPr>
                 <w:rFonts w:ascii="Times New Roman" w:hAnsi="Times New Roman" w:cs="Times New Roman"/>
                 <w:sz w:val="28"/>
                 <w:szCs w:val="28"/>
               </w:rPr>
-              <w:lastRenderedPageBreak/>
-              <w:t>num</w:t>
+              <w:t>num_lot</w:t>
             </w:r>
-            <w:proofErr w:type="gramEnd"/>
-            <w:r>
-              <w:rPr>
-                <w:rFonts w:ascii="Times New Roman" w:hAnsi="Times New Roman" w:cs="Times New Roman"/>
-                <w:sz w:val="28"/>
-                <w:szCs w:val="28"/>
-              </w:rPr>
-              <w:t>_lot</w:t>
-            </w:r>
-            <w:proofErr w:type="spellEnd"/>
           </w:p>
         </w:tc>
         <w:tc>
@@ -29262,23 +27901,13 @@
                 <w:szCs w:val="28"/>
               </w:rPr>
             </w:pPr>
-            <w:proofErr w:type="gramStart"/>
             <w:r>
               <w:rPr>
                 <w:rFonts w:ascii="Times New Roman" w:hAnsi="Times New Roman" w:cs="Times New Roman"/>
                 <w:sz w:val="28"/>
                 <w:szCs w:val="28"/>
               </w:rPr>
-              <w:t>varchar(</w:t>
-            </w:r>
-            <w:proofErr w:type="gramEnd"/>
-            <w:r>
-              <w:rPr>
-                <w:rFonts w:ascii="Times New Roman" w:hAnsi="Times New Roman" w:cs="Times New Roman"/>
-                <w:sz w:val="28"/>
-                <w:szCs w:val="28"/>
-              </w:rPr>
-              <w:t>50)</w:t>
+              <w:t>varchar(50)</w:t>
             </w:r>
           </w:p>
         </w:tc>
@@ -29327,28 +27956,163 @@
                 <w:rFonts w:ascii="Times New Roman" w:hAnsi="Times New Roman" w:cs="Times New Roman"/>
                 <w:sz w:val="28"/>
                 <w:szCs w:val="28"/>
+                <w:lang w:val="en-US"/>
               </w:rPr>
             </w:pPr>
-            <w:proofErr w:type="spellStart"/>
-            <w:proofErr w:type="gramStart"/>
             <w:r>
               <w:rPr>
                 <w:rFonts w:ascii="Times New Roman" w:hAnsi="Times New Roman" w:cs="Times New Roman"/>
                 <w:sz w:val="28"/>
                 <w:szCs w:val="28"/>
               </w:rPr>
-              <w:t>quantite</w:t>
+              <w:t>s</w:t>
             </w:r>
-            <w:proofErr w:type="gramEnd"/>
             <w:r>
               <w:rPr>
                 <w:rFonts w:ascii="Times New Roman" w:hAnsi="Times New Roman" w:cs="Times New Roman"/>
                 <w:sz w:val="28"/>
                 <w:szCs w:val="28"/>
               </w:rPr>
-              <w:t>_initiale</w:t>
+              <w:t>ource</w:t>
             </w:r>
-            <w:proofErr w:type="spellEnd"/>
+            <w:r>
+              <w:rPr>
+                <w:rFonts w:ascii="Times New Roman" w:hAnsi="Times New Roman" w:cs="Times New Roman"/>
+                <w:sz w:val="28"/>
+                <w:szCs w:val="28"/>
+                <w:lang w:val="en-US"/>
+              </w:rPr>
+              <w:t>_</w:t>
+            </w:r>
+            <w:r>
+              <w:rPr>
+                <w:rFonts w:ascii="Times New Roman" w:hAnsi="Times New Roman" w:cs="Times New Roman"/>
+                <w:sz w:val="28"/>
+                <w:szCs w:val="28"/>
+                <w:lang w:val="en-US"/>
+              </w:rPr>
+              <w:t>provenance</w:t>
+            </w:r>
+          </w:p>
+        </w:tc>
+        <w:tc>
+          <w:tcPr>
+            <w:tcW w:w="2291" w:type="dxa"/>
+            <w:vAlign w:val="center"/>
+          </w:tcPr>
+          <w:p>
+            <w:pPr>
+              <w:pStyle w:val="ListParagraph"/>
+              <w:spacing w:line="276" w:lineRule="auto"/>
+              <w:ind w:left="0"/>
+              <w:rPr>
+                <w:rFonts w:ascii="Times New Roman" w:hAnsi="Times New Roman" w:cs="Times New Roman"/>
+                <w:sz w:val="28"/>
+                <w:szCs w:val="28"/>
+                <w:lang w:val="en-US"/>
+              </w:rPr>
+            </w:pPr>
+            <w:r>
+              <w:rPr>
+                <w:rFonts w:ascii="Times New Roman" w:hAnsi="Times New Roman" w:cs="Times New Roman"/>
+                <w:sz w:val="28"/>
+                <w:szCs w:val="28"/>
+              </w:rPr>
+              <w:t>Type d’entré</w:t>
+            </w:r>
+            <w:r>
+              <w:rPr>
+                <w:rFonts w:ascii="Times New Roman" w:hAnsi="Times New Roman" w:cs="Times New Roman"/>
+                <w:sz w:val="28"/>
+                <w:szCs w:val="28"/>
+                <w:lang w:val="en-US"/>
+              </w:rPr>
+              <w:t>e</w:t>
+            </w:r>
+          </w:p>
+        </w:tc>
+        <w:tc>
+          <w:tcPr>
+            <w:tcW w:w="1795" w:type="dxa"/>
+            <w:vAlign w:val="center"/>
+          </w:tcPr>
+          <w:p>
+            <w:pPr>
+              <w:pStyle w:val="ListParagraph"/>
+              <w:spacing w:line="276" w:lineRule="auto"/>
+              <w:ind w:left="0"/>
+              <w:rPr>
+                <w:rFonts w:ascii="Times New Roman" w:hAnsi="Times New Roman" w:cs="Times New Roman"/>
+                <w:sz w:val="28"/>
+                <w:szCs w:val="28"/>
+              </w:rPr>
+            </w:pPr>
+            <w:r>
+              <w:rPr>
+                <w:rFonts w:ascii="Times New Roman" w:hAnsi="Times New Roman" w:cs="Times New Roman"/>
+                <w:sz w:val="28"/>
+                <w:szCs w:val="28"/>
+              </w:rPr>
+              <w:t>ENUM</w:t>
+            </w:r>
+          </w:p>
+        </w:tc>
+        <w:tc>
+          <w:tcPr>
+            <w:tcW w:w="2845" w:type="dxa"/>
+            <w:vAlign w:val="center"/>
+          </w:tcPr>
+          <w:p>
+            <w:pPr>
+              <w:pStyle w:val="ListParagraph"/>
+              <w:spacing w:line="276" w:lineRule="auto"/>
+              <w:ind w:left="0"/>
+              <w:rPr>
+                <w:rFonts w:ascii="Times New Roman" w:hAnsi="Times New Roman" w:cs="Times New Roman"/>
+                <w:sz w:val="28"/>
+                <w:szCs w:val="28"/>
+              </w:rPr>
+            </w:pPr>
+            <w:r>
+              <w:rPr>
+                <w:rFonts w:ascii="Times New Roman" w:hAnsi="Times New Roman" w:cs="Times New Roman"/>
+                <w:sz w:val="28"/>
+                <w:szCs w:val="28"/>
+              </w:rPr>
+              <w:t>'Achat', 'Don'</w:t>
+            </w:r>
+          </w:p>
+        </w:tc>
+      </w:tr>
+      <w:tr>
+        <w:trPr>
+          <w:trHeight w:val="741"/>
+        </w:trPr>
+        <w:tc>
+          <w:tcPr>
+            <w:tcW w:w="2695" w:type="dxa"/>
+            <w:vAlign w:val="center"/>
+          </w:tcPr>
+          <w:p>
+            <w:pPr>
+              <w:pStyle w:val="ListParagraph"/>
+              <w:spacing w:line="276" w:lineRule="auto"/>
+              <w:ind w:left="0"/>
+              <w:rPr>
+                <w:rFonts w:ascii="Times New Roman" w:hAnsi="Times New Roman" w:cs="Times New Roman"/>
+                <w:sz w:val="28"/>
+                <w:szCs w:val="28"/>
+              </w:rPr>
+            </w:pPr>
+            <w:r>
+              <w:rPr>
+                <w:rFonts w:ascii="Times New Roman" w:hAnsi="Times New Roman" w:cs="Times New Roman"/>
+                <w:sz w:val="28"/>
+                <w:szCs w:val="28"/>
+              </w:rPr>
+              <w:lastRenderedPageBreak/>
+              <w:t>quantite_initiale</w:t>
+            </w:r>
           </w:p>
         </w:tc>
         <w:tc>
@@ -29393,33 +28157,13 @@
                 <w:szCs w:val="28"/>
               </w:rPr>
             </w:pPr>
-            <w:proofErr w:type="spellStart"/>
-            <w:proofErr w:type="gramStart"/>
             <w:r>
               <w:rPr>
                 <w:rFonts w:ascii="Times New Roman" w:hAnsi="Times New Roman" w:cs="Times New Roman"/>
                 <w:sz w:val="28"/>
                 <w:szCs w:val="28"/>
               </w:rPr>
-              <w:t>int</w:t>
-            </w:r>
-            <w:proofErr w:type="spellEnd"/>
-            <w:r>
-              <w:rPr>
-                <w:rFonts w:ascii="Times New Roman" w:hAnsi="Times New Roman" w:cs="Times New Roman"/>
-                <w:sz w:val="28"/>
-                <w:szCs w:val="28"/>
-              </w:rPr>
-              <w:t>(</w:t>
-            </w:r>
-            <w:proofErr w:type="gramEnd"/>
-            <w:r>
-              <w:rPr>
-                <w:rFonts w:ascii="Times New Roman" w:hAnsi="Times New Roman" w:cs="Times New Roman"/>
-                <w:sz w:val="28"/>
-                <w:szCs w:val="28"/>
-              </w:rPr>
-              <w:t>11)</w:t>
+              <w:t>int(11)</w:t>
             </w:r>
           </w:p>
         </w:tc>
@@ -29470,26 +28214,14 @@
                 <w:szCs w:val="28"/>
               </w:rPr>
             </w:pPr>
-            <w:proofErr w:type="spellStart"/>
-            <w:proofErr w:type="gramStart"/>
             <w:r>
               <w:rPr>
                 <w:rFonts w:ascii="Times New Roman" w:hAnsi="Times New Roman" w:cs="Times New Roman"/>
                 <w:sz w:val="28"/>
                 <w:szCs w:val="28"/>
               </w:rPr>
-              <w:t>quantite</w:t>
+              <w:t>quantite_actuelle</w:t>
             </w:r>
-            <w:proofErr w:type="gramEnd"/>
-            <w:r>
-              <w:rPr>
-                <w:rFonts w:ascii="Times New Roman" w:hAnsi="Times New Roman" w:cs="Times New Roman"/>
-                <w:sz w:val="28"/>
-                <w:szCs w:val="28"/>
-              </w:rPr>
-              <w:t>_actuelle</w:t>
-            </w:r>
-            <w:proofErr w:type="spellEnd"/>
           </w:p>
         </w:tc>
         <w:tc>
@@ -29534,33 +28266,13 @@
                 <w:szCs w:val="28"/>
               </w:rPr>
             </w:pPr>
-            <w:proofErr w:type="spellStart"/>
-            <w:proofErr w:type="gramStart"/>
             <w:r>
               <w:rPr>
                 <w:rFonts w:ascii="Times New Roman" w:hAnsi="Times New Roman" w:cs="Times New Roman"/>
                 <w:sz w:val="28"/>
                 <w:szCs w:val="28"/>
               </w:rPr>
-              <w:t>int</w:t>
-            </w:r>
-            <w:proofErr w:type="spellEnd"/>
-            <w:r>
-              <w:rPr>
-                <w:rFonts w:ascii="Times New Roman" w:hAnsi="Times New Roman" w:cs="Times New Roman"/>
-                <w:sz w:val="28"/>
-                <w:szCs w:val="28"/>
-              </w:rPr>
-              <w:t>(</w:t>
-            </w:r>
-            <w:proofErr w:type="gramEnd"/>
-            <w:r>
-              <w:rPr>
-                <w:rFonts w:ascii="Times New Roman" w:hAnsi="Times New Roman" w:cs="Times New Roman"/>
-                <w:sz w:val="28"/>
-                <w:szCs w:val="28"/>
-              </w:rPr>
-              <w:t>11)</w:t>
+              <w:t>int(11)</w:t>
             </w:r>
           </w:p>
         </w:tc>
@@ -29611,26 +28323,14 @@
                 <w:szCs w:val="28"/>
               </w:rPr>
             </w:pPr>
-            <w:proofErr w:type="spellStart"/>
-            <w:proofErr w:type="gramStart"/>
             <w:r>
               <w:rPr>
                 <w:rFonts w:ascii="Times New Roman" w:hAnsi="Times New Roman" w:cs="Times New Roman"/>
                 <w:sz w:val="28"/>
                 <w:szCs w:val="28"/>
               </w:rPr>
-              <w:t>date</w:t>
+              <w:t>date_expiration</w:t>
             </w:r>
-            <w:proofErr w:type="gramEnd"/>
-            <w:r>
-              <w:rPr>
-                <w:rFonts w:ascii="Times New Roman" w:hAnsi="Times New Roman" w:cs="Times New Roman"/>
-                <w:sz w:val="28"/>
-                <w:szCs w:val="28"/>
-              </w:rPr>
-              <w:t>_expiration</w:t>
-            </w:r>
-            <w:proofErr w:type="spellEnd"/>
           </w:p>
         </w:tc>
         <w:tc>
@@ -29675,7 +28375,6 @@
                 <w:szCs w:val="28"/>
               </w:rPr>
             </w:pPr>
-            <w:proofErr w:type="gramStart"/>
             <w:r>
               <w:rPr>
                 <w:rFonts w:ascii="Times New Roman" w:hAnsi="Times New Roman" w:cs="Times New Roman"/>
@@ -29684,7 +28383,6 @@
               </w:rPr>
               <w:t>date</w:t>
             </w:r>
-            <w:proofErr w:type="gramEnd"/>
           </w:p>
         </w:tc>
         <w:tc>
@@ -29734,26 +28432,14 @@
                 <w:szCs w:val="28"/>
               </w:rPr>
             </w:pPr>
-            <w:proofErr w:type="spellStart"/>
-            <w:proofErr w:type="gramStart"/>
             <w:r>
               <w:rPr>
                 <w:rFonts w:ascii="Times New Roman" w:hAnsi="Times New Roman" w:cs="Times New Roman"/>
                 <w:sz w:val="28"/>
                 <w:szCs w:val="28"/>
               </w:rPr>
-              <w:t>date</w:t>
+              <w:t>date_enregistrement</w:t>
             </w:r>
-            <w:proofErr w:type="gramEnd"/>
-            <w:r>
-              <w:rPr>
-                <w:rFonts w:ascii="Times New Roman" w:hAnsi="Times New Roman" w:cs="Times New Roman"/>
-                <w:sz w:val="28"/>
-                <w:szCs w:val="28"/>
-              </w:rPr>
-              <w:t>_enregistrement</w:t>
-            </w:r>
-            <w:proofErr w:type="spellEnd"/>
           </w:p>
         </w:tc>
         <w:tc>
@@ -29798,7 +28484,6 @@
                 <w:szCs w:val="28"/>
               </w:rPr>
             </w:pPr>
-            <w:proofErr w:type="gramStart"/>
             <w:r>
               <w:rPr>
                 <w:rFonts w:ascii="Times New Roman" w:hAnsi="Times New Roman" w:cs="Times New Roman"/>
@@ -29807,7 +28492,6 @@
               </w:rPr>
               <w:t>timestamp</w:t>
             </w:r>
-            <w:proofErr w:type="gramEnd"/>
           </w:p>
         </w:tc>
         <w:tc>
@@ -29834,47 +28518,7 @@
                 <w:szCs w:val="28"/>
                 <w:lang w:val="en-US"/>
               </w:rPr>
-              <w:t xml:space="preserve">NOT NULL, DEFAULT </w:t>
-            </w:r>
-            <w:proofErr w:type="spellStart"/>
-            <w:r>
-              <w:rPr>
-                <w:rFonts w:ascii="Times New Roman" w:hAnsi="Times New Roman" w:cs="Times New Roman"/>
-                <w:sz w:val="28"/>
-                <w:szCs w:val="28"/>
-                <w:lang w:val="en-US"/>
-              </w:rPr>
-              <w:t>current_</w:t>
-            </w:r>
-            <w:proofErr w:type="gramStart"/>
-            <w:r>
-              <w:rPr>
-                <w:rFonts w:ascii="Times New Roman" w:hAnsi="Times New Roman" w:cs="Times New Roman"/>
-                <w:sz w:val="28"/>
-                <w:szCs w:val="28"/>
-                <w:lang w:val="en-US"/>
-              </w:rPr>
-              <w:t>timestamp</w:t>
-            </w:r>
-            <w:proofErr w:type="spellEnd"/>
-            <w:r>
-              <w:rPr>
-                <w:rFonts w:ascii="Times New Roman" w:hAnsi="Times New Roman" w:cs="Times New Roman"/>
-                <w:sz w:val="28"/>
-                <w:szCs w:val="28"/>
-                <w:lang w:val="en-US"/>
-              </w:rPr>
-              <w:t>(</w:t>
-            </w:r>
-            <w:proofErr w:type="gramEnd"/>
-            <w:r>
-              <w:rPr>
-                <w:rFonts w:ascii="Times New Roman" w:hAnsi="Times New Roman" w:cs="Times New Roman"/>
-                <w:sz w:val="28"/>
-                <w:szCs w:val="28"/>
-                <w:lang w:val="en-US"/>
-              </w:rPr>
-              <w:t>)</w:t>
+              <w:t>NOT NULL, DEFAULT current_timestamp()</w:t>
             </w:r>
           </w:p>
         </w:tc>
@@ -29899,26 +28543,14 @@
                 <w:szCs w:val="28"/>
               </w:rPr>
             </w:pPr>
-            <w:proofErr w:type="spellStart"/>
-            <w:proofErr w:type="gramStart"/>
             <w:r>
               <w:rPr>
                 <w:rFonts w:ascii="Times New Roman" w:hAnsi="Times New Roman" w:cs="Times New Roman"/>
                 <w:sz w:val="28"/>
                 <w:szCs w:val="28"/>
               </w:rPr>
-              <w:t>prix</w:t>
+              <w:t>prix_achat_ttc</w:t>
             </w:r>
-            <w:proofErr w:type="gramEnd"/>
-            <w:r>
-              <w:rPr>
-                <w:rFonts w:ascii="Times New Roman" w:hAnsi="Times New Roman" w:cs="Times New Roman"/>
-                <w:sz w:val="28"/>
-                <w:szCs w:val="28"/>
-              </w:rPr>
-              <w:t>_achat_ttc</w:t>
-            </w:r>
-            <w:proofErr w:type="spellEnd"/>
           </w:p>
         </w:tc>
         <w:tc>
@@ -29963,33 +28595,13 @@
                 <w:szCs w:val="28"/>
               </w:rPr>
             </w:pPr>
-            <w:proofErr w:type="spellStart"/>
-            <w:proofErr w:type="gramStart"/>
             <w:r>
               <w:rPr>
                 <w:rFonts w:ascii="Times New Roman" w:hAnsi="Times New Roman" w:cs="Times New Roman"/>
                 <w:sz w:val="28"/>
                 <w:szCs w:val="28"/>
               </w:rPr>
-              <w:t>decimal</w:t>
-            </w:r>
-            <w:proofErr w:type="spellEnd"/>
-            <w:r>
-              <w:rPr>
-                <w:rFonts w:ascii="Times New Roman" w:hAnsi="Times New Roman" w:cs="Times New Roman"/>
-                <w:sz w:val="28"/>
-                <w:szCs w:val="28"/>
-              </w:rPr>
-              <w:t>(</w:t>
-            </w:r>
-            <w:proofErr w:type="gramEnd"/>
-            <w:r>
-              <w:rPr>
-                <w:rFonts w:ascii="Times New Roman" w:hAnsi="Times New Roman" w:cs="Times New Roman"/>
-                <w:sz w:val="28"/>
-                <w:szCs w:val="28"/>
-              </w:rPr>
-              <w:t>10,2)</w:t>
+              <w:t>decimal(10,2)</w:t>
             </w:r>
           </w:p>
         </w:tc>
@@ -30040,26 +28652,14 @@
                 <w:szCs w:val="28"/>
               </w:rPr>
             </w:pPr>
-            <w:proofErr w:type="spellStart"/>
-            <w:proofErr w:type="gramStart"/>
             <w:r>
               <w:rPr>
                 <w:rFonts w:ascii="Times New Roman" w:hAnsi="Times New Roman" w:cs="Times New Roman"/>
                 <w:sz w:val="28"/>
                 <w:szCs w:val="28"/>
               </w:rPr>
-              <w:t>id</w:t>
+              <w:t>id_user</w:t>
             </w:r>
-            <w:proofErr w:type="gramEnd"/>
-            <w:r>
-              <w:rPr>
-                <w:rFonts w:ascii="Times New Roman" w:hAnsi="Times New Roman" w:cs="Times New Roman"/>
-                <w:sz w:val="28"/>
-                <w:szCs w:val="28"/>
-              </w:rPr>
-              <w:t>_user</w:t>
-            </w:r>
-            <w:proofErr w:type="spellEnd"/>
           </w:p>
         </w:tc>
         <w:tc>
@@ -30104,33 +28704,13 @@
                 <w:szCs w:val="28"/>
               </w:rPr>
             </w:pPr>
-            <w:proofErr w:type="spellStart"/>
-            <w:proofErr w:type="gramStart"/>
             <w:r>
               <w:rPr>
                 <w:rFonts w:ascii="Times New Roman" w:hAnsi="Times New Roman" w:cs="Times New Roman"/>
                 <w:sz w:val="28"/>
                 <w:szCs w:val="28"/>
               </w:rPr>
-              <w:t>int</w:t>
-            </w:r>
-            <w:proofErr w:type="spellEnd"/>
-            <w:r>
-              <w:rPr>
-                <w:rFonts w:ascii="Times New Roman" w:hAnsi="Times New Roman" w:cs="Times New Roman"/>
-                <w:sz w:val="28"/>
-                <w:szCs w:val="28"/>
-              </w:rPr>
-              <w:t>(</w:t>
-            </w:r>
-            <w:proofErr w:type="gramEnd"/>
-            <w:r>
-              <w:rPr>
-                <w:rFonts w:ascii="Times New Roman" w:hAnsi="Times New Roman" w:cs="Times New Roman"/>
-                <w:sz w:val="28"/>
-                <w:szCs w:val="28"/>
-              </w:rPr>
-              <w:t>11)</w:t>
+              <w:t>int(11)</w:t>
             </w:r>
           </w:p>
         </w:tc>
@@ -30156,25 +28736,7 @@
                 <w:sz w:val="28"/>
                 <w:szCs w:val="28"/>
               </w:rPr>
-              <w:t xml:space="preserve">Clé </w:t>
-            </w:r>
-            <w:proofErr w:type="gramStart"/>
-            <w:r>
-              <w:rPr>
-                <w:rFonts w:ascii="Times New Roman" w:hAnsi="Times New Roman" w:cs="Times New Roman"/>
-                <w:sz w:val="28"/>
-                <w:szCs w:val="28"/>
-              </w:rPr>
-              <w:t>étrangère(</w:t>
-            </w:r>
-            <w:proofErr w:type="gramEnd"/>
-            <w:r>
-              <w:rPr>
-                <w:rFonts w:ascii="Times New Roman" w:hAnsi="Times New Roman" w:cs="Times New Roman"/>
-                <w:sz w:val="28"/>
-                <w:szCs w:val="28"/>
-              </w:rPr>
-              <w:t>PK)</w:t>
+              <w:t>Clé étrangère(PK)</w:t>
             </w:r>
           </w:p>
         </w:tc>
@@ -30200,7 +28762,6 @@
           <w:szCs w:val="28"/>
         </w:rPr>
       </w:pPr>
-      <w:proofErr w:type="gramStart"/>
       <w:r>
         <w:rPr>
           <w:rFonts w:ascii="Times New Roman" w:hAnsi="Times New Roman" w:cs="Times New Roman"/>
@@ -30211,7 +28772,6 @@
         </w:rPr>
         <w:t>Table sorties</w:t>
       </w:r>
-      <w:proofErr w:type="gramEnd"/>
     </w:p>
     <w:tbl>
       <w:tblPr>
@@ -30372,26 +28932,14 @@
                 <w:szCs w:val="28"/>
               </w:rPr>
             </w:pPr>
-            <w:proofErr w:type="spellStart"/>
-            <w:proofErr w:type="gramStart"/>
             <w:r>
               <w:rPr>
                 <w:rFonts w:ascii="Times New Roman" w:hAnsi="Times New Roman" w:cs="Times New Roman"/>
                 <w:sz w:val="28"/>
                 <w:szCs w:val="28"/>
               </w:rPr>
-              <w:t>id</w:t>
+              <w:t>id_sortie</w:t>
             </w:r>
-            <w:proofErr w:type="gramEnd"/>
-            <w:r>
-              <w:rPr>
-                <w:rFonts w:ascii="Times New Roman" w:hAnsi="Times New Roman" w:cs="Times New Roman"/>
-                <w:sz w:val="28"/>
-                <w:szCs w:val="28"/>
-              </w:rPr>
-              <w:t>_sortie</w:t>
-            </w:r>
-            <w:proofErr w:type="spellEnd"/>
           </w:p>
         </w:tc>
         <w:tc>
@@ -30436,33 +28984,13 @@
                 <w:szCs w:val="28"/>
               </w:rPr>
             </w:pPr>
-            <w:proofErr w:type="spellStart"/>
-            <w:proofErr w:type="gramStart"/>
             <w:r>
               <w:rPr>
                 <w:rFonts w:ascii="Times New Roman" w:hAnsi="Times New Roman" w:cs="Times New Roman"/>
                 <w:sz w:val="28"/>
                 <w:szCs w:val="28"/>
               </w:rPr>
-              <w:t>int</w:t>
-            </w:r>
-            <w:proofErr w:type="spellEnd"/>
-            <w:r>
-              <w:rPr>
-                <w:rFonts w:ascii="Times New Roman" w:hAnsi="Times New Roman" w:cs="Times New Roman"/>
-                <w:sz w:val="28"/>
-                <w:szCs w:val="28"/>
-              </w:rPr>
-              <w:t>(</w:t>
-            </w:r>
-            <w:proofErr w:type="gramEnd"/>
-            <w:r>
-              <w:rPr>
-                <w:rFonts w:ascii="Times New Roman" w:hAnsi="Times New Roman" w:cs="Times New Roman"/>
-                <w:sz w:val="28"/>
-                <w:szCs w:val="28"/>
-              </w:rPr>
-              <w:t>11)</w:t>
+              <w:t>int(11)</w:t>
             </w:r>
           </w:p>
         </w:tc>
@@ -30514,26 +29042,14 @@
                 <w:szCs w:val="28"/>
               </w:rPr>
             </w:pPr>
-            <w:proofErr w:type="spellStart"/>
-            <w:proofErr w:type="gramStart"/>
             <w:r>
               <w:rPr>
                 <w:rFonts w:ascii="Times New Roman" w:hAnsi="Times New Roman" w:cs="Times New Roman"/>
                 <w:sz w:val="28"/>
                 <w:szCs w:val="28"/>
               </w:rPr>
-              <w:t>id</w:t>
+              <w:t>id_lot</w:t>
             </w:r>
-            <w:proofErr w:type="gramEnd"/>
-            <w:r>
-              <w:rPr>
-                <w:rFonts w:ascii="Times New Roman" w:hAnsi="Times New Roman" w:cs="Times New Roman"/>
-                <w:sz w:val="28"/>
-                <w:szCs w:val="28"/>
-              </w:rPr>
-              <w:t>_lot</w:t>
-            </w:r>
-            <w:proofErr w:type="spellEnd"/>
           </w:p>
         </w:tc>
         <w:tc>
@@ -30578,33 +29094,13 @@
                 <w:szCs w:val="28"/>
               </w:rPr>
             </w:pPr>
-            <w:proofErr w:type="spellStart"/>
-            <w:proofErr w:type="gramStart"/>
             <w:r>
               <w:rPr>
                 <w:rFonts w:ascii="Times New Roman" w:hAnsi="Times New Roman" w:cs="Times New Roman"/>
                 <w:sz w:val="28"/>
                 <w:szCs w:val="28"/>
               </w:rPr>
-              <w:t>int</w:t>
-            </w:r>
-            <w:proofErr w:type="spellEnd"/>
-            <w:r>
-              <w:rPr>
-                <w:rFonts w:ascii="Times New Roman" w:hAnsi="Times New Roman" w:cs="Times New Roman"/>
-                <w:sz w:val="28"/>
-                <w:szCs w:val="28"/>
-              </w:rPr>
-              <w:t>(</w:t>
-            </w:r>
-            <w:proofErr w:type="gramEnd"/>
-            <w:r>
-              <w:rPr>
-                <w:rFonts w:ascii="Times New Roman" w:hAnsi="Times New Roman" w:cs="Times New Roman"/>
-                <w:sz w:val="28"/>
-                <w:szCs w:val="28"/>
-              </w:rPr>
-              <w:t>11)</w:t>
+              <w:t>int(11)</w:t>
             </w:r>
           </w:p>
         </w:tc>
@@ -30656,26 +29152,14 @@
                 <w:szCs w:val="28"/>
               </w:rPr>
             </w:pPr>
-            <w:proofErr w:type="spellStart"/>
-            <w:proofErr w:type="gramStart"/>
             <w:r>
               <w:rPr>
                 <w:rFonts w:ascii="Times New Roman" w:hAnsi="Times New Roman" w:cs="Times New Roman"/>
                 <w:sz w:val="28"/>
                 <w:szCs w:val="28"/>
               </w:rPr>
-              <w:t>id</w:t>
+              <w:t>id_source</w:t>
             </w:r>
-            <w:proofErr w:type="gramEnd"/>
-            <w:r>
-              <w:rPr>
-                <w:rFonts w:ascii="Times New Roman" w:hAnsi="Times New Roman" w:cs="Times New Roman"/>
-                <w:sz w:val="28"/>
-                <w:szCs w:val="28"/>
-              </w:rPr>
-              <w:t>_source</w:t>
-            </w:r>
-            <w:proofErr w:type="spellEnd"/>
           </w:p>
         </w:tc>
         <w:tc>
@@ -30701,18 +29185,8 @@
                 <w:sz w:val="28"/>
                 <w:szCs w:val="28"/>
               </w:rPr>
-              <w:t xml:space="preserve">Lieu de </w:t>
+              <w:t>Lieu de depart</w:t>
             </w:r>
-            <w:proofErr w:type="spellStart"/>
-            <w:r>
-              <w:rPr>
-                <w:rFonts w:ascii="Times New Roman" w:hAnsi="Times New Roman" w:cs="Times New Roman"/>
-                <w:sz w:val="28"/>
-                <w:szCs w:val="28"/>
-              </w:rPr>
-              <w:t>depart</w:t>
-            </w:r>
-            <w:proofErr w:type="spellEnd"/>
           </w:p>
         </w:tc>
         <w:tc>
@@ -30731,23 +29205,13 @@
                 <w:szCs w:val="28"/>
               </w:rPr>
             </w:pPr>
-            <w:proofErr w:type="gramStart"/>
             <w:r>
               <w:rPr>
                 <w:rFonts w:ascii="Times New Roman" w:hAnsi="Times New Roman" w:cs="Times New Roman"/>
                 <w:sz w:val="28"/>
                 <w:szCs w:val="28"/>
               </w:rPr>
-              <w:t>Int(</w:t>
-            </w:r>
-            <w:proofErr w:type="gramEnd"/>
-            <w:r>
-              <w:rPr>
-                <w:rFonts w:ascii="Times New Roman" w:hAnsi="Times New Roman" w:cs="Times New Roman"/>
-                <w:sz w:val="28"/>
-                <w:szCs w:val="28"/>
-              </w:rPr>
-              <w:t>11)</w:t>
+              <w:t>Int(11)</w:t>
             </w:r>
           </w:p>
         </w:tc>
@@ -30799,26 +29263,14 @@
                 <w:szCs w:val="28"/>
               </w:rPr>
             </w:pPr>
-            <w:proofErr w:type="spellStart"/>
-            <w:proofErr w:type="gramStart"/>
             <w:r>
               <w:rPr>
                 <w:rFonts w:ascii="Times New Roman" w:hAnsi="Times New Roman" w:cs="Times New Roman"/>
                 <w:sz w:val="28"/>
                 <w:szCs w:val="28"/>
               </w:rPr>
-              <w:t>id</w:t>
+              <w:t>id_destination</w:t>
             </w:r>
-            <w:proofErr w:type="gramEnd"/>
-            <w:r>
-              <w:rPr>
-                <w:rFonts w:ascii="Times New Roman" w:hAnsi="Times New Roman" w:cs="Times New Roman"/>
-                <w:sz w:val="28"/>
-                <w:szCs w:val="28"/>
-              </w:rPr>
-              <w:t>_destination</w:t>
-            </w:r>
-            <w:proofErr w:type="spellEnd"/>
           </w:p>
         </w:tc>
         <w:tc>
@@ -30843,18 +29295,8 @@
                 <w:sz w:val="28"/>
                 <w:szCs w:val="28"/>
               </w:rPr>
-              <w:t xml:space="preserve">Lieu de </w:t>
+              <w:t>Lieu de depart</w:t>
             </w:r>
-            <w:proofErr w:type="spellStart"/>
-            <w:r>
-              <w:rPr>
-                <w:rFonts w:ascii="Times New Roman" w:hAnsi="Times New Roman" w:cs="Times New Roman"/>
-                <w:sz w:val="28"/>
-                <w:szCs w:val="28"/>
-              </w:rPr>
-              <w:t>depart</w:t>
-            </w:r>
-            <w:proofErr w:type="spellEnd"/>
           </w:p>
         </w:tc>
         <w:tc>
@@ -30873,23 +29315,13 @@
                 <w:szCs w:val="28"/>
               </w:rPr>
             </w:pPr>
-            <w:proofErr w:type="gramStart"/>
             <w:r>
               <w:rPr>
                 <w:rFonts w:ascii="Times New Roman" w:hAnsi="Times New Roman" w:cs="Times New Roman"/>
                 <w:sz w:val="28"/>
                 <w:szCs w:val="28"/>
               </w:rPr>
-              <w:t>Int(</w:t>
-            </w:r>
-            <w:proofErr w:type="gramEnd"/>
-            <w:r>
-              <w:rPr>
-                <w:rFonts w:ascii="Times New Roman" w:hAnsi="Times New Roman" w:cs="Times New Roman"/>
-                <w:sz w:val="28"/>
-                <w:szCs w:val="28"/>
-              </w:rPr>
-              <w:t>11)</w:t>
+              <w:t>Int(11)</w:t>
             </w:r>
           </w:p>
         </w:tc>
@@ -30941,26 +29373,14 @@
                 <w:szCs w:val="28"/>
               </w:rPr>
             </w:pPr>
-            <w:proofErr w:type="spellStart"/>
-            <w:proofErr w:type="gramStart"/>
             <w:r>
               <w:rPr>
                 <w:rFonts w:ascii="Times New Roman" w:hAnsi="Times New Roman" w:cs="Times New Roman"/>
                 <w:sz w:val="28"/>
                 <w:szCs w:val="28"/>
               </w:rPr>
-              <w:t>quantite</w:t>
+              <w:t>quantite_sortie</w:t>
             </w:r>
-            <w:proofErr w:type="gramEnd"/>
-            <w:r>
-              <w:rPr>
-                <w:rFonts w:ascii="Times New Roman" w:hAnsi="Times New Roman" w:cs="Times New Roman"/>
-                <w:sz w:val="28"/>
-                <w:szCs w:val="28"/>
-              </w:rPr>
-              <w:t>_sortie</w:t>
-            </w:r>
-            <w:proofErr w:type="spellEnd"/>
           </w:p>
         </w:tc>
         <w:tc>
@@ -31005,33 +29425,13 @@
                 <w:szCs w:val="28"/>
               </w:rPr>
             </w:pPr>
-            <w:proofErr w:type="spellStart"/>
-            <w:proofErr w:type="gramStart"/>
             <w:r>
               <w:rPr>
                 <w:rFonts w:ascii="Times New Roman" w:hAnsi="Times New Roman" w:cs="Times New Roman"/>
                 <w:sz w:val="28"/>
                 <w:szCs w:val="28"/>
               </w:rPr>
-              <w:t>int</w:t>
-            </w:r>
-            <w:proofErr w:type="spellEnd"/>
-            <w:r>
-              <w:rPr>
-                <w:rFonts w:ascii="Times New Roman" w:hAnsi="Times New Roman" w:cs="Times New Roman"/>
-                <w:sz w:val="28"/>
-                <w:szCs w:val="28"/>
-              </w:rPr>
-              <w:t>(</w:t>
-            </w:r>
-            <w:proofErr w:type="gramEnd"/>
-            <w:r>
-              <w:rPr>
-                <w:rFonts w:ascii="Times New Roman" w:hAnsi="Times New Roman" w:cs="Times New Roman"/>
-                <w:sz w:val="28"/>
-                <w:szCs w:val="28"/>
-              </w:rPr>
-              <w:t>11)</w:t>
+              <w:t>int(11)</w:t>
             </w:r>
           </w:p>
         </w:tc>
@@ -31083,8 +29483,6 @@
                 <w:szCs w:val="28"/>
               </w:rPr>
             </w:pPr>
-            <w:proofErr w:type="spellStart"/>
-            <w:proofErr w:type="gramStart"/>
             <w:r>
               <w:rPr>
                 <w:rFonts w:ascii="Times New Roman" w:hAnsi="Times New Roman" w:cs="Times New Roman"/>
@@ -31092,18 +29490,8 @@
                 <w:szCs w:val="28"/>
               </w:rPr>
               <w:lastRenderedPageBreak/>
-              <w:t>date</w:t>
+              <w:t>date_sortie</w:t>
             </w:r>
-            <w:proofErr w:type="gramEnd"/>
-            <w:r>
-              <w:rPr>
-                <w:rFonts w:ascii="Times New Roman" w:hAnsi="Times New Roman" w:cs="Times New Roman"/>
-                <w:sz w:val="28"/>
-                <w:szCs w:val="28"/>
-              </w:rPr>
-              <w:t>_sortie</w:t>
-            </w:r>
-            <w:proofErr w:type="spellEnd"/>
           </w:p>
         </w:tc>
         <w:tc>
@@ -31148,7 +29536,6 @@
                 <w:szCs w:val="28"/>
               </w:rPr>
             </w:pPr>
-            <w:proofErr w:type="gramStart"/>
             <w:r>
               <w:rPr>
                 <w:rFonts w:ascii="Times New Roman" w:hAnsi="Times New Roman" w:cs="Times New Roman"/>
@@ -31157,7 +29544,6 @@
               </w:rPr>
               <w:t>timestamp</w:t>
             </w:r>
-            <w:proofErr w:type="gramEnd"/>
           </w:p>
         </w:tc>
         <w:tc>
@@ -31184,47 +29570,7 @@
                 <w:szCs w:val="28"/>
                 <w:lang w:val="en-US"/>
               </w:rPr>
-              <w:t xml:space="preserve">DEFAULT </w:t>
-            </w:r>
-            <w:proofErr w:type="spellStart"/>
-            <w:r>
-              <w:rPr>
-                <w:rFonts w:ascii="Times New Roman" w:hAnsi="Times New Roman" w:cs="Times New Roman"/>
-                <w:sz w:val="28"/>
-                <w:szCs w:val="28"/>
-                <w:lang w:val="en-US"/>
-              </w:rPr>
-              <w:t>current_</w:t>
-            </w:r>
-            <w:proofErr w:type="gramStart"/>
-            <w:r>
-              <w:rPr>
-                <w:rFonts w:ascii="Times New Roman" w:hAnsi="Times New Roman" w:cs="Times New Roman"/>
-                <w:sz w:val="28"/>
-                <w:szCs w:val="28"/>
-                <w:lang w:val="en-US"/>
-              </w:rPr>
-              <w:t>timestamp</w:t>
-            </w:r>
-            <w:proofErr w:type="spellEnd"/>
-            <w:r>
-              <w:rPr>
-                <w:rFonts w:ascii="Times New Roman" w:hAnsi="Times New Roman" w:cs="Times New Roman"/>
-                <w:sz w:val="28"/>
-                <w:szCs w:val="28"/>
-                <w:lang w:val="en-US"/>
-              </w:rPr>
-              <w:t>() ;</w:t>
-            </w:r>
-            <w:proofErr w:type="gramEnd"/>
-            <w:r>
-              <w:rPr>
-                <w:rFonts w:ascii="Times New Roman" w:hAnsi="Times New Roman" w:cs="Times New Roman"/>
-                <w:sz w:val="28"/>
-                <w:szCs w:val="28"/>
-                <w:lang w:val="en-US"/>
-              </w:rPr>
-              <w:t xml:space="preserve"> NOT NULL</w:t>
+              <w:t>DEFAULT current_timestamp() ; NOT NULL</w:t>
             </w:r>
           </w:p>
         </w:tc>
@@ -31250,26 +29596,14 @@
                 <w:szCs w:val="28"/>
               </w:rPr>
             </w:pPr>
-            <w:proofErr w:type="spellStart"/>
-            <w:proofErr w:type="gramStart"/>
             <w:r>
               <w:rPr>
                 <w:rFonts w:ascii="Times New Roman" w:hAnsi="Times New Roman" w:cs="Times New Roman"/>
                 <w:sz w:val="28"/>
                 <w:szCs w:val="28"/>
               </w:rPr>
-              <w:t>id</w:t>
+              <w:t>id_user</w:t>
             </w:r>
-            <w:proofErr w:type="gramEnd"/>
-            <w:r>
-              <w:rPr>
-                <w:rFonts w:ascii="Times New Roman" w:hAnsi="Times New Roman" w:cs="Times New Roman"/>
-                <w:sz w:val="28"/>
-                <w:szCs w:val="28"/>
-              </w:rPr>
-              <w:t>_user</w:t>
-            </w:r>
-            <w:proofErr w:type="spellEnd"/>
           </w:p>
         </w:tc>
         <w:tc>
@@ -31314,33 +29648,13 @@
                 <w:szCs w:val="28"/>
               </w:rPr>
             </w:pPr>
-            <w:proofErr w:type="spellStart"/>
-            <w:proofErr w:type="gramStart"/>
             <w:r>
               <w:rPr>
                 <w:rFonts w:ascii="Times New Roman" w:hAnsi="Times New Roman" w:cs="Times New Roman"/>
                 <w:sz w:val="28"/>
                 <w:szCs w:val="28"/>
               </w:rPr>
-              <w:t>int</w:t>
-            </w:r>
-            <w:proofErr w:type="spellEnd"/>
-            <w:r>
-              <w:rPr>
-                <w:rFonts w:ascii="Times New Roman" w:hAnsi="Times New Roman" w:cs="Times New Roman"/>
-                <w:sz w:val="28"/>
-                <w:szCs w:val="28"/>
-              </w:rPr>
-              <w:t>(</w:t>
-            </w:r>
-            <w:proofErr w:type="gramEnd"/>
-            <w:r>
-              <w:rPr>
-                <w:rFonts w:ascii="Times New Roman" w:hAnsi="Times New Roman" w:cs="Times New Roman"/>
-                <w:sz w:val="28"/>
-                <w:szCs w:val="28"/>
-              </w:rPr>
-              <w:t>11)</w:t>
+              <w:t>int(11)</w:t>
             </w:r>
           </w:p>
         </w:tc>
@@ -31392,26 +29706,14 @@
                 <w:szCs w:val="28"/>
               </w:rPr>
             </w:pPr>
-            <w:proofErr w:type="spellStart"/>
-            <w:proofErr w:type="gramStart"/>
             <w:r>
               <w:rPr>
                 <w:rFonts w:ascii="Times New Roman" w:hAnsi="Times New Roman" w:cs="Times New Roman"/>
                 <w:sz w:val="28"/>
                 <w:szCs w:val="28"/>
               </w:rPr>
-              <w:t>prix</w:t>
+              <w:t>prix_vente_unitaire</w:t>
             </w:r>
-            <w:proofErr w:type="gramEnd"/>
-            <w:r>
-              <w:rPr>
-                <w:rFonts w:ascii="Times New Roman" w:hAnsi="Times New Roman" w:cs="Times New Roman"/>
-                <w:sz w:val="28"/>
-                <w:szCs w:val="28"/>
-              </w:rPr>
-              <w:t>_vente_unitaire</w:t>
-            </w:r>
-            <w:proofErr w:type="spellEnd"/>
           </w:p>
         </w:tc>
         <w:tc>
@@ -31456,33 +29758,13 @@
                 <w:szCs w:val="28"/>
               </w:rPr>
             </w:pPr>
-            <w:proofErr w:type="spellStart"/>
-            <w:proofErr w:type="gramStart"/>
             <w:r>
               <w:rPr>
                 <w:rFonts w:ascii="Times New Roman" w:hAnsi="Times New Roman" w:cs="Times New Roman"/>
                 <w:sz w:val="28"/>
                 <w:szCs w:val="28"/>
               </w:rPr>
-              <w:t>Decimal</w:t>
-            </w:r>
-            <w:proofErr w:type="spellEnd"/>
-            <w:r>
-              <w:rPr>
-                <w:rFonts w:ascii="Times New Roman" w:hAnsi="Times New Roman" w:cs="Times New Roman"/>
-                <w:sz w:val="28"/>
-                <w:szCs w:val="28"/>
-              </w:rPr>
-              <w:t>(</w:t>
-            </w:r>
-            <w:proofErr w:type="gramEnd"/>
-            <w:r>
-              <w:rPr>
-                <w:rFonts w:ascii="Times New Roman" w:hAnsi="Times New Roman" w:cs="Times New Roman"/>
-                <w:sz w:val="28"/>
-                <w:szCs w:val="28"/>
-              </w:rPr>
-              <w:t>10,2)</w:t>
+              <w:t>Decimal(10,2)</w:t>
             </w:r>
           </w:p>
         </w:tc>
@@ -31534,26 +29816,14 @@
                 <w:szCs w:val="28"/>
               </w:rPr>
             </w:pPr>
-            <w:proofErr w:type="spellStart"/>
-            <w:proofErr w:type="gramStart"/>
             <w:r>
               <w:rPr>
                 <w:rFonts w:ascii="Times New Roman" w:hAnsi="Times New Roman" w:cs="Times New Roman"/>
                 <w:sz w:val="28"/>
                 <w:szCs w:val="28"/>
               </w:rPr>
-              <w:t>total</w:t>
+              <w:t>total_prix</w:t>
             </w:r>
-            <w:proofErr w:type="gramEnd"/>
-            <w:r>
-              <w:rPr>
-                <w:rFonts w:ascii="Times New Roman" w:hAnsi="Times New Roman" w:cs="Times New Roman"/>
-                <w:sz w:val="28"/>
-                <w:szCs w:val="28"/>
-              </w:rPr>
-              <w:t>_prix</w:t>
-            </w:r>
-            <w:proofErr w:type="spellEnd"/>
           </w:p>
         </w:tc>
         <w:tc>
@@ -31598,33 +29868,13 @@
                 <w:szCs w:val="28"/>
               </w:rPr>
             </w:pPr>
-            <w:proofErr w:type="spellStart"/>
-            <w:proofErr w:type="gramStart"/>
             <w:r>
               <w:rPr>
                 <w:rFonts w:ascii="Times New Roman" w:hAnsi="Times New Roman" w:cs="Times New Roman"/>
                 <w:sz w:val="28"/>
                 <w:szCs w:val="28"/>
               </w:rPr>
-              <w:t>Decimal</w:t>
-            </w:r>
-            <w:proofErr w:type="spellEnd"/>
-            <w:r>
-              <w:rPr>
-                <w:rFonts w:ascii="Times New Roman" w:hAnsi="Times New Roman" w:cs="Times New Roman"/>
-                <w:sz w:val="28"/>
-                <w:szCs w:val="28"/>
-              </w:rPr>
-              <w:t>(</w:t>
-            </w:r>
-            <w:proofErr w:type="gramEnd"/>
-            <w:r>
-              <w:rPr>
-                <w:rFonts w:ascii="Times New Roman" w:hAnsi="Times New Roman" w:cs="Times New Roman"/>
-                <w:sz w:val="28"/>
-                <w:szCs w:val="28"/>
-              </w:rPr>
-              <w:t>10,2)</w:t>
+              <w:t>Decimal(10,2)</w:t>
             </w:r>
           </w:p>
         </w:tc>
@@ -31691,6 +29941,439 @@
           <w:szCs w:val="28"/>
         </w:rPr>
       </w:pPr>
+    </w:p>
+    <w:p>
+      <w:pPr>
+        <w:pStyle w:val="ListParagraph"/>
+        <w:spacing w:after="0" w:line="276" w:lineRule="auto"/>
+        <w:rPr>
+          <w:rFonts w:ascii="Times New Roman" w:hAnsi="Times New Roman" w:cs="Times New Roman"/>
+          <w:b/>
+          <w:bCs/>
+          <w:sz w:val="28"/>
+          <w:szCs w:val="28"/>
+        </w:rPr>
+      </w:pPr>
+    </w:p>
+    <w:p>
+      <w:pPr>
+        <w:pStyle w:val="ListParagraph"/>
+        <w:spacing w:after="0" w:line="276" w:lineRule="auto"/>
+        <w:rPr>
+          <w:rFonts w:ascii="Times New Roman" w:hAnsi="Times New Roman" w:cs="Times New Roman"/>
+          <w:b/>
+          <w:bCs/>
+          <w:sz w:val="28"/>
+          <w:szCs w:val="28"/>
+        </w:rPr>
+      </w:pPr>
+    </w:p>
+    <w:p>
+      <w:pPr>
+        <w:pStyle w:val="ListParagraph"/>
+        <w:spacing w:after="0" w:line="276" w:lineRule="auto"/>
+        <w:rPr>
+          <w:rFonts w:ascii="Times New Roman" w:hAnsi="Times New Roman" w:cs="Times New Roman"/>
+          <w:b/>
+          <w:bCs/>
+          <w:sz w:val="28"/>
+          <w:szCs w:val="28"/>
+        </w:rPr>
+      </w:pPr>
+    </w:p>
+    <w:p>
+      <w:pPr>
+        <w:pStyle w:val="ListParagraph"/>
+        <w:spacing w:after="0" w:line="276" w:lineRule="auto"/>
+        <w:rPr>
+          <w:rFonts w:ascii="Times New Roman" w:hAnsi="Times New Roman" w:cs="Times New Roman"/>
+          <w:b/>
+          <w:bCs/>
+          <w:sz w:val="28"/>
+          <w:szCs w:val="28"/>
+        </w:rPr>
+      </w:pPr>
+    </w:p>
+    <w:p>
+      <w:pPr>
+        <w:pStyle w:val="ListParagraph"/>
+        <w:spacing w:after="0" w:line="276" w:lineRule="auto"/>
+        <w:rPr>
+          <w:rFonts w:ascii="Times New Roman" w:hAnsi="Times New Roman" w:cs="Times New Roman"/>
+          <w:b/>
+          <w:bCs/>
+          <w:sz w:val="28"/>
+          <w:szCs w:val="28"/>
+        </w:rPr>
+      </w:pPr>
+    </w:p>
+    <w:p>
+      <w:pPr>
+        <w:pStyle w:val="ListParagraph"/>
+        <w:spacing w:after="0" w:line="276" w:lineRule="auto"/>
+        <w:rPr>
+          <w:rFonts w:ascii="Times New Roman" w:hAnsi="Times New Roman" w:cs="Times New Roman"/>
+          <w:b/>
+          <w:bCs/>
+          <w:sz w:val="28"/>
+          <w:szCs w:val="28"/>
+        </w:rPr>
+      </w:pPr>
+    </w:p>
+    <w:p>
+      <w:pPr>
+        <w:pStyle w:val="ListParagraph"/>
+        <w:spacing w:after="0" w:line="276" w:lineRule="auto"/>
+        <w:rPr>
+          <w:rFonts w:ascii="Times New Roman" w:hAnsi="Times New Roman" w:cs="Times New Roman"/>
+          <w:b/>
+          <w:bCs/>
+          <w:sz w:val="28"/>
+          <w:szCs w:val="28"/>
+        </w:rPr>
+      </w:pPr>
+    </w:p>
+    <w:p>
+      <w:pPr>
+        <w:pStyle w:val="ListParagraph"/>
+        <w:spacing w:after="0" w:line="276" w:lineRule="auto"/>
+        <w:rPr>
+          <w:rFonts w:ascii="Times New Roman" w:hAnsi="Times New Roman" w:cs="Times New Roman"/>
+          <w:b/>
+          <w:bCs/>
+          <w:sz w:val="28"/>
+          <w:szCs w:val="28"/>
+        </w:rPr>
+      </w:pPr>
+    </w:p>
+    <w:p>
+      <w:pPr>
+        <w:pStyle w:val="ListParagraph"/>
+        <w:spacing w:after="0" w:line="276" w:lineRule="auto"/>
+        <w:rPr>
+          <w:rFonts w:ascii="Times New Roman" w:hAnsi="Times New Roman" w:cs="Times New Roman"/>
+          <w:b/>
+          <w:bCs/>
+          <w:sz w:val="28"/>
+          <w:szCs w:val="28"/>
+        </w:rPr>
+      </w:pPr>
+    </w:p>
+    <w:p>
+      <w:pPr>
+        <w:pStyle w:val="ListParagraph"/>
+        <w:spacing w:after="0" w:line="276" w:lineRule="auto"/>
+        <w:rPr>
+          <w:rFonts w:ascii="Times New Roman" w:hAnsi="Times New Roman" w:cs="Times New Roman"/>
+          <w:b/>
+          <w:bCs/>
+          <w:sz w:val="28"/>
+          <w:szCs w:val="28"/>
+        </w:rPr>
+      </w:pPr>
+    </w:p>
+    <w:p>
+      <w:pPr>
+        <w:pStyle w:val="ListParagraph"/>
+        <w:spacing w:after="0" w:line="276" w:lineRule="auto"/>
+        <w:rPr>
+          <w:rFonts w:ascii="Times New Roman" w:hAnsi="Times New Roman" w:cs="Times New Roman"/>
+          <w:b/>
+          <w:bCs/>
+          <w:sz w:val="28"/>
+          <w:szCs w:val="28"/>
+        </w:rPr>
+      </w:pPr>
+    </w:p>
+    <w:p>
+      <w:pPr>
+        <w:pStyle w:val="ListParagraph"/>
+        <w:spacing w:after="0" w:line="276" w:lineRule="auto"/>
+        <w:rPr>
+          <w:rFonts w:ascii="Times New Roman" w:hAnsi="Times New Roman" w:cs="Times New Roman"/>
+          <w:b/>
+          <w:bCs/>
+          <w:sz w:val="28"/>
+          <w:szCs w:val="28"/>
+        </w:rPr>
+      </w:pPr>
+    </w:p>
+    <w:p>
+      <w:pPr>
+        <w:pStyle w:val="ListParagraph"/>
+        <w:spacing w:after="0" w:line="276" w:lineRule="auto"/>
+        <w:rPr>
+          <w:rFonts w:ascii="Times New Roman" w:hAnsi="Times New Roman" w:cs="Times New Roman"/>
+          <w:b/>
+          <w:bCs/>
+          <w:sz w:val="28"/>
+          <w:szCs w:val="28"/>
+        </w:rPr>
+      </w:pPr>
+    </w:p>
+    <w:p>
+      <w:pPr>
+        <w:pStyle w:val="ListParagraph"/>
+        <w:spacing w:after="0" w:line="276" w:lineRule="auto"/>
+        <w:rPr>
+          <w:rFonts w:ascii="Times New Roman" w:hAnsi="Times New Roman" w:cs="Times New Roman"/>
+          <w:b/>
+          <w:bCs/>
+          <w:sz w:val="28"/>
+          <w:szCs w:val="28"/>
+        </w:rPr>
+      </w:pPr>
+    </w:p>
+    <w:p>
+      <w:pPr>
+        <w:pStyle w:val="ListParagraph"/>
+        <w:spacing w:after="0" w:line="276" w:lineRule="auto"/>
+        <w:rPr>
+          <w:rFonts w:ascii="Times New Roman" w:hAnsi="Times New Roman" w:cs="Times New Roman"/>
+          <w:b/>
+          <w:bCs/>
+          <w:sz w:val="28"/>
+          <w:szCs w:val="28"/>
+        </w:rPr>
+      </w:pPr>
+    </w:p>
+    <w:p>
+      <w:pPr>
+        <w:pStyle w:val="ListParagraph"/>
+        <w:spacing w:after="0" w:line="276" w:lineRule="auto"/>
+        <w:rPr>
+          <w:rFonts w:ascii="Times New Roman" w:hAnsi="Times New Roman" w:cs="Times New Roman"/>
+          <w:b/>
+          <w:bCs/>
+          <w:sz w:val="28"/>
+          <w:szCs w:val="28"/>
+        </w:rPr>
+      </w:pPr>
+    </w:p>
+    <w:p>
+      <w:pPr>
+        <w:pStyle w:val="ListParagraph"/>
+        <w:spacing w:after="0" w:line="276" w:lineRule="auto"/>
+        <w:rPr>
+          <w:rFonts w:ascii="Times New Roman" w:hAnsi="Times New Roman" w:cs="Times New Roman"/>
+          <w:b/>
+          <w:bCs/>
+          <w:sz w:val="28"/>
+          <w:szCs w:val="28"/>
+        </w:rPr>
+      </w:pPr>
+    </w:p>
+    <w:p>
+      <w:pPr>
+        <w:pStyle w:val="ListParagraph"/>
+        <w:spacing w:after="0" w:line="276" w:lineRule="auto"/>
+        <w:rPr>
+          <w:rFonts w:ascii="Times New Roman" w:hAnsi="Times New Roman" w:cs="Times New Roman"/>
+          <w:b/>
+          <w:bCs/>
+          <w:sz w:val="28"/>
+          <w:szCs w:val="28"/>
+        </w:rPr>
+      </w:pPr>
+    </w:p>
+    <w:p>
+      <w:pPr>
+        <w:pStyle w:val="ListParagraph"/>
+        <w:spacing w:after="0" w:line="276" w:lineRule="auto"/>
+        <w:rPr>
+          <w:rFonts w:ascii="Times New Roman" w:hAnsi="Times New Roman" w:cs="Times New Roman"/>
+          <w:b/>
+          <w:bCs/>
+          <w:sz w:val="28"/>
+          <w:szCs w:val="28"/>
+        </w:rPr>
+      </w:pPr>
+    </w:p>
+    <w:p>
+      <w:pPr>
+        <w:pStyle w:val="ListParagraph"/>
+        <w:spacing w:after="0" w:line="276" w:lineRule="auto"/>
+        <w:rPr>
+          <w:rFonts w:ascii="Times New Roman" w:hAnsi="Times New Roman" w:cs="Times New Roman"/>
+          <w:b/>
+          <w:bCs/>
+          <w:sz w:val="28"/>
+          <w:szCs w:val="28"/>
+        </w:rPr>
+      </w:pPr>
+    </w:p>
+    <w:p>
+      <w:pPr>
+        <w:pStyle w:val="ListParagraph"/>
+        <w:spacing w:after="0" w:line="276" w:lineRule="auto"/>
+        <w:rPr>
+          <w:rFonts w:ascii="Times New Roman" w:hAnsi="Times New Roman" w:cs="Times New Roman"/>
+          <w:b/>
+          <w:bCs/>
+          <w:sz w:val="28"/>
+          <w:szCs w:val="28"/>
+        </w:rPr>
+      </w:pPr>
+    </w:p>
+    <w:p>
+      <w:pPr>
+        <w:pStyle w:val="ListParagraph"/>
+        <w:spacing w:after="0" w:line="276" w:lineRule="auto"/>
+        <w:rPr>
+          <w:rFonts w:ascii="Times New Roman" w:hAnsi="Times New Roman" w:cs="Times New Roman"/>
+          <w:b/>
+          <w:bCs/>
+          <w:sz w:val="28"/>
+          <w:szCs w:val="28"/>
+        </w:rPr>
+      </w:pPr>
+      <w:r>
+        <w:rPr>
+          <w:rFonts w:ascii="Times New Roman" w:hAnsi="Times New Roman" w:cs="Times New Roman"/>
+          <w:noProof/>
+          <w:sz w:val="28"/>
+          <w:szCs w:val="28"/>
+        </w:rPr>
+        <mc:AlternateContent>
+          <mc:Choice Requires="wps">
+            <w:drawing>
+              <wp:anchor distT="0" distB="0" distL="114300" distR="114300" simplePos="0" relativeHeight="251690022" behindDoc="0" locked="0" layoutInCell="1" allowOverlap="1" wp14:anchorId="06F7481C" wp14:editId="5796124B">
+                <wp:simplePos x="0" y="0"/>
+                <wp:positionH relativeFrom="margin">
+                  <wp:posOffset>0</wp:posOffset>
+                </wp:positionH>
+                <wp:positionV relativeFrom="paragraph">
+                  <wp:posOffset>95250</wp:posOffset>
+                </wp:positionV>
+                <wp:extent cx="5179671" cy="891251"/>
+                <wp:effectExtent l="133350" t="95250" r="154940" b="118745"/>
+                <wp:wrapNone/>
+                <wp:docPr id="1457548787" name="Rectangle: Rounded Corners 6"/>
+                <wp:cNvGraphicFramePr/>
+                <a:graphic xmlns:a="http://schemas.openxmlformats.org/drawingml/2006/main">
+                  <a:graphicData uri="http://schemas.microsoft.com/office/word/2010/wordprocessingShape">
+                    <wps:wsp>
+                      <wps:cNvSpPr/>
+                      <wps:spPr>
+                        <a:xfrm>
+                          <a:off x="0" y="0"/>
+                          <a:ext cx="5179671" cy="891251"/>
+                        </a:xfrm>
+                        <a:prstGeom prst="roundRect">
+                          <a:avLst/>
+                        </a:prstGeom>
+                        <a:effectLst>
+                          <a:outerShdw blurRad="63500" sx="102000" sy="102000" algn="ctr" rotWithShape="0">
+                            <a:prstClr val="black">
+                              <a:alpha val="40000"/>
+                            </a:prstClr>
+                          </a:outerShdw>
+                        </a:effectLst>
+                        <a:scene3d>
+                          <a:camera prst="orthographicFront"/>
+                          <a:lightRig rig="threePt" dir="t"/>
+                        </a:scene3d>
+                        <a:sp3d>
+                          <a:bevelT w="139700" prst="cross"/>
+                        </a:sp3d>
+                      </wps:spPr>
+                      <wps:style>
+                        <a:lnRef idx="2">
+                          <a:schemeClr val="accent1">
+                            <a:shade val="15000"/>
+                          </a:schemeClr>
+                        </a:lnRef>
+                        <a:fillRef idx="1">
+                          <a:schemeClr val="accent1"/>
+                        </a:fillRef>
+                        <a:effectRef idx="0">
+                          <a:schemeClr val="accent1"/>
+                        </a:effectRef>
+                        <a:fontRef idx="minor">
+                          <a:schemeClr val="lt1"/>
+                        </a:fontRef>
+                      </wps:style>
+                      <wps:txbx>
+                        <w:txbxContent>
+                          <w:p>
+                            <w:pPr>
+                              <w:jc w:val="center"/>
+                              <w:rPr>
+                                <w:rFonts w:ascii="Times New Roman" w:hAnsi="Times New Roman" w:cs="Times New Roman"/>
+                                <w:b/>
+                                <w:bCs/>
+                                <w:sz w:val="28"/>
+                                <w:szCs w:val="28"/>
+                              </w:rPr>
+                            </w:pPr>
+                            <w:r>
+                              <w:rPr>
+                                <w:rFonts w:ascii="Times New Roman" w:hAnsi="Times New Roman" w:cs="Times New Roman"/>
+                                <w:b/>
+                                <w:bCs/>
+                                <w:sz w:val="28"/>
+                                <w:szCs w:val="28"/>
+                              </w:rPr>
+                              <w:t>CHAPITRE 2 : REALISATION DU CAHIER DE STAGE ET CONCEPTION DE CHOIX</w:t>
+                            </w:r>
+                          </w:p>
+                        </w:txbxContent>
+                      </wps:txbx>
+                      <wps:bodyPr rot="0" spcFirstLastPara="0" vertOverflow="overflow" horzOverflow="overflow" vert="horz" wrap="square" lIns="91440" tIns="45720" rIns="91440" bIns="45720" numCol="1" spcCol="0" rtlCol="0" fromWordArt="0" anchor="ctr" anchorCtr="0" forceAA="0" compatLnSpc="1">
+                        <a:prstTxWarp prst="textNoShape">
+                          <a:avLst/>
+                        </a:prstTxWarp>
+                        <a:noAutofit/>
+                      </wps:bodyPr>
+                    </wps:wsp>
+                  </a:graphicData>
+                </a:graphic>
+                <wp14:sizeRelH relativeFrom="margin">
+                  <wp14:pctWidth>0</wp14:pctWidth>
+                </wp14:sizeRelH>
+                <wp14:sizeRelV relativeFrom="margin">
+                  <wp14:pctHeight>0</wp14:pctHeight>
+                </wp14:sizeRelV>
+              </wp:anchor>
+            </w:drawing>
+          </mc:Choice>
+          <mc:Fallback>
+            <w:pict>
+              <v:roundrect w14:anchorId="06F7481C" id="_x0000_s1120" style="position:absolute;left:0;text-align:left;margin-left:0;margin-top:7.5pt;width:407.85pt;height:70.2pt;z-index:251690022;visibility:visible;mso-wrap-style:square;mso-width-percent:0;mso-height-percent:0;mso-wrap-distance-left:9pt;mso-wrap-distance-top:0;mso-wrap-distance-right:9pt;mso-wrap-distance-bottom:0;mso-position-horizontal:absolute;mso-position-horizontal-relative:margin;mso-position-vertical:absolute;mso-position-vertical-relative:text;mso-width-percent:0;mso-height-percent:0;mso-width-relative:margin;mso-height-relative:margin;v-text-anchor:middle" arcsize="10923f" o:gfxdata="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" fillcolor="#4472c4 [3204]" strokecolor="#09101d [484]" strokeweight="1pt">
+                <v:stroke joinstyle="miter"/>
+                <v:shadow on="t" type="perspective" color="black" opacity="26214f" offset="0,0" matrix="66847f,,,66847f"/>
+                <v:textbox>
+                  <w:txbxContent>
+                    <w:p>
+                      <w:pPr>
+                        <w:jc w:val="center"/>
+                        <w:rPr>
+                          <w:rFonts w:ascii="Times New Roman" w:hAnsi="Times New Roman" w:cs="Times New Roman"/>
+                          <w:b/>
+                          <w:bCs/>
+                          <w:sz w:val="28"/>
+                          <w:szCs w:val="28"/>
+                        </w:rPr>
+                      </w:pPr>
+                      <w:r>
+                        <w:rPr>
+                          <w:rFonts w:ascii="Times New Roman" w:hAnsi="Times New Roman" w:cs="Times New Roman"/>
+                          <w:b/>
+                          <w:bCs/>
+                          <w:sz w:val="28"/>
+                          <w:szCs w:val="28"/>
+                        </w:rPr>
+                        <w:t>CHAPITRE 2 : REALISATION DU CAHIER DE STAGE ET CONCEPTION DE CHOIX</w:t>
+                      </w:r>
+                    </w:p>
+                  </w:txbxContent>
+                </v:textbox>
+                <w10:wrap anchorx="margin"/>
+              </v:roundrect>
+            </w:pict>
+          </mc:Fallback>
+        </mc:AlternateContent>
+      </w:r>
     </w:p>
     <w:sectPr>
       <w:pgSz w:w="12240" w:h="15840"/>
